--- a/URD-nhóm-27.docx
+++ b/URD-nhóm-27.docx
@@ -472,6 +472,42 @@
         <w:rPr>
           <w:rFonts w:ascii="Times New Roman" w:hAnsi="Times New Roman"/>
         </w:rPr>
+        <w:fldChar w:fldCharType="begin"/>
+      </w:r>
+      <w:r>
+        <w:rPr>
+          <w:rFonts w:ascii="Times New Roman" w:hAnsi="Times New Roman"/>
+        </w:rPr>
+        <w:instrText xml:space="preserve"> INCLUDEPICTURE  "https://insacmau.com/wp-content/uploads/2023/02/logo-van-lang-896x1024.png" \* MERGEFORMATINET </w:instrText>
+      </w:r>
+      <w:r>
+        <w:rPr>
+          <w:rFonts w:ascii="Times New Roman" w:hAnsi="Times New Roman"/>
+        </w:rPr>
+        <w:fldChar w:fldCharType="separate"/>
+      </w:r>
+      <w:r>
+        <w:rPr>
+          <w:rFonts w:ascii="Times New Roman" w:hAnsi="Times New Roman"/>
+        </w:rPr>
+        <w:fldChar w:fldCharType="begin"/>
+      </w:r>
+      <w:r>
+        <w:rPr>
+          <w:rFonts w:ascii="Times New Roman" w:hAnsi="Times New Roman"/>
+        </w:rPr>
+        <w:instrText xml:space="preserve"> INCLUDEPICTURE  "https://insacmau.com/wp-content/uploads/2023/02/logo-van-lang-896x1024.png" \* MERGEFORMATINET </w:instrText>
+      </w:r>
+      <w:r>
+        <w:rPr>
+          <w:rFonts w:ascii="Times New Roman" w:hAnsi="Times New Roman"/>
+        </w:rPr>
+        <w:fldChar w:fldCharType="separate"/>
+      </w:r>
+      <w:r>
+        <w:rPr>
+          <w:rFonts w:ascii="Times New Roman" w:hAnsi="Times New Roman"/>
+        </w:rPr>
         <w:pict w14:anchorId="10835006">
           <v:shapetype id="_x0000_t75" coordsize="21600,21600" o:spt="75" o:preferrelative="t" path="m@4@5l@4@11@9@11@9@5xe" filled="f" stroked="f">
             <v:stroke joinstyle="miter"/>
@@ -496,6 +532,18 @@
             <v:imagedata r:id="rId9" r:href="rId10"/>
           </v:shape>
         </w:pict>
+      </w:r>
+      <w:r>
+        <w:rPr>
+          <w:rFonts w:ascii="Times New Roman" w:hAnsi="Times New Roman"/>
+        </w:rPr>
+        <w:fldChar w:fldCharType="end"/>
+      </w:r>
+      <w:r>
+        <w:rPr>
+          <w:rFonts w:ascii="Times New Roman" w:hAnsi="Times New Roman"/>
+        </w:rPr>
+        <w:fldChar w:fldCharType="end"/>
       </w:r>
       <w:r>
         <w:rPr>
@@ -2857,6 +2905,15 @@
           <w:color w:val="000000"/>
           <w:sz w:val="26"/>
           <w:szCs w:val="26"/>
+          <w:lang w:val="en-US"/>
+        </w:rPr>
+        <w:t xml:space="preserve"> </w:t>
+      </w:r>
+      <w:r>
+        <w:rPr>
+          <w:color w:val="000000"/>
+          <w:sz w:val="26"/>
+          <w:szCs w:val="26"/>
         </w:rPr>
         <w:t>MỤC ĐÍCH TÀI LIỆU</w:t>
       </w:r>
@@ -4580,7 +4637,6 @@
           <w:rFonts w:ascii="Times New Roman" w:hAnsi="Times New Roman" w:cs="Times New Roman"/>
           <w:sz w:val="26"/>
           <w:szCs w:val="26"/>
-          <w:lang w:val="vi-VN"/>
         </w:rPr>
       </w:pPr>
       <w:r>
@@ -4592,6 +4648,40 @@
         </w:rPr>
         <w:br/>
       </w:r>
+      <w:r>
+        <w:rPr>
+          <w:rFonts w:ascii="Times New Roman" w:hAnsi="Times New Roman" w:cs="Times New Roman"/>
+          <w:sz w:val="26"/>
+          <w:szCs w:val="26"/>
+        </w:rPr>
+        <w:br/>
+      </w:r>
+    </w:p>
+    <w:p>
+      <w:pPr>
+        <w:rPr>
+          <w:rFonts w:ascii="Times New Roman" w:hAnsi="Times New Roman" w:cs="Times New Roman"/>
+          <w:sz w:val="26"/>
+          <w:szCs w:val="26"/>
+        </w:rPr>
+      </w:pPr>
+      <w:r>
+        <w:rPr>
+          <w:rFonts w:ascii="Times New Roman" w:hAnsi="Times New Roman" w:cs="Times New Roman"/>
+          <w:sz w:val="26"/>
+          <w:szCs w:val="26"/>
+        </w:rPr>
+        <w:br w:type="page"/>
+      </w:r>
+    </w:p>
+    <w:p>
+      <w:pPr>
+        <w:rPr>
+          <w:rFonts w:ascii="Times New Roman" w:hAnsi="Times New Roman" w:cs="Times New Roman"/>
+          <w:sz w:val="26"/>
+          <w:szCs w:val="26"/>
+        </w:rPr>
+      </w:pPr>
     </w:p>
     <w:p>
       <w:pPr>
@@ -4690,8 +4780,8 @@
       <w:tblGrid>
         <w:gridCol w:w="950"/>
         <w:gridCol w:w="2251"/>
-        <w:gridCol w:w="1270"/>
-        <w:gridCol w:w="2593"/>
+        <w:gridCol w:w="1350"/>
+        <w:gridCol w:w="2879"/>
       </w:tblGrid>
       <w:tr>
         <w:tc>
@@ -4897,15 +4987,7 @@
                 <w:sz w:val="24"/>
                 <w:szCs w:val="24"/>
               </w:rPr>
-              <w:t>UC-</w:t>
-            </w:r>
-            <w:r>
-              <w:rPr>
-                <w:rFonts w:ascii="Times New Roman" w:eastAsia="Times New Roman" w:hAnsi="Times New Roman" w:cs="Times New Roman"/>
-                <w:sz w:val="24"/>
-                <w:szCs w:val="24"/>
-              </w:rPr>
-              <w:t>ST</w:t>
+              <w:t>UC-ST</w:t>
             </w:r>
           </w:p>
           <w:p>
@@ -4993,16 +5075,7 @@
                 <w:sz w:val="24"/>
                 <w:szCs w:val="24"/>
               </w:rPr>
-              <w:t>UC-</w:t>
-            </w:r>
-            <w:r>
-              <w:rPr>
-                <w:rFonts w:ascii="Times New Roman" w:eastAsia="Times New Roman" w:hAnsi="Times New Roman" w:cs="Times New Roman"/>
-                <w:color w:val="000000"/>
-                <w:sz w:val="24"/>
-                <w:szCs w:val="24"/>
-              </w:rPr>
-              <w:t>ST</w:t>
+              <w:t>UC-ST</w:t>
             </w:r>
             <w:r>
               <w:rPr>
@@ -5104,7 +5177,6 @@
             <w:tcW w:w="0" w:type="auto"/>
             <w:vMerge/>
             <w:tcBorders>
-              <w:top w:val="single" w:sz="4" w:space="0" w:color="000000"/>
               <w:left w:val="single" w:sz="4" w:space="0" w:color="000000"/>
               <w:right w:val="single" w:sz="4" w:space="0" w:color="000000"/>
             </w:tcBorders>
@@ -5258,8 +5330,8 @@
         <w:tc>
           <w:tcPr>
             <w:tcW w:w="0" w:type="auto"/>
-            <w:tcBorders>
-              <w:top w:val="single" w:sz="4" w:space="0" w:color="000000"/>
+            <w:vMerge/>
+            <w:tcBorders>
               <w:left w:val="single" w:sz="4" w:space="0" w:color="000000"/>
               <w:bottom w:val="single" w:sz="4" w:space="0" w:color="auto"/>
               <w:right w:val="single" w:sz="4" w:space="0" w:color="000000"/>
@@ -5388,7 +5460,6 @@
             <w:tcBorders>
               <w:top w:val="single" w:sz="4" w:space="0" w:color="auto"/>
               <w:left w:val="single" w:sz="4" w:space="0" w:color="auto"/>
-              <w:bottom w:val="single" w:sz="4" w:space="0" w:color="000000"/>
               <w:right w:val="single" w:sz="4" w:space="0" w:color="000000"/>
             </w:tcBorders>
             <w:tcMar>
@@ -5416,7 +5487,7 @@
                 <w:sz w:val="24"/>
                 <w:szCs w:val="24"/>
               </w:rPr>
-              <w:t>UC-PL</w:t>
+              <w:t>2</w:t>
             </w:r>
           </w:p>
         </w:tc>
@@ -5427,7 +5498,6 @@
             <w:tcBorders>
               <w:top w:val="single" w:sz="4" w:space="0" w:color="auto"/>
               <w:left w:val="single" w:sz="4" w:space="0" w:color="000000"/>
-              <w:bottom w:val="single" w:sz="4" w:space="0" w:color="000000"/>
               <w:right w:val="single" w:sz="4" w:space="0" w:color="000000"/>
             </w:tcBorders>
             <w:tcMar>
@@ -5581,9 +5651,7 @@
             <w:tcW w:w="0" w:type="auto"/>
             <w:vMerge/>
             <w:tcBorders>
-              <w:top w:val="single" w:sz="4" w:space="0" w:color="000000"/>
               <w:left w:val="single" w:sz="4" w:space="0" w:color="auto"/>
-              <w:bottom w:val="single" w:sz="4" w:space="0" w:color="000000"/>
               <w:right w:val="single" w:sz="4" w:space="0" w:color="000000"/>
             </w:tcBorders>
             <w:vAlign w:val="center"/>
@@ -5606,9 +5674,7 @@
             <w:tcW w:w="0" w:type="auto"/>
             <w:vMerge/>
             <w:tcBorders>
-              <w:top w:val="single" w:sz="4" w:space="0" w:color="000000"/>
               <w:left w:val="single" w:sz="4" w:space="0" w:color="000000"/>
-              <w:bottom w:val="single" w:sz="4" w:space="0" w:color="000000"/>
               <w:right w:val="single" w:sz="4" w:space="0" w:color="000000"/>
             </w:tcBorders>
             <w:vAlign w:val="center"/>
@@ -5732,7 +5798,7 @@
                 <w:sz w:val="24"/>
                 <w:szCs w:val="24"/>
               </w:rPr>
-              <w:t>Chiêu mộ binh lính</w:t>
+              <w:t>Chiêu mộ nhân vật</w:t>
             </w:r>
           </w:p>
         </w:tc>
@@ -5746,9 +5812,7 @@
             <w:tcW w:w="0" w:type="auto"/>
             <w:vMerge/>
             <w:tcBorders>
-              <w:top w:val="single" w:sz="4" w:space="0" w:color="000000"/>
               <w:left w:val="single" w:sz="4" w:space="0" w:color="auto"/>
-              <w:bottom w:val="single" w:sz="4" w:space="0" w:color="000000"/>
               <w:right w:val="single" w:sz="4" w:space="0" w:color="000000"/>
             </w:tcBorders>
             <w:vAlign w:val="center"/>
@@ -5771,9 +5835,7 @@
             <w:tcW w:w="0" w:type="auto"/>
             <w:vMerge/>
             <w:tcBorders>
-              <w:top w:val="single" w:sz="4" w:space="0" w:color="000000"/>
               <w:left w:val="single" w:sz="4" w:space="0" w:color="000000"/>
-              <w:bottom w:val="single" w:sz="4" w:space="0" w:color="000000"/>
               <w:right w:val="single" w:sz="4" w:space="0" w:color="000000"/>
             </w:tcBorders>
             <w:vAlign w:val="center"/>
@@ -5897,7 +5959,7 @@
                 <w:sz w:val="24"/>
                 <w:szCs w:val="24"/>
               </w:rPr>
-              <w:t>Nâng cấp binh lính</w:t>
+              <w:t>Nâng cấp nhân vật</w:t>
             </w:r>
           </w:p>
         </w:tc>
@@ -5911,9 +5973,7 @@
             <w:tcW w:w="0" w:type="auto"/>
             <w:vMerge/>
             <w:tcBorders>
-              <w:top w:val="single" w:sz="4" w:space="0" w:color="000000"/>
               <w:left w:val="single" w:sz="4" w:space="0" w:color="auto"/>
-              <w:bottom w:val="single" w:sz="4" w:space="0" w:color="000000"/>
               <w:right w:val="single" w:sz="4" w:space="0" w:color="000000"/>
             </w:tcBorders>
             <w:vAlign w:val="center"/>
@@ -5936,9 +5996,7 @@
             <w:tcW w:w="0" w:type="auto"/>
             <w:vMerge/>
             <w:tcBorders>
-              <w:top w:val="single" w:sz="4" w:space="0" w:color="000000"/>
               <w:left w:val="single" w:sz="4" w:space="0" w:color="000000"/>
-              <w:bottom w:val="single" w:sz="4" w:space="0" w:color="000000"/>
               <w:right w:val="single" w:sz="4" w:space="0" w:color="000000"/>
             </w:tcBorders>
             <w:vAlign w:val="center"/>
@@ -6062,27 +6120,24 @@
                 <w:sz w:val="24"/>
                 <w:szCs w:val="24"/>
               </w:rPr>
-              <w:t>Quản lý binh lính</w:t>
+              <w:t>Quản lý nhân vật</w:t>
             </w:r>
           </w:p>
         </w:tc>
       </w:tr>
       <w:tr>
         <w:trPr>
-          <w:trHeight w:val="240"/>
+          <w:trHeight w:val="499"/>
         </w:trPr>
         <w:tc>
           <w:tcPr>
             <w:tcW w:w="0" w:type="auto"/>
             <w:vMerge/>
             <w:tcBorders>
-              <w:top w:val="single" w:sz="4" w:space="0" w:color="000000"/>
               <w:left w:val="single" w:sz="4" w:space="0" w:color="auto"/>
-              <w:bottom w:val="single" w:sz="4" w:space="0" w:color="000000"/>
               <w:right w:val="single" w:sz="4" w:space="0" w:color="000000"/>
             </w:tcBorders>
             <w:vAlign w:val="center"/>
-            <w:hideMark/>
           </w:tcPr>
           <w:p>
             <w:pPr>
@@ -6100,44 +6155,40 @@
           <w:tcPr>
             <w:tcW w:w="0" w:type="auto"/>
             <w:vMerge/>
+            <w:tcBorders>
+              <w:left w:val="single" w:sz="4" w:space="0" w:color="000000"/>
+              <w:right w:val="single" w:sz="4" w:space="0" w:color="000000"/>
+            </w:tcBorders>
+            <w:vAlign w:val="center"/>
+          </w:tcPr>
+          <w:p>
+            <w:pPr>
+              <w:spacing w:after="0" w:line="240" w:lineRule="auto"/>
+              <w:jc w:val="center"/>
+              <w:rPr>
+                <w:rFonts w:ascii="Times New Roman" w:eastAsia="Times New Roman" w:hAnsi="Times New Roman" w:cs="Times New Roman"/>
+                <w:sz w:val="24"/>
+                <w:szCs w:val="24"/>
+              </w:rPr>
+            </w:pPr>
+          </w:p>
+        </w:tc>
+        <w:tc>
+          <w:tcPr>
+            <w:tcW w:w="0" w:type="auto"/>
             <w:tcBorders>
               <w:top w:val="single" w:sz="4" w:space="0" w:color="000000"/>
               <w:left w:val="single" w:sz="4" w:space="0" w:color="000000"/>
               <w:bottom w:val="single" w:sz="4" w:space="0" w:color="000000"/>
               <w:right w:val="single" w:sz="4" w:space="0" w:color="000000"/>
             </w:tcBorders>
+            <w:tcMar>
+              <w:top w:w="0" w:type="dxa"/>
+              <w:left w:w="108" w:type="dxa"/>
+              <w:bottom w:w="0" w:type="dxa"/>
+              <w:right w:w="108" w:type="dxa"/>
+            </w:tcMar>
             <w:vAlign w:val="center"/>
-            <w:hideMark/>
-          </w:tcPr>
-          <w:p>
-            <w:pPr>
-              <w:spacing w:after="0" w:line="240" w:lineRule="auto"/>
-              <w:jc w:val="center"/>
-              <w:rPr>
-                <w:rFonts w:ascii="Times New Roman" w:eastAsia="Times New Roman" w:hAnsi="Times New Roman" w:cs="Times New Roman"/>
-                <w:sz w:val="24"/>
-                <w:szCs w:val="24"/>
-              </w:rPr>
-            </w:pPr>
-          </w:p>
-        </w:tc>
-        <w:tc>
-          <w:tcPr>
-            <w:tcW w:w="0" w:type="auto"/>
-            <w:tcBorders>
-              <w:top w:val="single" w:sz="4" w:space="0" w:color="000000"/>
-              <w:left w:val="single" w:sz="4" w:space="0" w:color="000000"/>
-              <w:bottom w:val="single" w:sz="4" w:space="0" w:color="000000"/>
-              <w:right w:val="single" w:sz="4" w:space="0" w:color="000000"/>
-            </w:tcBorders>
-            <w:tcMar>
-              <w:top w:w="0" w:type="dxa"/>
-              <w:left w:w="108" w:type="dxa"/>
-              <w:bottom w:w="0" w:type="dxa"/>
-              <w:right w:w="108" w:type="dxa"/>
-            </w:tcMar>
-            <w:vAlign w:val="center"/>
-            <w:hideMark/>
           </w:tcPr>
           <w:p>
             <w:pPr>
@@ -6145,45 +6196,19 @@
               <w:jc w:val="center"/>
               <w:rPr>
                 <w:rFonts w:ascii="Times New Roman" w:eastAsia="Times New Roman" w:hAnsi="Times New Roman" w:cs="Times New Roman"/>
-                <w:sz w:val="24"/>
-                <w:szCs w:val="24"/>
-              </w:rPr>
-            </w:pPr>
-            <w:r>
-              <w:rPr>
-                <w:rFonts w:ascii="Times New Roman" w:eastAsia="Times New Roman" w:hAnsi="Times New Roman" w:cs="Times New Roman"/>
-                <w:color w:val="000000"/>
-                <w:sz w:val="24"/>
-                <w:szCs w:val="24"/>
-              </w:rPr>
-              <w:t>UC</w:t>
-            </w:r>
-            <w:r>
-              <w:rPr>
-                <w:rFonts w:ascii="Times New Roman" w:eastAsia="Times New Roman" w:hAnsi="Times New Roman" w:cs="Times New Roman"/>
-                <w:color w:val="000000"/>
-                <w:sz w:val="24"/>
-                <w:szCs w:val="24"/>
-              </w:rPr>
-              <w:t>-</w:t>
-            </w:r>
-            <w:r>
-              <w:rPr>
-                <w:rFonts w:ascii="Times New Roman" w:eastAsia="Times New Roman" w:hAnsi="Times New Roman" w:cs="Times New Roman"/>
-                <w:color w:val="000000"/>
-                <w:sz w:val="24"/>
-                <w:szCs w:val="24"/>
-              </w:rPr>
-              <w:t>PL</w:t>
-            </w:r>
-            <w:r>
-              <w:rPr>
-                <w:rFonts w:ascii="Times New Roman" w:eastAsia="Times New Roman" w:hAnsi="Times New Roman" w:cs="Times New Roman"/>
-                <w:color w:val="000000"/>
-                <w:sz w:val="24"/>
-                <w:szCs w:val="24"/>
-              </w:rPr>
-              <w:t>-05</w:t>
+                <w:color w:val="000000"/>
+                <w:sz w:val="24"/>
+                <w:szCs w:val="24"/>
+              </w:rPr>
+            </w:pPr>
+            <w:r>
+              <w:rPr>
+                <w:rFonts w:ascii="Times New Roman" w:eastAsia="Times New Roman" w:hAnsi="Times New Roman" w:cs="Times New Roman"/>
+                <w:color w:val="000000"/>
+                <w:sz w:val="24"/>
+                <w:szCs w:val="24"/>
+              </w:rPr>
+              <w:t>UC-PL-05</w:t>
             </w:r>
           </w:p>
         </w:tc>
@@ -6203,7 +6228,6 @@
               <w:right w:w="108" w:type="dxa"/>
             </w:tcMar>
             <w:vAlign w:val="center"/>
-            <w:hideMark/>
           </w:tcPr>
           <w:p>
             <w:pPr>
@@ -6227,27 +6251,24 @@
                 <w:sz w:val="24"/>
                 <w:szCs w:val="24"/>
               </w:rPr>
-              <w:t>Chọn chế độ chơi</w:t>
+              <w:t>Xem Nhân Vật</w:t>
             </w:r>
           </w:p>
         </w:tc>
       </w:tr>
       <w:tr>
         <w:trPr>
-          <w:trHeight w:val="617"/>
+          <w:trHeight w:val="499"/>
         </w:trPr>
         <w:tc>
           <w:tcPr>
             <w:tcW w:w="0" w:type="auto"/>
             <w:vMerge/>
             <w:tcBorders>
-              <w:top w:val="single" w:sz="4" w:space="0" w:color="000000"/>
               <w:left w:val="single" w:sz="4" w:space="0" w:color="auto"/>
-              <w:bottom w:val="single" w:sz="4" w:space="0" w:color="auto"/>
               <w:right w:val="single" w:sz="4" w:space="0" w:color="000000"/>
             </w:tcBorders>
             <w:vAlign w:val="center"/>
-            <w:hideMark/>
           </w:tcPr>
           <w:p>
             <w:pPr>
@@ -6266,13 +6287,10 @@
             <w:tcW w:w="0" w:type="auto"/>
             <w:vMerge/>
             <w:tcBorders>
-              <w:top w:val="single" w:sz="4" w:space="0" w:color="000000"/>
               <w:left w:val="single" w:sz="4" w:space="0" w:color="000000"/>
-              <w:bottom w:val="single" w:sz="4" w:space="0" w:color="auto"/>
               <w:right w:val="single" w:sz="4" w:space="0" w:color="000000"/>
             </w:tcBorders>
             <w:vAlign w:val="center"/>
-            <w:hideMark/>
           </w:tcPr>
           <w:p>
             <w:pPr>
@@ -6302,7 +6320,6 @@
               <w:right w:w="108" w:type="dxa"/>
             </w:tcMar>
             <w:vAlign w:val="center"/>
-            <w:hideMark/>
           </w:tcPr>
           <w:p>
             <w:pPr>
@@ -6310,45 +6327,19 @@
               <w:jc w:val="center"/>
               <w:rPr>
                 <w:rFonts w:ascii="Times New Roman" w:eastAsia="Times New Roman" w:hAnsi="Times New Roman" w:cs="Times New Roman"/>
-                <w:sz w:val="24"/>
-                <w:szCs w:val="24"/>
-              </w:rPr>
-            </w:pPr>
-            <w:r>
-              <w:rPr>
-                <w:rFonts w:ascii="Times New Roman" w:eastAsia="Times New Roman" w:hAnsi="Times New Roman" w:cs="Times New Roman"/>
-                <w:color w:val="000000"/>
-                <w:sz w:val="24"/>
-                <w:szCs w:val="24"/>
-              </w:rPr>
-              <w:t>UC</w:t>
-            </w:r>
-            <w:r>
-              <w:rPr>
-                <w:rFonts w:ascii="Times New Roman" w:eastAsia="Times New Roman" w:hAnsi="Times New Roman" w:cs="Times New Roman"/>
-                <w:color w:val="000000"/>
-                <w:sz w:val="24"/>
-                <w:szCs w:val="24"/>
-              </w:rPr>
-              <w:t>-</w:t>
-            </w:r>
-            <w:r>
-              <w:rPr>
-                <w:rFonts w:ascii="Times New Roman" w:eastAsia="Times New Roman" w:hAnsi="Times New Roman" w:cs="Times New Roman"/>
-                <w:color w:val="000000"/>
-                <w:sz w:val="24"/>
-                <w:szCs w:val="24"/>
-              </w:rPr>
-              <w:t>PL</w:t>
-            </w:r>
-            <w:r>
-              <w:rPr>
-                <w:rFonts w:ascii="Times New Roman" w:eastAsia="Times New Roman" w:hAnsi="Times New Roman" w:cs="Times New Roman"/>
-                <w:color w:val="000000"/>
-                <w:sz w:val="24"/>
-                <w:szCs w:val="24"/>
-              </w:rPr>
-              <w:t>-06</w:t>
+                <w:color w:val="000000"/>
+                <w:sz w:val="24"/>
+                <w:szCs w:val="24"/>
+              </w:rPr>
+            </w:pPr>
+            <w:r>
+              <w:rPr>
+                <w:rFonts w:ascii="Times New Roman" w:eastAsia="Times New Roman" w:hAnsi="Times New Roman" w:cs="Times New Roman"/>
+                <w:color w:val="000000"/>
+                <w:sz w:val="24"/>
+                <w:szCs w:val="24"/>
+              </w:rPr>
+              <w:t>UC-PL-06</w:t>
             </w:r>
           </w:p>
         </w:tc>
@@ -6368,7 +6359,6 @@
               <w:right w:w="108" w:type="dxa"/>
             </w:tcMar>
             <w:vAlign w:val="center"/>
-            <w:hideMark/>
           </w:tcPr>
           <w:p>
             <w:pPr>
@@ -6392,25 +6382,25 @@
                 <w:sz w:val="24"/>
                 <w:szCs w:val="24"/>
               </w:rPr>
-              <w:t>Quản lý vật phẩm</w:t>
+              <w:t>Trang bị cho Nhân Vật</w:t>
             </w:r>
           </w:p>
         </w:tc>
       </w:tr>
       <w:tr>
         <w:trPr>
-          <w:trHeight w:val="617"/>
+          <w:trHeight w:val="240"/>
         </w:trPr>
         <w:tc>
           <w:tcPr>
             <w:tcW w:w="0" w:type="auto"/>
-            <w:tcBorders>
-              <w:top w:val="single" w:sz="4" w:space="0" w:color="000000"/>
+            <w:vMerge/>
+            <w:tcBorders>
               <w:left w:val="single" w:sz="4" w:space="0" w:color="auto"/>
-              <w:bottom w:val="single" w:sz="4" w:space="0" w:color="auto"/>
               <w:right w:val="single" w:sz="4" w:space="0" w:color="000000"/>
             </w:tcBorders>
             <w:vAlign w:val="center"/>
+            <w:hideMark/>
           </w:tcPr>
           <w:p>
             <w:pPr>
@@ -6427,17 +6417,47 @@
         <w:tc>
           <w:tcPr>
             <w:tcW w:w="0" w:type="auto"/>
+            <w:vMerge/>
+            <w:tcBorders>
+              <w:left w:val="single" w:sz="4" w:space="0" w:color="000000"/>
+              <w:right w:val="single" w:sz="4" w:space="0" w:color="000000"/>
+            </w:tcBorders>
+            <w:vAlign w:val="center"/>
+            <w:hideMark/>
+          </w:tcPr>
+          <w:p>
+            <w:pPr>
+              <w:spacing w:after="0" w:line="240" w:lineRule="auto"/>
+              <w:jc w:val="center"/>
+              <w:rPr>
+                <w:rFonts w:ascii="Times New Roman" w:eastAsia="Times New Roman" w:hAnsi="Times New Roman" w:cs="Times New Roman"/>
+                <w:sz w:val="24"/>
+                <w:szCs w:val="24"/>
+              </w:rPr>
+            </w:pPr>
+          </w:p>
+        </w:tc>
+        <w:tc>
+          <w:tcPr>
+            <w:tcW w:w="0" w:type="auto"/>
             <w:tcBorders>
               <w:top w:val="single" w:sz="4" w:space="0" w:color="000000"/>
               <w:left w:val="single" w:sz="4" w:space="0" w:color="000000"/>
-              <w:bottom w:val="single" w:sz="4" w:space="0" w:color="auto"/>
+              <w:bottom w:val="single" w:sz="4" w:space="0" w:color="000000"/>
               <w:right w:val="single" w:sz="4" w:space="0" w:color="000000"/>
             </w:tcBorders>
+            <w:tcMar>
+              <w:top w:w="0" w:type="dxa"/>
+              <w:left w:w="108" w:type="dxa"/>
+              <w:bottom w:w="0" w:type="dxa"/>
+              <w:right w:w="108" w:type="dxa"/>
+            </w:tcMar>
             <w:vAlign w:val="center"/>
-          </w:tcPr>
-          <w:p>
-            <w:pPr>
-              <w:spacing w:after="0" w:line="240" w:lineRule="auto"/>
+            <w:hideMark/>
+          </w:tcPr>
+          <w:p>
+            <w:pPr>
+              <w:spacing w:before="240" w:after="0" w:line="240" w:lineRule="auto"/>
               <w:jc w:val="center"/>
               <w:rPr>
                 <w:rFonts w:ascii="Times New Roman" w:eastAsia="Times New Roman" w:hAnsi="Times New Roman" w:cs="Times New Roman"/>
@@ -6445,6 +6465,51 @@
                 <w:szCs w:val="24"/>
               </w:rPr>
             </w:pPr>
+            <w:r>
+              <w:rPr>
+                <w:rFonts w:ascii="Times New Roman" w:eastAsia="Times New Roman" w:hAnsi="Times New Roman" w:cs="Times New Roman"/>
+                <w:color w:val="000000"/>
+                <w:sz w:val="24"/>
+                <w:szCs w:val="24"/>
+              </w:rPr>
+              <w:t>UC</w:t>
+            </w:r>
+            <w:r>
+              <w:rPr>
+                <w:rFonts w:ascii="Times New Roman" w:eastAsia="Times New Roman" w:hAnsi="Times New Roman" w:cs="Times New Roman"/>
+                <w:color w:val="000000"/>
+                <w:sz w:val="24"/>
+                <w:szCs w:val="24"/>
+              </w:rPr>
+              <w:t>-</w:t>
+            </w:r>
+            <w:r>
+              <w:rPr>
+                <w:rFonts w:ascii="Times New Roman" w:eastAsia="Times New Roman" w:hAnsi="Times New Roman" w:cs="Times New Roman"/>
+                <w:color w:val="000000"/>
+                <w:sz w:val="24"/>
+                <w:szCs w:val="24"/>
+              </w:rPr>
+              <w:t>PL</w:t>
+            </w:r>
+            <w:r>
+              <w:rPr>
+                <w:rFonts w:ascii="Times New Roman" w:eastAsia="Times New Roman" w:hAnsi="Times New Roman" w:cs="Times New Roman"/>
+                <w:color w:val="000000"/>
+                <w:sz w:val="24"/>
+                <w:szCs w:val="24"/>
+              </w:rPr>
+              <w:t>-0</w:t>
+            </w:r>
+            <w:r>
+              <w:rPr>
+                <w:rFonts w:ascii="Times New Roman" w:eastAsia="Times New Roman" w:hAnsi="Times New Roman" w:cs="Times New Roman"/>
+                <w:color w:val="000000"/>
+                <w:sz w:val="24"/>
+                <w:szCs w:val="24"/>
+              </w:rPr>
+              <w:t>7</w:t>
+            </w:r>
           </w:p>
         </w:tc>
         <w:tc>
@@ -6453,8 +6518,8 @@
             <w:tcBorders>
               <w:top w:val="single" w:sz="4" w:space="0" w:color="000000"/>
               <w:left w:val="single" w:sz="4" w:space="0" w:color="000000"/>
-              <w:bottom w:val="single" w:sz="4" w:space="0" w:color="auto"/>
-              <w:right w:val="single" w:sz="4" w:space="0" w:color="000000"/>
+              <w:bottom w:val="single" w:sz="4" w:space="0" w:color="000000"/>
+              <w:right w:val="single" w:sz="4" w:space="0" w:color="auto"/>
             </w:tcBorders>
             <w:tcMar>
               <w:top w:w="0" w:type="dxa"/>
@@ -6463,45 +6528,7 @@
               <w:right w:w="108" w:type="dxa"/>
             </w:tcMar>
             <w:vAlign w:val="center"/>
-          </w:tcPr>
-          <w:p>
-            <w:pPr>
-              <w:spacing w:before="240" w:after="0" w:line="240" w:lineRule="auto"/>
-              <w:jc w:val="center"/>
-              <w:rPr>
-                <w:rFonts w:ascii="Times New Roman" w:eastAsia="Times New Roman" w:hAnsi="Times New Roman" w:cs="Times New Roman"/>
-                <w:color w:val="000000"/>
-                <w:sz w:val="24"/>
-                <w:szCs w:val="24"/>
-              </w:rPr>
-            </w:pPr>
-            <w:r>
-              <w:rPr>
-                <w:rFonts w:ascii="Times New Roman" w:eastAsia="Times New Roman" w:hAnsi="Times New Roman" w:cs="Times New Roman"/>
-                <w:color w:val="000000"/>
-                <w:sz w:val="24"/>
-                <w:szCs w:val="24"/>
-              </w:rPr>
-              <w:t>UC-PL-07</w:t>
-            </w:r>
-          </w:p>
-        </w:tc>
-        <w:tc>
-          <w:tcPr>
-            <w:tcW w:w="0" w:type="auto"/>
-            <w:tcBorders>
-              <w:top w:val="single" w:sz="4" w:space="0" w:color="000000"/>
-              <w:left w:val="single" w:sz="4" w:space="0" w:color="000000"/>
-              <w:bottom w:val="single" w:sz="4" w:space="0" w:color="auto"/>
-              <w:right w:val="single" w:sz="4" w:space="0" w:color="auto"/>
-            </w:tcBorders>
-            <w:tcMar>
-              <w:top w:w="0" w:type="dxa"/>
-              <w:left w:w="108" w:type="dxa"/>
-              <w:bottom w:w="0" w:type="dxa"/>
-              <w:right w:w="108" w:type="dxa"/>
-            </w:tcMar>
-            <w:vAlign w:val="center"/>
+            <w:hideMark/>
           </w:tcPr>
           <w:p>
             <w:pPr>
@@ -6525,7 +6552,7 @@
                 <w:sz w:val="24"/>
                 <w:szCs w:val="24"/>
               </w:rPr>
-              <w:t>Chế tạo vũ khí</w:t>
+              <w:t>Quản lý vật phẩm</w:t>
             </w:r>
           </w:p>
         </w:tc>
@@ -6537,13 +6564,13 @@
         <w:tc>
           <w:tcPr>
             <w:tcW w:w="0" w:type="auto"/>
-            <w:tcBorders>
-              <w:top w:val="single" w:sz="4" w:space="0" w:color="000000"/>
+            <w:vMerge/>
+            <w:tcBorders>
               <w:left w:val="single" w:sz="4" w:space="0" w:color="auto"/>
-              <w:bottom w:val="single" w:sz="4" w:space="0" w:color="auto"/>
               <w:right w:val="single" w:sz="4" w:space="0" w:color="000000"/>
             </w:tcBorders>
             <w:vAlign w:val="center"/>
+            <w:hideMark/>
           </w:tcPr>
           <w:p>
             <w:pPr>
@@ -6560,17 +6587,47 @@
         <w:tc>
           <w:tcPr>
             <w:tcW w:w="0" w:type="auto"/>
+            <w:vMerge/>
+            <w:tcBorders>
+              <w:left w:val="single" w:sz="4" w:space="0" w:color="000000"/>
+              <w:right w:val="single" w:sz="4" w:space="0" w:color="000000"/>
+            </w:tcBorders>
+            <w:vAlign w:val="center"/>
+            <w:hideMark/>
+          </w:tcPr>
+          <w:p>
+            <w:pPr>
+              <w:spacing w:after="0" w:line="240" w:lineRule="auto"/>
+              <w:jc w:val="center"/>
+              <w:rPr>
+                <w:rFonts w:ascii="Times New Roman" w:eastAsia="Times New Roman" w:hAnsi="Times New Roman" w:cs="Times New Roman"/>
+                <w:sz w:val="24"/>
+                <w:szCs w:val="24"/>
+              </w:rPr>
+            </w:pPr>
+          </w:p>
+        </w:tc>
+        <w:tc>
+          <w:tcPr>
+            <w:tcW w:w="0" w:type="auto"/>
             <w:tcBorders>
               <w:top w:val="single" w:sz="4" w:space="0" w:color="000000"/>
               <w:left w:val="single" w:sz="4" w:space="0" w:color="000000"/>
-              <w:bottom w:val="single" w:sz="4" w:space="0" w:color="auto"/>
+              <w:bottom w:val="single" w:sz="4" w:space="0" w:color="000000"/>
               <w:right w:val="single" w:sz="4" w:space="0" w:color="000000"/>
             </w:tcBorders>
+            <w:tcMar>
+              <w:top w:w="0" w:type="dxa"/>
+              <w:left w:w="108" w:type="dxa"/>
+              <w:bottom w:w="0" w:type="dxa"/>
+              <w:right w:w="108" w:type="dxa"/>
+            </w:tcMar>
             <w:vAlign w:val="center"/>
-          </w:tcPr>
-          <w:p>
-            <w:pPr>
-              <w:spacing w:after="0" w:line="240" w:lineRule="auto"/>
+            <w:hideMark/>
+          </w:tcPr>
+          <w:p>
+            <w:pPr>
+              <w:spacing w:before="240" w:after="0" w:line="240" w:lineRule="auto"/>
               <w:jc w:val="center"/>
               <w:rPr>
                 <w:rFonts w:ascii="Times New Roman" w:eastAsia="Times New Roman" w:hAnsi="Times New Roman" w:cs="Times New Roman"/>
@@ -6578,6 +6635,51 @@
                 <w:szCs w:val="24"/>
               </w:rPr>
             </w:pPr>
+            <w:r>
+              <w:rPr>
+                <w:rFonts w:ascii="Times New Roman" w:eastAsia="Times New Roman" w:hAnsi="Times New Roman" w:cs="Times New Roman"/>
+                <w:color w:val="000000"/>
+                <w:sz w:val="24"/>
+                <w:szCs w:val="24"/>
+              </w:rPr>
+              <w:t>UC</w:t>
+            </w:r>
+            <w:r>
+              <w:rPr>
+                <w:rFonts w:ascii="Times New Roman" w:eastAsia="Times New Roman" w:hAnsi="Times New Roman" w:cs="Times New Roman"/>
+                <w:color w:val="000000"/>
+                <w:sz w:val="24"/>
+                <w:szCs w:val="24"/>
+              </w:rPr>
+              <w:t>-</w:t>
+            </w:r>
+            <w:r>
+              <w:rPr>
+                <w:rFonts w:ascii="Times New Roman" w:eastAsia="Times New Roman" w:hAnsi="Times New Roman" w:cs="Times New Roman"/>
+                <w:color w:val="000000"/>
+                <w:sz w:val="24"/>
+                <w:szCs w:val="24"/>
+              </w:rPr>
+              <w:t>PL</w:t>
+            </w:r>
+            <w:r>
+              <w:rPr>
+                <w:rFonts w:ascii="Times New Roman" w:eastAsia="Times New Roman" w:hAnsi="Times New Roman" w:cs="Times New Roman"/>
+                <w:color w:val="000000"/>
+                <w:sz w:val="24"/>
+                <w:szCs w:val="24"/>
+              </w:rPr>
+              <w:t>-0</w:t>
+            </w:r>
+            <w:r>
+              <w:rPr>
+                <w:rFonts w:ascii="Times New Roman" w:eastAsia="Times New Roman" w:hAnsi="Times New Roman" w:cs="Times New Roman"/>
+                <w:color w:val="000000"/>
+                <w:sz w:val="24"/>
+                <w:szCs w:val="24"/>
+              </w:rPr>
+              <w:t>8</w:t>
+            </w:r>
           </w:p>
         </w:tc>
         <w:tc>
@@ -6586,8 +6688,8 @@
             <w:tcBorders>
               <w:top w:val="single" w:sz="4" w:space="0" w:color="000000"/>
               <w:left w:val="single" w:sz="4" w:space="0" w:color="000000"/>
-              <w:bottom w:val="single" w:sz="4" w:space="0" w:color="auto"/>
-              <w:right w:val="single" w:sz="4" w:space="0" w:color="000000"/>
+              <w:bottom w:val="single" w:sz="4" w:space="0" w:color="000000"/>
+              <w:right w:val="single" w:sz="4" w:space="0" w:color="auto"/>
             </w:tcBorders>
             <w:tcMar>
               <w:top w:w="0" w:type="dxa"/>
@@ -6596,45 +6698,7 @@
               <w:right w:w="108" w:type="dxa"/>
             </w:tcMar>
             <w:vAlign w:val="center"/>
-          </w:tcPr>
-          <w:p>
-            <w:pPr>
-              <w:spacing w:before="240" w:after="0" w:line="240" w:lineRule="auto"/>
-              <w:jc w:val="center"/>
-              <w:rPr>
-                <w:rFonts w:ascii="Times New Roman" w:eastAsia="Times New Roman" w:hAnsi="Times New Roman" w:cs="Times New Roman"/>
-                <w:color w:val="000000"/>
-                <w:sz w:val="24"/>
-                <w:szCs w:val="24"/>
-              </w:rPr>
-            </w:pPr>
-            <w:r>
-              <w:rPr>
-                <w:rFonts w:ascii="Times New Roman" w:eastAsia="Times New Roman" w:hAnsi="Times New Roman" w:cs="Times New Roman"/>
-                <w:color w:val="000000"/>
-                <w:sz w:val="24"/>
-                <w:szCs w:val="24"/>
-              </w:rPr>
-              <w:t>UC-PL-08</w:t>
-            </w:r>
-          </w:p>
-        </w:tc>
-        <w:tc>
-          <w:tcPr>
-            <w:tcW w:w="0" w:type="auto"/>
-            <w:tcBorders>
-              <w:top w:val="single" w:sz="4" w:space="0" w:color="000000"/>
-              <w:left w:val="single" w:sz="4" w:space="0" w:color="000000"/>
-              <w:bottom w:val="single" w:sz="4" w:space="0" w:color="auto"/>
-              <w:right w:val="single" w:sz="4" w:space="0" w:color="auto"/>
-            </w:tcBorders>
-            <w:tcMar>
-              <w:top w:w="0" w:type="dxa"/>
-              <w:left w:w="108" w:type="dxa"/>
-              <w:bottom w:w="0" w:type="dxa"/>
-              <w:right w:w="108" w:type="dxa"/>
-            </w:tcMar>
-            <w:vAlign w:val="center"/>
+            <w:hideMark/>
           </w:tcPr>
           <w:p>
             <w:pPr>
@@ -6658,7 +6722,7 @@
                 <w:sz w:val="24"/>
                 <w:szCs w:val="24"/>
               </w:rPr>
-              <w:t>Chọn chơi nhanh</w:t>
+              <w:t>Chế tạo vũ khí</w:t>
             </w:r>
           </w:p>
         </w:tc>
@@ -6670,10 +6734,9 @@
         <w:tc>
           <w:tcPr>
             <w:tcW w:w="0" w:type="auto"/>
-            <w:tcBorders>
-              <w:top w:val="single" w:sz="4" w:space="0" w:color="000000"/>
+            <w:vMerge/>
+            <w:tcBorders>
               <w:left w:val="single" w:sz="4" w:space="0" w:color="auto"/>
-              <w:bottom w:val="single" w:sz="4" w:space="0" w:color="auto"/>
               <w:right w:val="single" w:sz="4" w:space="0" w:color="000000"/>
             </w:tcBorders>
             <w:vAlign w:val="center"/>
@@ -6693,10 +6756,9 @@
         <w:tc>
           <w:tcPr>
             <w:tcW w:w="0" w:type="auto"/>
-            <w:tcBorders>
-              <w:top w:val="single" w:sz="4" w:space="0" w:color="000000"/>
+            <w:vMerge/>
+            <w:tcBorders>
               <w:left w:val="single" w:sz="4" w:space="0" w:color="000000"/>
-              <w:bottom w:val="single" w:sz="4" w:space="0" w:color="auto"/>
               <w:right w:val="single" w:sz="4" w:space="0" w:color="000000"/>
             </w:tcBorders>
             <w:vAlign w:val="center"/>
@@ -6791,7 +6853,7 @@
                 <w:sz w:val="24"/>
                 <w:szCs w:val="24"/>
               </w:rPr>
-              <w:t>Chọn cốt truyện</w:t>
+              <w:t>Chọn chế độ chơi</w:t>
             </w:r>
           </w:p>
         </w:tc>
@@ -6803,10 +6865,31 @@
         <w:tc>
           <w:tcPr>
             <w:tcW w:w="0" w:type="auto"/>
-            <w:tcBorders>
-              <w:top w:val="single" w:sz="4" w:space="0" w:color="000000"/>
+            <w:vMerge/>
+            <w:tcBorders>
               <w:left w:val="single" w:sz="4" w:space="0" w:color="auto"/>
-              <w:bottom w:val="single" w:sz="4" w:space="0" w:color="auto"/>
+              <w:right w:val="single" w:sz="4" w:space="0" w:color="000000"/>
+            </w:tcBorders>
+            <w:vAlign w:val="center"/>
+          </w:tcPr>
+          <w:p>
+            <w:pPr>
+              <w:spacing w:after="0" w:line="240" w:lineRule="auto"/>
+              <w:jc w:val="center"/>
+              <w:rPr>
+                <w:rFonts w:ascii="Times New Roman" w:eastAsia="Times New Roman" w:hAnsi="Times New Roman" w:cs="Times New Roman"/>
+                <w:sz w:val="24"/>
+                <w:szCs w:val="24"/>
+              </w:rPr>
+            </w:pPr>
+          </w:p>
+        </w:tc>
+        <w:tc>
+          <w:tcPr>
+            <w:tcW w:w="0" w:type="auto"/>
+            <w:vMerge/>
+            <w:tcBorders>
+              <w:left w:val="single" w:sz="4" w:space="0" w:color="000000"/>
               <w:right w:val="single" w:sz="4" w:space="0" w:color="000000"/>
             </w:tcBorders>
             <w:vAlign w:val="center"/>
@@ -6832,29 +6915,6 @@
               <w:bottom w:val="single" w:sz="4" w:space="0" w:color="auto"/>
               <w:right w:val="single" w:sz="4" w:space="0" w:color="000000"/>
             </w:tcBorders>
-            <w:vAlign w:val="center"/>
-          </w:tcPr>
-          <w:p>
-            <w:pPr>
-              <w:spacing w:after="0" w:line="240" w:lineRule="auto"/>
-              <w:jc w:val="center"/>
-              <w:rPr>
-                <w:rFonts w:ascii="Times New Roman" w:eastAsia="Times New Roman" w:hAnsi="Times New Roman" w:cs="Times New Roman"/>
-                <w:sz w:val="24"/>
-                <w:szCs w:val="24"/>
-              </w:rPr>
-            </w:pPr>
-          </w:p>
-        </w:tc>
-        <w:tc>
-          <w:tcPr>
-            <w:tcW w:w="0" w:type="auto"/>
-            <w:tcBorders>
-              <w:top w:val="single" w:sz="4" w:space="0" w:color="000000"/>
-              <w:left w:val="single" w:sz="4" w:space="0" w:color="000000"/>
-              <w:bottom w:val="single" w:sz="4" w:space="0" w:color="auto"/>
-              <w:right w:val="single" w:sz="4" w:space="0" w:color="000000"/>
-            </w:tcBorders>
             <w:tcMar>
               <w:top w:w="0" w:type="dxa"/>
               <w:left w:w="108" w:type="dxa"/>
@@ -6881,7 +6941,7 @@
                 <w:sz w:val="24"/>
                 <w:szCs w:val="24"/>
               </w:rPr>
-              <w:t>UC-PL-10</w:t>
+              <w:t>UC-PL-010</w:t>
             </w:r>
           </w:p>
         </w:tc>
@@ -6924,7 +6984,7 @@
                 <w:sz w:val="24"/>
                 <w:szCs w:val="24"/>
               </w:rPr>
-              <w:t>Chọn sinh tồn</w:t>
+              <w:t>Chọn chơi nhanh</w:t>
             </w:r>
           </w:p>
         </w:tc>
@@ -6936,10 +6996,9 @@
         <w:tc>
           <w:tcPr>
             <w:tcW w:w="0" w:type="auto"/>
-            <w:tcBorders>
-              <w:top w:val="single" w:sz="4" w:space="0" w:color="000000"/>
+            <w:vMerge/>
+            <w:tcBorders>
               <w:left w:val="single" w:sz="4" w:space="0" w:color="auto"/>
-              <w:bottom w:val="single" w:sz="4" w:space="0" w:color="auto"/>
               <w:right w:val="single" w:sz="4" w:space="0" w:color="000000"/>
             </w:tcBorders>
             <w:vAlign w:val="center"/>
@@ -6959,10 +7018,9 @@
         <w:tc>
           <w:tcPr>
             <w:tcW w:w="0" w:type="auto"/>
-            <w:tcBorders>
-              <w:top w:val="single" w:sz="4" w:space="0" w:color="000000"/>
+            <w:vMerge/>
+            <w:tcBorders>
               <w:left w:val="single" w:sz="4" w:space="0" w:color="000000"/>
-              <w:bottom w:val="single" w:sz="4" w:space="0" w:color="auto"/>
               <w:right w:val="single" w:sz="4" w:space="0" w:color="000000"/>
             </w:tcBorders>
             <w:vAlign w:val="center"/>
@@ -7057,7 +7115,7 @@
                 <w:sz w:val="24"/>
                 <w:szCs w:val="24"/>
               </w:rPr>
-              <w:t>Chọn binh lính</w:t>
+              <w:t>Chọn cốt truyện</w:t>
             </w:r>
           </w:p>
         </w:tc>
@@ -7069,10 +7127,9 @@
         <w:tc>
           <w:tcPr>
             <w:tcW w:w="0" w:type="auto"/>
-            <w:tcBorders>
-              <w:top w:val="single" w:sz="4" w:space="0" w:color="000000"/>
+            <w:vMerge/>
+            <w:tcBorders>
               <w:left w:val="single" w:sz="4" w:space="0" w:color="auto"/>
-              <w:bottom w:val="single" w:sz="4" w:space="0" w:color="auto"/>
               <w:right w:val="single" w:sz="4" w:space="0" w:color="000000"/>
             </w:tcBorders>
             <w:vAlign w:val="center"/>
@@ -7092,10 +7149,9 @@
         <w:tc>
           <w:tcPr>
             <w:tcW w:w="0" w:type="auto"/>
-            <w:tcBorders>
-              <w:top w:val="single" w:sz="4" w:space="0" w:color="000000"/>
+            <w:vMerge/>
+            <w:tcBorders>
               <w:left w:val="single" w:sz="4" w:space="0" w:color="000000"/>
-              <w:bottom w:val="single" w:sz="4" w:space="0" w:color="auto"/>
               <w:right w:val="single" w:sz="4" w:space="0" w:color="000000"/>
             </w:tcBorders>
             <w:vAlign w:val="center"/>
@@ -7190,7 +7246,7 @@
                 <w:sz w:val="24"/>
                 <w:szCs w:val="24"/>
               </w:rPr>
-              <w:t>Chơi lại</w:t>
+              <w:t>Chọn Màn Chơi</w:t>
             </w:r>
           </w:p>
         </w:tc>
@@ -7202,10 +7258,31 @@
         <w:tc>
           <w:tcPr>
             <w:tcW w:w="0" w:type="auto"/>
-            <w:tcBorders>
-              <w:top w:val="single" w:sz="4" w:space="0" w:color="000000"/>
+            <w:vMerge/>
+            <w:tcBorders>
               <w:left w:val="single" w:sz="4" w:space="0" w:color="auto"/>
-              <w:bottom w:val="single" w:sz="4" w:space="0" w:color="auto"/>
+              <w:right w:val="single" w:sz="4" w:space="0" w:color="000000"/>
+            </w:tcBorders>
+            <w:vAlign w:val="center"/>
+          </w:tcPr>
+          <w:p>
+            <w:pPr>
+              <w:spacing w:after="0" w:line="240" w:lineRule="auto"/>
+              <w:jc w:val="center"/>
+              <w:rPr>
+                <w:rFonts w:ascii="Times New Roman" w:eastAsia="Times New Roman" w:hAnsi="Times New Roman" w:cs="Times New Roman"/>
+                <w:sz w:val="24"/>
+                <w:szCs w:val="24"/>
+              </w:rPr>
+            </w:pPr>
+          </w:p>
+        </w:tc>
+        <w:tc>
+          <w:tcPr>
+            <w:tcW w:w="0" w:type="auto"/>
+            <w:vMerge/>
+            <w:tcBorders>
+              <w:left w:val="single" w:sz="4" w:space="0" w:color="000000"/>
               <w:right w:val="single" w:sz="4" w:space="0" w:color="000000"/>
             </w:tcBorders>
             <w:vAlign w:val="center"/>
@@ -7231,29 +7308,6 @@
               <w:bottom w:val="single" w:sz="4" w:space="0" w:color="auto"/>
               <w:right w:val="single" w:sz="4" w:space="0" w:color="000000"/>
             </w:tcBorders>
-            <w:vAlign w:val="center"/>
-          </w:tcPr>
-          <w:p>
-            <w:pPr>
-              <w:spacing w:after="0" w:line="240" w:lineRule="auto"/>
-              <w:jc w:val="center"/>
-              <w:rPr>
-                <w:rFonts w:ascii="Times New Roman" w:eastAsia="Times New Roman" w:hAnsi="Times New Roman" w:cs="Times New Roman"/>
-                <w:sz w:val="24"/>
-                <w:szCs w:val="24"/>
-              </w:rPr>
-            </w:pPr>
-          </w:p>
-        </w:tc>
-        <w:tc>
-          <w:tcPr>
-            <w:tcW w:w="0" w:type="auto"/>
-            <w:tcBorders>
-              <w:top w:val="single" w:sz="4" w:space="0" w:color="000000"/>
-              <w:left w:val="single" w:sz="4" w:space="0" w:color="000000"/>
-              <w:bottom w:val="single" w:sz="4" w:space="0" w:color="auto"/>
-              <w:right w:val="single" w:sz="4" w:space="0" w:color="000000"/>
-            </w:tcBorders>
             <w:tcMar>
               <w:top w:w="0" w:type="dxa"/>
               <w:left w:w="108" w:type="dxa"/>
@@ -7280,7 +7334,16 @@
                 <w:sz w:val="24"/>
                 <w:szCs w:val="24"/>
               </w:rPr>
-              <w:t>UC-PL-13</w:t>
+              <w:t>UC-PL-1</w:t>
+            </w:r>
+            <w:r>
+              <w:rPr>
+                <w:rFonts w:ascii="Times New Roman" w:eastAsia="Times New Roman" w:hAnsi="Times New Roman" w:cs="Times New Roman"/>
+                <w:color w:val="000000"/>
+                <w:sz w:val="24"/>
+                <w:szCs w:val="24"/>
+              </w:rPr>
+              <w:t>3</w:t>
             </w:r>
           </w:p>
         </w:tc>
@@ -7323,7 +7386,569 @@
                 <w:sz w:val="24"/>
                 <w:szCs w:val="24"/>
               </w:rPr>
+              <w:t>Chọn sinh tồn</w:t>
+            </w:r>
+          </w:p>
+        </w:tc>
+      </w:tr>
+      <w:tr>
+        <w:trPr>
+          <w:trHeight w:val="617"/>
+        </w:trPr>
+        <w:tc>
+          <w:tcPr>
+            <w:tcW w:w="0" w:type="auto"/>
+            <w:vMerge/>
+            <w:tcBorders>
+              <w:left w:val="single" w:sz="4" w:space="0" w:color="auto"/>
+              <w:right w:val="single" w:sz="4" w:space="0" w:color="000000"/>
+            </w:tcBorders>
+            <w:vAlign w:val="center"/>
+          </w:tcPr>
+          <w:p>
+            <w:pPr>
+              <w:spacing w:after="0" w:line="240" w:lineRule="auto"/>
+              <w:jc w:val="center"/>
+              <w:rPr>
+                <w:rFonts w:ascii="Times New Roman" w:eastAsia="Times New Roman" w:hAnsi="Times New Roman" w:cs="Times New Roman"/>
+                <w:sz w:val="24"/>
+                <w:szCs w:val="24"/>
+              </w:rPr>
+            </w:pPr>
+          </w:p>
+        </w:tc>
+        <w:tc>
+          <w:tcPr>
+            <w:tcW w:w="0" w:type="auto"/>
+            <w:vMerge/>
+            <w:tcBorders>
+              <w:left w:val="single" w:sz="4" w:space="0" w:color="000000"/>
+              <w:right w:val="single" w:sz="4" w:space="0" w:color="000000"/>
+            </w:tcBorders>
+            <w:vAlign w:val="center"/>
+          </w:tcPr>
+          <w:p>
+            <w:pPr>
+              <w:spacing w:after="0" w:line="240" w:lineRule="auto"/>
+              <w:jc w:val="center"/>
+              <w:rPr>
+                <w:rFonts w:ascii="Times New Roman" w:eastAsia="Times New Roman" w:hAnsi="Times New Roman" w:cs="Times New Roman"/>
+                <w:sz w:val="24"/>
+                <w:szCs w:val="24"/>
+              </w:rPr>
+            </w:pPr>
+          </w:p>
+        </w:tc>
+        <w:tc>
+          <w:tcPr>
+            <w:tcW w:w="0" w:type="auto"/>
+            <w:tcBorders>
+              <w:top w:val="single" w:sz="4" w:space="0" w:color="000000"/>
+              <w:left w:val="single" w:sz="4" w:space="0" w:color="000000"/>
+              <w:bottom w:val="single" w:sz="4" w:space="0" w:color="auto"/>
+              <w:right w:val="single" w:sz="4" w:space="0" w:color="000000"/>
+            </w:tcBorders>
+            <w:tcMar>
+              <w:top w:w="0" w:type="dxa"/>
+              <w:left w:w="108" w:type="dxa"/>
+              <w:bottom w:w="0" w:type="dxa"/>
+              <w:right w:w="108" w:type="dxa"/>
+            </w:tcMar>
+            <w:vAlign w:val="center"/>
+          </w:tcPr>
+          <w:p>
+            <w:pPr>
+              <w:spacing w:before="240" w:after="0" w:line="240" w:lineRule="auto"/>
+              <w:jc w:val="center"/>
+              <w:rPr>
+                <w:rFonts w:ascii="Times New Roman" w:eastAsia="Times New Roman" w:hAnsi="Times New Roman" w:cs="Times New Roman"/>
+                <w:color w:val="000000"/>
+                <w:sz w:val="24"/>
+                <w:szCs w:val="24"/>
+              </w:rPr>
+            </w:pPr>
+            <w:r>
+              <w:rPr>
+                <w:rFonts w:ascii="Times New Roman" w:eastAsia="Times New Roman" w:hAnsi="Times New Roman" w:cs="Times New Roman"/>
+                <w:color w:val="000000"/>
+                <w:sz w:val="24"/>
+                <w:szCs w:val="24"/>
+              </w:rPr>
+              <w:t>UC-PL-1</w:t>
+            </w:r>
+            <w:r>
+              <w:rPr>
+                <w:rFonts w:ascii="Times New Roman" w:eastAsia="Times New Roman" w:hAnsi="Times New Roman" w:cs="Times New Roman"/>
+                <w:color w:val="000000"/>
+                <w:sz w:val="24"/>
+                <w:szCs w:val="24"/>
+              </w:rPr>
+              <w:t>4</w:t>
+            </w:r>
+          </w:p>
+        </w:tc>
+        <w:tc>
+          <w:tcPr>
+            <w:tcW w:w="0" w:type="auto"/>
+            <w:tcBorders>
+              <w:top w:val="single" w:sz="4" w:space="0" w:color="000000"/>
+              <w:left w:val="single" w:sz="4" w:space="0" w:color="000000"/>
+              <w:bottom w:val="single" w:sz="4" w:space="0" w:color="auto"/>
+              <w:right w:val="single" w:sz="4" w:space="0" w:color="auto"/>
+            </w:tcBorders>
+            <w:tcMar>
+              <w:top w:w="0" w:type="dxa"/>
+              <w:left w:w="108" w:type="dxa"/>
+              <w:bottom w:w="0" w:type="dxa"/>
+              <w:right w:w="108" w:type="dxa"/>
+            </w:tcMar>
+            <w:vAlign w:val="center"/>
+          </w:tcPr>
+          <w:p>
+            <w:pPr>
+              <w:numPr>
+                <w:ilvl w:val="0"/>
+                <w:numId w:val="39"/>
+              </w:numPr>
+              <w:spacing w:after="0" w:line="240" w:lineRule="auto"/>
+              <w:textAlignment w:val="baseline"/>
+              <w:rPr>
+                <w:rFonts w:ascii="Times New Roman" w:eastAsia="Times New Roman" w:hAnsi="Times New Roman" w:cs="Times New Roman"/>
+                <w:color w:val="000000"/>
+                <w:sz w:val="24"/>
+                <w:szCs w:val="24"/>
+              </w:rPr>
+            </w:pPr>
+            <w:r>
+              <w:rPr>
+                <w:rFonts w:ascii="Times New Roman" w:eastAsia="Times New Roman" w:hAnsi="Times New Roman" w:cs="Times New Roman"/>
+                <w:color w:val="000000"/>
+                <w:sz w:val="24"/>
+                <w:szCs w:val="24"/>
+              </w:rPr>
+              <w:t>Chọn nhân vật</w:t>
+            </w:r>
+          </w:p>
+        </w:tc>
+      </w:tr>
+      <w:tr>
+        <w:trPr>
+          <w:trHeight w:val="617"/>
+        </w:trPr>
+        <w:tc>
+          <w:tcPr>
+            <w:tcW w:w="0" w:type="auto"/>
+            <w:vMerge/>
+            <w:tcBorders>
+              <w:left w:val="single" w:sz="4" w:space="0" w:color="auto"/>
+              <w:right w:val="single" w:sz="4" w:space="0" w:color="000000"/>
+            </w:tcBorders>
+            <w:vAlign w:val="center"/>
+          </w:tcPr>
+          <w:p>
+            <w:pPr>
+              <w:spacing w:after="0" w:line="240" w:lineRule="auto"/>
+              <w:jc w:val="center"/>
+              <w:rPr>
+                <w:rFonts w:ascii="Times New Roman" w:eastAsia="Times New Roman" w:hAnsi="Times New Roman" w:cs="Times New Roman"/>
+                <w:sz w:val="24"/>
+                <w:szCs w:val="24"/>
+              </w:rPr>
+            </w:pPr>
+          </w:p>
+        </w:tc>
+        <w:tc>
+          <w:tcPr>
+            <w:tcW w:w="0" w:type="auto"/>
+            <w:vMerge/>
+            <w:tcBorders>
+              <w:left w:val="single" w:sz="4" w:space="0" w:color="000000"/>
+              <w:right w:val="single" w:sz="4" w:space="0" w:color="000000"/>
+            </w:tcBorders>
+            <w:vAlign w:val="center"/>
+          </w:tcPr>
+          <w:p>
+            <w:pPr>
+              <w:spacing w:after="0" w:line="240" w:lineRule="auto"/>
+              <w:jc w:val="center"/>
+              <w:rPr>
+                <w:rFonts w:ascii="Times New Roman" w:eastAsia="Times New Roman" w:hAnsi="Times New Roman" w:cs="Times New Roman"/>
+                <w:sz w:val="24"/>
+                <w:szCs w:val="24"/>
+              </w:rPr>
+            </w:pPr>
+          </w:p>
+        </w:tc>
+        <w:tc>
+          <w:tcPr>
+            <w:tcW w:w="0" w:type="auto"/>
+            <w:tcBorders>
+              <w:top w:val="single" w:sz="4" w:space="0" w:color="000000"/>
+              <w:left w:val="single" w:sz="4" w:space="0" w:color="000000"/>
+              <w:bottom w:val="single" w:sz="4" w:space="0" w:color="auto"/>
+              <w:right w:val="single" w:sz="4" w:space="0" w:color="000000"/>
+            </w:tcBorders>
+            <w:tcMar>
+              <w:top w:w="0" w:type="dxa"/>
+              <w:left w:w="108" w:type="dxa"/>
+              <w:bottom w:w="0" w:type="dxa"/>
+              <w:right w:w="108" w:type="dxa"/>
+            </w:tcMar>
+            <w:vAlign w:val="center"/>
+          </w:tcPr>
+          <w:p>
+            <w:pPr>
+              <w:spacing w:before="240" w:after="0" w:line="240" w:lineRule="auto"/>
+              <w:jc w:val="center"/>
+              <w:rPr>
+                <w:rFonts w:ascii="Times New Roman" w:eastAsia="Times New Roman" w:hAnsi="Times New Roman" w:cs="Times New Roman"/>
+                <w:color w:val="000000"/>
+                <w:sz w:val="24"/>
+                <w:szCs w:val="24"/>
+              </w:rPr>
+            </w:pPr>
+            <w:r>
+              <w:rPr>
+                <w:rFonts w:ascii="Times New Roman" w:eastAsia="Times New Roman" w:hAnsi="Times New Roman" w:cs="Times New Roman"/>
+                <w:color w:val="000000"/>
+                <w:sz w:val="24"/>
+                <w:szCs w:val="24"/>
+              </w:rPr>
+              <w:t>UC-PL-1</w:t>
+            </w:r>
+            <w:r>
+              <w:rPr>
+                <w:rFonts w:ascii="Times New Roman" w:eastAsia="Times New Roman" w:hAnsi="Times New Roman" w:cs="Times New Roman"/>
+                <w:color w:val="000000"/>
+                <w:sz w:val="24"/>
+                <w:szCs w:val="24"/>
+              </w:rPr>
+              <w:t>5</w:t>
+            </w:r>
+          </w:p>
+        </w:tc>
+        <w:tc>
+          <w:tcPr>
+            <w:tcW w:w="0" w:type="auto"/>
+            <w:tcBorders>
+              <w:top w:val="single" w:sz="4" w:space="0" w:color="000000"/>
+              <w:left w:val="single" w:sz="4" w:space="0" w:color="000000"/>
+              <w:bottom w:val="single" w:sz="4" w:space="0" w:color="auto"/>
+              <w:right w:val="single" w:sz="4" w:space="0" w:color="auto"/>
+            </w:tcBorders>
+            <w:tcMar>
+              <w:top w:w="0" w:type="dxa"/>
+              <w:left w:w="108" w:type="dxa"/>
+              <w:bottom w:w="0" w:type="dxa"/>
+              <w:right w:w="108" w:type="dxa"/>
+            </w:tcMar>
+            <w:vAlign w:val="center"/>
+          </w:tcPr>
+          <w:p>
+            <w:pPr>
+              <w:numPr>
+                <w:ilvl w:val="0"/>
+                <w:numId w:val="39"/>
+              </w:numPr>
+              <w:spacing w:after="0" w:line="240" w:lineRule="auto"/>
+              <w:textAlignment w:val="baseline"/>
+              <w:rPr>
+                <w:rFonts w:ascii="Times New Roman" w:eastAsia="Times New Roman" w:hAnsi="Times New Roman" w:cs="Times New Roman"/>
+                <w:color w:val="000000"/>
+                <w:sz w:val="24"/>
+                <w:szCs w:val="24"/>
+              </w:rPr>
+            </w:pPr>
+            <w:r>
+              <w:rPr>
+                <w:rFonts w:ascii="Times New Roman" w:eastAsia="Times New Roman" w:hAnsi="Times New Roman" w:cs="Times New Roman"/>
+                <w:color w:val="000000"/>
+                <w:sz w:val="24"/>
+                <w:szCs w:val="24"/>
+              </w:rPr>
+              <w:t>Chơi lại</w:t>
+            </w:r>
+          </w:p>
+        </w:tc>
+      </w:tr>
+      <w:tr>
+        <w:trPr>
+          <w:trHeight w:val="617"/>
+        </w:trPr>
+        <w:tc>
+          <w:tcPr>
+            <w:tcW w:w="0" w:type="auto"/>
+            <w:vMerge/>
+            <w:tcBorders>
+              <w:left w:val="single" w:sz="4" w:space="0" w:color="auto"/>
+              <w:right w:val="single" w:sz="4" w:space="0" w:color="000000"/>
+            </w:tcBorders>
+            <w:vAlign w:val="center"/>
+          </w:tcPr>
+          <w:p>
+            <w:pPr>
+              <w:spacing w:after="0" w:line="240" w:lineRule="auto"/>
+              <w:jc w:val="center"/>
+              <w:rPr>
+                <w:rFonts w:ascii="Times New Roman" w:eastAsia="Times New Roman" w:hAnsi="Times New Roman" w:cs="Times New Roman"/>
+                <w:sz w:val="24"/>
+                <w:szCs w:val="24"/>
+              </w:rPr>
+            </w:pPr>
+          </w:p>
+        </w:tc>
+        <w:tc>
+          <w:tcPr>
+            <w:tcW w:w="0" w:type="auto"/>
+            <w:vMerge/>
+            <w:tcBorders>
+              <w:left w:val="single" w:sz="4" w:space="0" w:color="000000"/>
+              <w:right w:val="single" w:sz="4" w:space="0" w:color="000000"/>
+            </w:tcBorders>
+            <w:vAlign w:val="center"/>
+          </w:tcPr>
+          <w:p>
+            <w:pPr>
+              <w:spacing w:after="0" w:line="240" w:lineRule="auto"/>
+              <w:jc w:val="center"/>
+              <w:rPr>
+                <w:rFonts w:ascii="Times New Roman" w:eastAsia="Times New Roman" w:hAnsi="Times New Roman" w:cs="Times New Roman"/>
+                <w:sz w:val="24"/>
+                <w:szCs w:val="24"/>
+              </w:rPr>
+            </w:pPr>
+          </w:p>
+        </w:tc>
+        <w:tc>
+          <w:tcPr>
+            <w:tcW w:w="0" w:type="auto"/>
+            <w:tcBorders>
+              <w:top w:val="single" w:sz="4" w:space="0" w:color="000000"/>
+              <w:left w:val="single" w:sz="4" w:space="0" w:color="000000"/>
+              <w:bottom w:val="single" w:sz="4" w:space="0" w:color="auto"/>
+              <w:right w:val="single" w:sz="4" w:space="0" w:color="000000"/>
+            </w:tcBorders>
+            <w:tcMar>
+              <w:top w:w="0" w:type="dxa"/>
+              <w:left w:w="108" w:type="dxa"/>
+              <w:bottom w:w="0" w:type="dxa"/>
+              <w:right w:w="108" w:type="dxa"/>
+            </w:tcMar>
+            <w:vAlign w:val="center"/>
+          </w:tcPr>
+          <w:p>
+            <w:pPr>
+              <w:spacing w:before="240" w:after="0" w:line="240" w:lineRule="auto"/>
+              <w:jc w:val="center"/>
+              <w:rPr>
+                <w:rFonts w:ascii="Times New Roman" w:eastAsia="Times New Roman" w:hAnsi="Times New Roman" w:cs="Times New Roman"/>
+                <w:color w:val="000000"/>
+                <w:sz w:val="24"/>
+                <w:szCs w:val="24"/>
+              </w:rPr>
+            </w:pPr>
+            <w:r>
+              <w:rPr>
+                <w:rFonts w:ascii="Times New Roman" w:eastAsia="Times New Roman" w:hAnsi="Times New Roman" w:cs="Times New Roman"/>
+                <w:color w:val="000000"/>
+                <w:sz w:val="24"/>
+                <w:szCs w:val="24"/>
+              </w:rPr>
+              <w:t>UC-PL-1</w:t>
+            </w:r>
+            <w:r>
+              <w:rPr>
+                <w:rFonts w:ascii="Times New Roman" w:eastAsia="Times New Roman" w:hAnsi="Times New Roman" w:cs="Times New Roman"/>
+                <w:color w:val="000000"/>
+                <w:sz w:val="24"/>
+                <w:szCs w:val="24"/>
+              </w:rPr>
+              <w:t>6</w:t>
+            </w:r>
+          </w:p>
+        </w:tc>
+        <w:tc>
+          <w:tcPr>
+            <w:tcW w:w="0" w:type="auto"/>
+            <w:tcBorders>
+              <w:top w:val="single" w:sz="4" w:space="0" w:color="000000"/>
+              <w:left w:val="single" w:sz="4" w:space="0" w:color="000000"/>
+              <w:bottom w:val="single" w:sz="4" w:space="0" w:color="auto"/>
+              <w:right w:val="single" w:sz="4" w:space="0" w:color="auto"/>
+            </w:tcBorders>
+            <w:tcMar>
+              <w:top w:w="0" w:type="dxa"/>
+              <w:left w:w="108" w:type="dxa"/>
+              <w:bottom w:w="0" w:type="dxa"/>
+              <w:right w:w="108" w:type="dxa"/>
+            </w:tcMar>
+            <w:vAlign w:val="center"/>
+          </w:tcPr>
+          <w:p>
+            <w:pPr>
+              <w:numPr>
+                <w:ilvl w:val="0"/>
+                <w:numId w:val="39"/>
+              </w:numPr>
+              <w:spacing w:after="0" w:line="240" w:lineRule="auto"/>
+              <w:textAlignment w:val="baseline"/>
+              <w:rPr>
+                <w:rFonts w:ascii="Times New Roman" w:eastAsia="Times New Roman" w:hAnsi="Times New Roman" w:cs="Times New Roman"/>
+                <w:color w:val="000000"/>
+                <w:sz w:val="24"/>
+                <w:szCs w:val="24"/>
+              </w:rPr>
+            </w:pPr>
+            <w:r>
+              <w:rPr>
+                <w:rFonts w:ascii="Times New Roman" w:eastAsia="Times New Roman" w:hAnsi="Times New Roman" w:cs="Times New Roman"/>
+                <w:color w:val="000000"/>
+                <w:sz w:val="24"/>
+                <w:szCs w:val="24"/>
+              </w:rPr>
               <w:t>Qua màn</w:t>
+            </w:r>
+          </w:p>
+        </w:tc>
+      </w:tr>
+      <w:tr>
+        <w:trPr>
+          <w:trHeight w:val="617"/>
+        </w:trPr>
+        <w:tc>
+          <w:tcPr>
+            <w:tcW w:w="0" w:type="auto"/>
+            <w:vMerge/>
+            <w:tcBorders>
+              <w:left w:val="single" w:sz="4" w:space="0" w:color="auto"/>
+              <w:bottom w:val="single" w:sz="4" w:space="0" w:color="auto"/>
+              <w:right w:val="single" w:sz="4" w:space="0" w:color="000000"/>
+            </w:tcBorders>
+            <w:vAlign w:val="center"/>
+          </w:tcPr>
+          <w:p>
+            <w:pPr>
+              <w:spacing w:after="0" w:line="240" w:lineRule="auto"/>
+              <w:jc w:val="center"/>
+              <w:rPr>
+                <w:rFonts w:ascii="Times New Roman" w:eastAsia="Times New Roman" w:hAnsi="Times New Roman" w:cs="Times New Roman"/>
+                <w:sz w:val="24"/>
+                <w:szCs w:val="24"/>
+              </w:rPr>
+            </w:pPr>
+          </w:p>
+        </w:tc>
+        <w:tc>
+          <w:tcPr>
+            <w:tcW w:w="0" w:type="auto"/>
+            <w:vMerge/>
+            <w:tcBorders>
+              <w:left w:val="single" w:sz="4" w:space="0" w:color="000000"/>
+              <w:bottom w:val="single" w:sz="4" w:space="0" w:color="auto"/>
+              <w:right w:val="single" w:sz="4" w:space="0" w:color="000000"/>
+            </w:tcBorders>
+            <w:vAlign w:val="center"/>
+          </w:tcPr>
+          <w:p>
+            <w:pPr>
+              <w:spacing w:after="0" w:line="240" w:lineRule="auto"/>
+              <w:jc w:val="center"/>
+              <w:rPr>
+                <w:rFonts w:ascii="Times New Roman" w:eastAsia="Times New Roman" w:hAnsi="Times New Roman" w:cs="Times New Roman"/>
+                <w:sz w:val="24"/>
+                <w:szCs w:val="24"/>
+              </w:rPr>
+            </w:pPr>
+          </w:p>
+        </w:tc>
+        <w:tc>
+          <w:tcPr>
+            <w:tcW w:w="0" w:type="auto"/>
+            <w:tcBorders>
+              <w:top w:val="single" w:sz="4" w:space="0" w:color="000000"/>
+              <w:left w:val="single" w:sz="4" w:space="0" w:color="000000"/>
+              <w:bottom w:val="single" w:sz="4" w:space="0" w:color="auto"/>
+              <w:right w:val="single" w:sz="4" w:space="0" w:color="000000"/>
+            </w:tcBorders>
+            <w:tcMar>
+              <w:top w:w="0" w:type="dxa"/>
+              <w:left w:w="108" w:type="dxa"/>
+              <w:bottom w:w="0" w:type="dxa"/>
+              <w:right w:w="108" w:type="dxa"/>
+            </w:tcMar>
+            <w:vAlign w:val="center"/>
+          </w:tcPr>
+          <w:p>
+            <w:pPr>
+              <w:spacing w:before="240" w:after="0" w:line="240" w:lineRule="auto"/>
+              <w:jc w:val="center"/>
+              <w:rPr>
+                <w:rFonts w:ascii="Times New Roman" w:eastAsia="Times New Roman" w:hAnsi="Times New Roman" w:cs="Times New Roman"/>
+                <w:color w:val="000000"/>
+                <w:sz w:val="24"/>
+                <w:szCs w:val="24"/>
+              </w:rPr>
+            </w:pPr>
+            <w:r>
+              <w:rPr>
+                <w:rFonts w:ascii="Times New Roman" w:eastAsia="Times New Roman" w:hAnsi="Times New Roman" w:cs="Times New Roman"/>
+                <w:color w:val="000000"/>
+                <w:sz w:val="24"/>
+                <w:szCs w:val="24"/>
+              </w:rPr>
+              <w:t>UC-PL-1</w:t>
+            </w:r>
+            <w:r>
+              <w:rPr>
+                <w:rFonts w:ascii="Times New Roman" w:eastAsia="Times New Roman" w:hAnsi="Times New Roman" w:cs="Times New Roman"/>
+                <w:color w:val="000000"/>
+                <w:sz w:val="24"/>
+                <w:szCs w:val="24"/>
+              </w:rPr>
+              <w:t>7</w:t>
+            </w:r>
+          </w:p>
+        </w:tc>
+        <w:tc>
+          <w:tcPr>
+            <w:tcW w:w="0" w:type="auto"/>
+            <w:tcBorders>
+              <w:top w:val="single" w:sz="4" w:space="0" w:color="000000"/>
+              <w:left w:val="single" w:sz="4" w:space="0" w:color="000000"/>
+              <w:bottom w:val="single" w:sz="4" w:space="0" w:color="auto"/>
+              <w:right w:val="single" w:sz="4" w:space="0" w:color="auto"/>
+            </w:tcBorders>
+            <w:tcMar>
+              <w:top w:w="0" w:type="dxa"/>
+              <w:left w:w="108" w:type="dxa"/>
+              <w:bottom w:w="0" w:type="dxa"/>
+              <w:right w:w="108" w:type="dxa"/>
+            </w:tcMar>
+            <w:vAlign w:val="center"/>
+          </w:tcPr>
+          <w:p>
+            <w:pPr>
+              <w:numPr>
+                <w:ilvl w:val="0"/>
+                <w:numId w:val="39"/>
+              </w:numPr>
+              <w:spacing w:after="0" w:line="240" w:lineRule="auto"/>
+              <w:textAlignment w:val="baseline"/>
+              <w:rPr>
+                <w:rFonts w:ascii="Times New Roman" w:eastAsia="Times New Roman" w:hAnsi="Times New Roman" w:cs="Times New Roman"/>
+                <w:color w:val="000000"/>
+                <w:sz w:val="24"/>
+                <w:szCs w:val="24"/>
+              </w:rPr>
+            </w:pPr>
+            <w:r>
+              <w:rPr>
+                <w:rFonts w:ascii="Times New Roman" w:eastAsia="Times New Roman" w:hAnsi="Times New Roman" w:cs="Times New Roman"/>
+                <w:color w:val="000000"/>
+                <w:sz w:val="24"/>
+                <w:szCs w:val="24"/>
+              </w:rPr>
+              <w:t>Quay về</w:t>
             </w:r>
           </w:p>
         </w:tc>
@@ -8019,6 +8644,9 @@
         </w:tc>
       </w:tr>
       <w:tr>
+        <w:trPr>
+          <w:trHeight w:val="1070"/>
+        </w:trPr>
         <w:tc>
           <w:tcPr>
             <w:tcW w:w="1340" w:type="dxa"/>
@@ -8034,7 +8662,7 @@
               <w:bottom w:w="0" w:type="dxa"/>
               <w:right w:w="108" w:type="dxa"/>
             </w:tcMar>
-            <w:hideMark/>
+            <w:vAlign w:val="center"/>
           </w:tcPr>
           <w:p>
             <w:pPr>
@@ -8042,10 +8670,47 @@
               <w:jc w:val="center"/>
               <w:rPr>
                 <w:rFonts w:ascii="Times New Roman" w:eastAsia="Times New Roman" w:hAnsi="Times New Roman" w:cs="Times New Roman"/>
-                <w:sz w:val="24"/>
-                <w:szCs w:val="24"/>
-              </w:rPr>
-            </w:pPr>
+                <w:color w:val="000000"/>
+                <w:sz w:val="24"/>
+                <w:szCs w:val="24"/>
+              </w:rPr>
+            </w:pPr>
+            <w:r>
+              <w:rPr>
+                <w:rFonts w:ascii="Times New Roman" w:eastAsia="Times New Roman" w:hAnsi="Times New Roman" w:cs="Times New Roman"/>
+                <w:color w:val="000000"/>
+                <w:sz w:val="24"/>
+                <w:szCs w:val="24"/>
+              </w:rPr>
+              <w:t>UC</w:t>
+            </w:r>
+            <w:r>
+              <w:rPr>
+                <w:rFonts w:ascii="Times New Roman" w:eastAsia="Times New Roman" w:hAnsi="Times New Roman" w:cs="Times New Roman"/>
+                <w:color w:val="000000"/>
+                <w:sz w:val="24"/>
+                <w:szCs w:val="24"/>
+              </w:rPr>
+              <w:t>-</w:t>
+            </w:r>
+            <w:r>
+              <w:rPr>
+                <w:rFonts w:ascii="Times New Roman" w:eastAsia="Times New Roman" w:hAnsi="Times New Roman" w:cs="Times New Roman"/>
+                <w:color w:val="000000"/>
+                <w:sz w:val="24"/>
+                <w:szCs w:val="24"/>
+              </w:rPr>
+              <w:t>PL</w:t>
+            </w:r>
+            <w:r>
+              <w:rPr>
+                <w:rFonts w:ascii="Times New Roman" w:eastAsia="Times New Roman" w:hAnsi="Times New Roman" w:cs="Times New Roman"/>
+                <w:color w:val="000000"/>
+                <w:sz w:val="24"/>
+                <w:szCs w:val="24"/>
+              </w:rPr>
+              <w:t>-01</w:t>
+            </w:r>
           </w:p>
         </w:tc>
         <w:tc>
@@ -8063,10 +8728,14 @@
               <w:bottom w:w="0" w:type="dxa"/>
               <w:right w:w="108" w:type="dxa"/>
             </w:tcMar>
-            <w:hideMark/>
-          </w:tcPr>
-          <w:p>
-            <w:pPr>
+          </w:tcPr>
+          <w:p>
+            <w:pPr>
+              <w:pStyle w:val="ListParagraph"/>
+              <w:numPr>
+                <w:ilvl w:val="0"/>
+                <w:numId w:val="39"/>
+              </w:numPr>
               <w:spacing w:before="360" w:after="360" w:line="240" w:lineRule="auto"/>
               <w:ind w:right="360"/>
               <w:rPr>
@@ -8075,6 +8744,1717 @@
                 <w:szCs w:val="24"/>
               </w:rPr>
             </w:pPr>
+            <w:r>
+              <w:rPr>
+                <w:rFonts w:ascii="Times New Roman" w:eastAsia="Times New Roman" w:hAnsi="Times New Roman" w:cs="Times New Roman"/>
+                <w:sz w:val="24"/>
+                <w:szCs w:val="24"/>
+              </w:rPr>
+              <w:t>Player chọn “Bắt Đầu” để đ</w:t>
+            </w:r>
+            <w:r>
+              <w:rPr>
+                <w:rFonts w:ascii="Times New Roman" w:eastAsia="Times New Roman" w:hAnsi="Times New Roman" w:cs="Times New Roman"/>
+                <w:sz w:val="24"/>
+                <w:szCs w:val="24"/>
+              </w:rPr>
+              <w:t>ưa Player vào</w:t>
+            </w:r>
+            <w:r>
+              <w:rPr>
+                <w:rFonts w:ascii="Times New Roman" w:eastAsia="Times New Roman" w:hAnsi="Times New Roman" w:cs="Times New Roman"/>
+                <w:sz w:val="24"/>
+                <w:szCs w:val="24"/>
+              </w:rPr>
+              <w:t xml:space="preserve"> màn hình chơi chính</w:t>
+            </w:r>
+          </w:p>
+        </w:tc>
+      </w:tr>
+      <w:tr>
+        <w:tc>
+          <w:tcPr>
+            <w:tcW w:w="1340" w:type="dxa"/>
+            <w:tcBorders>
+              <w:top w:val="single" w:sz="4" w:space="0" w:color="000000"/>
+              <w:left w:val="single" w:sz="8" w:space="0" w:color="4F81BD"/>
+              <w:bottom w:val="single" w:sz="4" w:space="0" w:color="000000"/>
+              <w:right w:val="single" w:sz="4" w:space="0" w:color="000000"/>
+            </w:tcBorders>
+            <w:tcMar>
+              <w:top w:w="0" w:type="dxa"/>
+              <w:left w:w="108" w:type="dxa"/>
+              <w:bottom w:w="0" w:type="dxa"/>
+              <w:right w:w="108" w:type="dxa"/>
+            </w:tcMar>
+            <w:vAlign w:val="center"/>
+          </w:tcPr>
+          <w:p>
+            <w:pPr>
+              <w:spacing w:before="240" w:after="0" w:line="240" w:lineRule="auto"/>
+              <w:jc w:val="center"/>
+              <w:rPr>
+                <w:rFonts w:ascii="Times New Roman" w:eastAsia="Times New Roman" w:hAnsi="Times New Roman" w:cs="Times New Roman"/>
+                <w:color w:val="000000"/>
+                <w:sz w:val="24"/>
+                <w:szCs w:val="24"/>
+              </w:rPr>
+            </w:pPr>
+            <w:r>
+              <w:rPr>
+                <w:rFonts w:ascii="Times New Roman" w:eastAsia="Times New Roman" w:hAnsi="Times New Roman" w:cs="Times New Roman"/>
+                <w:color w:val="000000"/>
+                <w:sz w:val="24"/>
+                <w:szCs w:val="24"/>
+              </w:rPr>
+              <w:t>UC</w:t>
+            </w:r>
+            <w:r>
+              <w:rPr>
+                <w:rFonts w:ascii="Times New Roman" w:eastAsia="Times New Roman" w:hAnsi="Times New Roman" w:cs="Times New Roman"/>
+                <w:color w:val="000000"/>
+                <w:sz w:val="24"/>
+                <w:szCs w:val="24"/>
+              </w:rPr>
+              <w:t>-</w:t>
+            </w:r>
+            <w:r>
+              <w:rPr>
+                <w:rFonts w:ascii="Times New Roman" w:eastAsia="Times New Roman" w:hAnsi="Times New Roman" w:cs="Times New Roman"/>
+                <w:color w:val="000000"/>
+                <w:sz w:val="24"/>
+                <w:szCs w:val="24"/>
+              </w:rPr>
+              <w:t>PL</w:t>
+            </w:r>
+            <w:r>
+              <w:rPr>
+                <w:rFonts w:ascii="Times New Roman" w:eastAsia="Times New Roman" w:hAnsi="Times New Roman" w:cs="Times New Roman"/>
+                <w:color w:val="000000"/>
+                <w:sz w:val="24"/>
+                <w:szCs w:val="24"/>
+              </w:rPr>
+              <w:t>-02</w:t>
+            </w:r>
+          </w:p>
+        </w:tc>
+        <w:tc>
+          <w:tcPr>
+            <w:tcW w:w="8000" w:type="dxa"/>
+            <w:tcBorders>
+              <w:top w:val="single" w:sz="4" w:space="0" w:color="000000"/>
+              <w:left w:val="single" w:sz="4" w:space="0" w:color="000000"/>
+              <w:bottom w:val="single" w:sz="4" w:space="0" w:color="000000"/>
+              <w:right w:val="single" w:sz="8" w:space="0" w:color="4F81BD"/>
+            </w:tcBorders>
+            <w:tcMar>
+              <w:top w:w="0" w:type="dxa"/>
+              <w:left w:w="108" w:type="dxa"/>
+              <w:bottom w:w="0" w:type="dxa"/>
+              <w:right w:w="108" w:type="dxa"/>
+            </w:tcMar>
+          </w:tcPr>
+          <w:p>
+            <w:pPr>
+              <w:pStyle w:val="ListParagraph"/>
+              <w:numPr>
+                <w:ilvl w:val="0"/>
+                <w:numId w:val="39"/>
+              </w:numPr>
+              <w:spacing w:before="360" w:after="360" w:line="240" w:lineRule="auto"/>
+              <w:ind w:right="360"/>
+              <w:rPr>
+                <w:rFonts w:ascii="Times New Roman" w:eastAsia="Times New Roman" w:hAnsi="Times New Roman" w:cs="Times New Roman"/>
+                <w:sz w:val="24"/>
+                <w:szCs w:val="24"/>
+              </w:rPr>
+            </w:pPr>
+            <w:r>
+              <w:rPr>
+                <w:rFonts w:ascii="Times New Roman" w:eastAsia="Times New Roman" w:hAnsi="Times New Roman" w:cs="Times New Roman"/>
+                <w:sz w:val="24"/>
+                <w:szCs w:val="24"/>
+              </w:rPr>
+              <w:t xml:space="preserve">Player chọn “Chiêu Mộ” </w:t>
+            </w:r>
+            <w:r>
+              <w:rPr>
+                <w:rFonts w:ascii="Times New Roman" w:eastAsia="Times New Roman" w:hAnsi="Times New Roman" w:cs="Times New Roman"/>
+                <w:sz w:val="24"/>
+                <w:szCs w:val="24"/>
+              </w:rPr>
+              <w:t xml:space="preserve">trên màn hình chơi chính </w:t>
+            </w:r>
+            <w:r>
+              <w:rPr>
+                <w:rFonts w:ascii="Times New Roman" w:eastAsia="Times New Roman" w:hAnsi="Times New Roman" w:cs="Times New Roman"/>
+                <w:sz w:val="24"/>
+                <w:szCs w:val="24"/>
+              </w:rPr>
+              <w:t>để c</w:t>
+            </w:r>
+            <w:r>
+              <w:rPr>
+                <w:rFonts w:ascii="Times New Roman" w:eastAsia="Times New Roman" w:hAnsi="Times New Roman" w:cs="Times New Roman"/>
+                <w:sz w:val="24"/>
+                <w:szCs w:val="24"/>
+              </w:rPr>
+              <w:t>huyển sang màn hình chức năng chiêu mộ nhân vật mới</w:t>
+            </w:r>
+          </w:p>
+        </w:tc>
+      </w:tr>
+      <w:tr>
+        <w:tc>
+          <w:tcPr>
+            <w:tcW w:w="1340" w:type="dxa"/>
+            <w:tcBorders>
+              <w:top w:val="single" w:sz="4" w:space="0" w:color="000000"/>
+              <w:left w:val="single" w:sz="8" w:space="0" w:color="4F81BD"/>
+              <w:bottom w:val="single" w:sz="4" w:space="0" w:color="000000"/>
+              <w:right w:val="single" w:sz="4" w:space="0" w:color="000000"/>
+            </w:tcBorders>
+            <w:tcMar>
+              <w:top w:w="0" w:type="dxa"/>
+              <w:left w:w="108" w:type="dxa"/>
+              <w:bottom w:w="0" w:type="dxa"/>
+              <w:right w:w="108" w:type="dxa"/>
+            </w:tcMar>
+            <w:vAlign w:val="center"/>
+          </w:tcPr>
+          <w:p>
+            <w:pPr>
+              <w:spacing w:before="240" w:after="0" w:line="240" w:lineRule="auto"/>
+              <w:jc w:val="center"/>
+              <w:rPr>
+                <w:rFonts w:ascii="Times New Roman" w:eastAsia="Times New Roman" w:hAnsi="Times New Roman" w:cs="Times New Roman"/>
+                <w:color w:val="000000"/>
+                <w:sz w:val="24"/>
+                <w:szCs w:val="24"/>
+              </w:rPr>
+            </w:pPr>
+            <w:r>
+              <w:rPr>
+                <w:rFonts w:ascii="Times New Roman" w:eastAsia="Times New Roman" w:hAnsi="Times New Roman" w:cs="Times New Roman"/>
+                <w:color w:val="000000"/>
+                <w:sz w:val="24"/>
+                <w:szCs w:val="24"/>
+              </w:rPr>
+              <w:t>UC</w:t>
+            </w:r>
+            <w:r>
+              <w:rPr>
+                <w:rFonts w:ascii="Times New Roman" w:eastAsia="Times New Roman" w:hAnsi="Times New Roman" w:cs="Times New Roman"/>
+                <w:color w:val="000000"/>
+                <w:sz w:val="24"/>
+                <w:szCs w:val="24"/>
+              </w:rPr>
+              <w:t>-</w:t>
+            </w:r>
+            <w:r>
+              <w:rPr>
+                <w:rFonts w:ascii="Times New Roman" w:eastAsia="Times New Roman" w:hAnsi="Times New Roman" w:cs="Times New Roman"/>
+                <w:color w:val="000000"/>
+                <w:sz w:val="24"/>
+                <w:szCs w:val="24"/>
+              </w:rPr>
+              <w:t>PL</w:t>
+            </w:r>
+            <w:r>
+              <w:rPr>
+                <w:rFonts w:ascii="Times New Roman" w:eastAsia="Times New Roman" w:hAnsi="Times New Roman" w:cs="Times New Roman"/>
+                <w:color w:val="000000"/>
+                <w:sz w:val="24"/>
+                <w:szCs w:val="24"/>
+              </w:rPr>
+              <w:t>-03</w:t>
+            </w:r>
+          </w:p>
+        </w:tc>
+        <w:tc>
+          <w:tcPr>
+            <w:tcW w:w="8000" w:type="dxa"/>
+            <w:tcBorders>
+              <w:top w:val="single" w:sz="4" w:space="0" w:color="000000"/>
+              <w:left w:val="single" w:sz="4" w:space="0" w:color="000000"/>
+              <w:bottom w:val="single" w:sz="4" w:space="0" w:color="000000"/>
+              <w:right w:val="single" w:sz="8" w:space="0" w:color="4F81BD"/>
+            </w:tcBorders>
+            <w:tcMar>
+              <w:top w:w="0" w:type="dxa"/>
+              <w:left w:w="108" w:type="dxa"/>
+              <w:bottom w:w="0" w:type="dxa"/>
+              <w:right w:w="108" w:type="dxa"/>
+            </w:tcMar>
+          </w:tcPr>
+          <w:p>
+            <w:pPr>
+              <w:pStyle w:val="ListParagraph"/>
+              <w:numPr>
+                <w:ilvl w:val="0"/>
+                <w:numId w:val="39"/>
+              </w:numPr>
+              <w:spacing w:before="360" w:after="360" w:line="240" w:lineRule="auto"/>
+              <w:ind w:right="360"/>
+              <w:rPr>
+                <w:rFonts w:ascii="Times New Roman" w:eastAsia="Times New Roman" w:hAnsi="Times New Roman" w:cs="Times New Roman"/>
+                <w:sz w:val="24"/>
+                <w:szCs w:val="24"/>
+              </w:rPr>
+            </w:pPr>
+            <w:r>
+              <w:rPr>
+                <w:rFonts w:ascii="Times New Roman" w:eastAsia="Times New Roman" w:hAnsi="Times New Roman" w:cs="Times New Roman"/>
+                <w:sz w:val="24"/>
+                <w:szCs w:val="24"/>
+              </w:rPr>
+              <w:t>Player chọn “Nâng Cấp” trong chức năng “Quản Lý” để c</w:t>
+            </w:r>
+            <w:r>
+              <w:rPr>
+                <w:rFonts w:ascii="Times New Roman" w:eastAsia="Times New Roman" w:hAnsi="Times New Roman" w:cs="Times New Roman"/>
+                <w:sz w:val="24"/>
+                <w:szCs w:val="24"/>
+              </w:rPr>
+              <w:t>huyển sang màn hình chức năng nâng cấp các nhân vật đã sở hữu</w:t>
+            </w:r>
+          </w:p>
+        </w:tc>
+      </w:tr>
+      <w:tr>
+        <w:tc>
+          <w:tcPr>
+            <w:tcW w:w="1340" w:type="dxa"/>
+            <w:tcBorders>
+              <w:top w:val="single" w:sz="4" w:space="0" w:color="000000"/>
+              <w:left w:val="single" w:sz="8" w:space="0" w:color="4F81BD"/>
+              <w:bottom w:val="single" w:sz="4" w:space="0" w:color="000000"/>
+              <w:right w:val="single" w:sz="4" w:space="0" w:color="000000"/>
+            </w:tcBorders>
+            <w:tcMar>
+              <w:top w:w="0" w:type="dxa"/>
+              <w:left w:w="108" w:type="dxa"/>
+              <w:bottom w:w="0" w:type="dxa"/>
+              <w:right w:w="108" w:type="dxa"/>
+            </w:tcMar>
+            <w:vAlign w:val="center"/>
+          </w:tcPr>
+          <w:p>
+            <w:pPr>
+              <w:spacing w:before="240" w:after="0" w:line="240" w:lineRule="auto"/>
+              <w:jc w:val="center"/>
+              <w:rPr>
+                <w:rFonts w:ascii="Times New Roman" w:eastAsia="Times New Roman" w:hAnsi="Times New Roman" w:cs="Times New Roman"/>
+                <w:color w:val="000000"/>
+                <w:sz w:val="24"/>
+                <w:szCs w:val="24"/>
+              </w:rPr>
+            </w:pPr>
+            <w:r>
+              <w:rPr>
+                <w:rFonts w:ascii="Times New Roman" w:eastAsia="Times New Roman" w:hAnsi="Times New Roman" w:cs="Times New Roman"/>
+                <w:color w:val="000000"/>
+                <w:sz w:val="24"/>
+                <w:szCs w:val="24"/>
+              </w:rPr>
+              <w:lastRenderedPageBreak/>
+              <w:t>UC</w:t>
+            </w:r>
+            <w:r>
+              <w:rPr>
+                <w:rFonts w:ascii="Times New Roman" w:eastAsia="Times New Roman" w:hAnsi="Times New Roman" w:cs="Times New Roman"/>
+                <w:color w:val="000000"/>
+                <w:sz w:val="24"/>
+                <w:szCs w:val="24"/>
+              </w:rPr>
+              <w:t>-</w:t>
+            </w:r>
+            <w:r>
+              <w:rPr>
+                <w:rFonts w:ascii="Times New Roman" w:eastAsia="Times New Roman" w:hAnsi="Times New Roman" w:cs="Times New Roman"/>
+                <w:color w:val="000000"/>
+                <w:sz w:val="24"/>
+                <w:szCs w:val="24"/>
+              </w:rPr>
+              <w:t>PL</w:t>
+            </w:r>
+            <w:r>
+              <w:rPr>
+                <w:rFonts w:ascii="Times New Roman" w:eastAsia="Times New Roman" w:hAnsi="Times New Roman" w:cs="Times New Roman"/>
+                <w:color w:val="000000"/>
+                <w:sz w:val="24"/>
+                <w:szCs w:val="24"/>
+              </w:rPr>
+              <w:t>-04</w:t>
+            </w:r>
+          </w:p>
+        </w:tc>
+        <w:tc>
+          <w:tcPr>
+            <w:tcW w:w="8000" w:type="dxa"/>
+            <w:tcBorders>
+              <w:top w:val="single" w:sz="4" w:space="0" w:color="000000"/>
+              <w:left w:val="single" w:sz="4" w:space="0" w:color="000000"/>
+              <w:bottom w:val="single" w:sz="4" w:space="0" w:color="000000"/>
+              <w:right w:val="single" w:sz="8" w:space="0" w:color="4F81BD"/>
+            </w:tcBorders>
+            <w:tcMar>
+              <w:top w:w="0" w:type="dxa"/>
+              <w:left w:w="108" w:type="dxa"/>
+              <w:bottom w:w="0" w:type="dxa"/>
+              <w:right w:w="108" w:type="dxa"/>
+            </w:tcMar>
+          </w:tcPr>
+          <w:p>
+            <w:pPr>
+              <w:pStyle w:val="ListParagraph"/>
+              <w:numPr>
+                <w:ilvl w:val="0"/>
+                <w:numId w:val="39"/>
+              </w:numPr>
+              <w:spacing w:before="360" w:after="360" w:line="240" w:lineRule="auto"/>
+              <w:ind w:right="360"/>
+              <w:rPr>
+                <w:rFonts w:ascii="Times New Roman" w:eastAsia="Times New Roman" w:hAnsi="Times New Roman" w:cs="Times New Roman"/>
+                <w:sz w:val="24"/>
+                <w:szCs w:val="24"/>
+              </w:rPr>
+            </w:pPr>
+            <w:r>
+              <w:rPr>
+                <w:rFonts w:ascii="Times New Roman" w:eastAsia="Times New Roman" w:hAnsi="Times New Roman" w:cs="Times New Roman"/>
+                <w:sz w:val="24"/>
+                <w:szCs w:val="24"/>
+              </w:rPr>
+              <w:t>Player chọn “Quản lý” trên màn hình chơi chính để c</w:t>
+            </w:r>
+            <w:r>
+              <w:rPr>
+                <w:rFonts w:ascii="Times New Roman" w:eastAsia="Times New Roman" w:hAnsi="Times New Roman" w:cs="Times New Roman"/>
+                <w:sz w:val="24"/>
+                <w:szCs w:val="24"/>
+              </w:rPr>
+              <w:t>huyển sang màn hình chức năng xem, trang bị vật phẩm cho các nhân vật đã sở hữu</w:t>
+            </w:r>
+          </w:p>
+        </w:tc>
+      </w:tr>
+      <w:tr>
+        <w:tc>
+          <w:tcPr>
+            <w:tcW w:w="1340" w:type="dxa"/>
+            <w:tcBorders>
+              <w:top w:val="single" w:sz="4" w:space="0" w:color="000000"/>
+              <w:left w:val="single" w:sz="8" w:space="0" w:color="4F81BD"/>
+              <w:bottom w:val="single" w:sz="4" w:space="0" w:color="000000"/>
+              <w:right w:val="single" w:sz="4" w:space="0" w:color="000000"/>
+            </w:tcBorders>
+            <w:tcMar>
+              <w:top w:w="0" w:type="dxa"/>
+              <w:left w:w="108" w:type="dxa"/>
+              <w:bottom w:w="0" w:type="dxa"/>
+              <w:right w:w="108" w:type="dxa"/>
+            </w:tcMar>
+            <w:vAlign w:val="center"/>
+          </w:tcPr>
+          <w:p>
+            <w:pPr>
+              <w:spacing w:before="240" w:after="0" w:line="240" w:lineRule="auto"/>
+              <w:jc w:val="center"/>
+              <w:rPr>
+                <w:rFonts w:ascii="Times New Roman" w:eastAsia="Times New Roman" w:hAnsi="Times New Roman" w:cs="Times New Roman"/>
+                <w:color w:val="000000"/>
+                <w:sz w:val="24"/>
+                <w:szCs w:val="24"/>
+              </w:rPr>
+            </w:pPr>
+            <w:r>
+              <w:rPr>
+                <w:rFonts w:ascii="Times New Roman" w:eastAsia="Times New Roman" w:hAnsi="Times New Roman" w:cs="Times New Roman"/>
+                <w:color w:val="000000"/>
+                <w:sz w:val="24"/>
+                <w:szCs w:val="24"/>
+              </w:rPr>
+              <w:t>UC</w:t>
+            </w:r>
+            <w:r>
+              <w:rPr>
+                <w:rFonts w:ascii="Times New Roman" w:eastAsia="Times New Roman" w:hAnsi="Times New Roman" w:cs="Times New Roman"/>
+                <w:color w:val="000000"/>
+                <w:sz w:val="24"/>
+                <w:szCs w:val="24"/>
+              </w:rPr>
+              <w:t>-</w:t>
+            </w:r>
+            <w:r>
+              <w:rPr>
+                <w:rFonts w:ascii="Times New Roman" w:eastAsia="Times New Roman" w:hAnsi="Times New Roman" w:cs="Times New Roman"/>
+                <w:color w:val="000000"/>
+                <w:sz w:val="24"/>
+                <w:szCs w:val="24"/>
+              </w:rPr>
+              <w:t>PL</w:t>
+            </w:r>
+            <w:r>
+              <w:rPr>
+                <w:rFonts w:ascii="Times New Roman" w:eastAsia="Times New Roman" w:hAnsi="Times New Roman" w:cs="Times New Roman"/>
+                <w:color w:val="000000"/>
+                <w:sz w:val="24"/>
+                <w:szCs w:val="24"/>
+              </w:rPr>
+              <w:t>-05</w:t>
+            </w:r>
+          </w:p>
+        </w:tc>
+        <w:tc>
+          <w:tcPr>
+            <w:tcW w:w="8000" w:type="dxa"/>
+            <w:tcBorders>
+              <w:top w:val="single" w:sz="4" w:space="0" w:color="000000"/>
+              <w:left w:val="single" w:sz="4" w:space="0" w:color="000000"/>
+              <w:bottom w:val="single" w:sz="4" w:space="0" w:color="000000"/>
+              <w:right w:val="single" w:sz="8" w:space="0" w:color="4F81BD"/>
+            </w:tcBorders>
+            <w:tcMar>
+              <w:top w:w="0" w:type="dxa"/>
+              <w:left w:w="108" w:type="dxa"/>
+              <w:bottom w:w="0" w:type="dxa"/>
+              <w:right w:w="108" w:type="dxa"/>
+            </w:tcMar>
+          </w:tcPr>
+          <w:p>
+            <w:pPr>
+              <w:pStyle w:val="ListParagraph"/>
+              <w:numPr>
+                <w:ilvl w:val="0"/>
+                <w:numId w:val="39"/>
+              </w:numPr>
+              <w:spacing w:before="360" w:after="360" w:line="240" w:lineRule="auto"/>
+              <w:ind w:right="360"/>
+              <w:rPr>
+                <w:rFonts w:ascii="Times New Roman" w:eastAsia="Times New Roman" w:hAnsi="Times New Roman" w:cs="Times New Roman"/>
+                <w:sz w:val="24"/>
+                <w:szCs w:val="24"/>
+              </w:rPr>
+            </w:pPr>
+            <w:r>
+              <w:rPr>
+                <w:rFonts w:ascii="Times New Roman" w:eastAsia="Times New Roman" w:hAnsi="Times New Roman" w:cs="Times New Roman"/>
+                <w:sz w:val="24"/>
+                <w:szCs w:val="24"/>
+              </w:rPr>
+              <w:t>Player chọn vào 1 Nhân vật trên màn hình chức năng “Quản Lý” để xem chi tiết nhân vật</w:t>
+            </w:r>
+          </w:p>
+        </w:tc>
+      </w:tr>
+      <w:tr>
+        <w:tc>
+          <w:tcPr>
+            <w:tcW w:w="1340" w:type="dxa"/>
+            <w:tcBorders>
+              <w:top w:val="single" w:sz="4" w:space="0" w:color="000000"/>
+              <w:left w:val="single" w:sz="8" w:space="0" w:color="4F81BD"/>
+              <w:bottom w:val="single" w:sz="4" w:space="0" w:color="000000"/>
+              <w:right w:val="single" w:sz="4" w:space="0" w:color="000000"/>
+            </w:tcBorders>
+            <w:tcMar>
+              <w:top w:w="0" w:type="dxa"/>
+              <w:left w:w="108" w:type="dxa"/>
+              <w:bottom w:w="0" w:type="dxa"/>
+              <w:right w:w="108" w:type="dxa"/>
+            </w:tcMar>
+            <w:vAlign w:val="center"/>
+          </w:tcPr>
+          <w:p>
+            <w:pPr>
+              <w:spacing w:before="240" w:after="0" w:line="240" w:lineRule="auto"/>
+              <w:jc w:val="center"/>
+              <w:rPr>
+                <w:rFonts w:ascii="Times New Roman" w:eastAsia="Times New Roman" w:hAnsi="Times New Roman" w:cs="Times New Roman"/>
+                <w:color w:val="000000"/>
+                <w:sz w:val="24"/>
+                <w:szCs w:val="24"/>
+              </w:rPr>
+            </w:pPr>
+            <w:r>
+              <w:rPr>
+                <w:rFonts w:ascii="Times New Roman" w:eastAsia="Times New Roman" w:hAnsi="Times New Roman" w:cs="Times New Roman"/>
+                <w:color w:val="000000"/>
+                <w:sz w:val="24"/>
+                <w:szCs w:val="24"/>
+              </w:rPr>
+              <w:t>UC</w:t>
+            </w:r>
+            <w:r>
+              <w:rPr>
+                <w:rFonts w:ascii="Times New Roman" w:eastAsia="Times New Roman" w:hAnsi="Times New Roman" w:cs="Times New Roman"/>
+                <w:color w:val="000000"/>
+                <w:sz w:val="24"/>
+                <w:szCs w:val="24"/>
+              </w:rPr>
+              <w:t>-</w:t>
+            </w:r>
+            <w:r>
+              <w:rPr>
+                <w:rFonts w:ascii="Times New Roman" w:eastAsia="Times New Roman" w:hAnsi="Times New Roman" w:cs="Times New Roman"/>
+                <w:color w:val="000000"/>
+                <w:sz w:val="24"/>
+                <w:szCs w:val="24"/>
+              </w:rPr>
+              <w:t>PL</w:t>
+            </w:r>
+            <w:r>
+              <w:rPr>
+                <w:rFonts w:ascii="Times New Roman" w:eastAsia="Times New Roman" w:hAnsi="Times New Roman" w:cs="Times New Roman"/>
+                <w:color w:val="000000"/>
+                <w:sz w:val="24"/>
+                <w:szCs w:val="24"/>
+              </w:rPr>
+              <w:t>-06</w:t>
+            </w:r>
+          </w:p>
+        </w:tc>
+        <w:tc>
+          <w:tcPr>
+            <w:tcW w:w="8000" w:type="dxa"/>
+            <w:tcBorders>
+              <w:top w:val="single" w:sz="4" w:space="0" w:color="000000"/>
+              <w:left w:val="single" w:sz="4" w:space="0" w:color="000000"/>
+              <w:bottom w:val="single" w:sz="4" w:space="0" w:color="000000"/>
+              <w:right w:val="single" w:sz="8" w:space="0" w:color="4F81BD"/>
+            </w:tcBorders>
+            <w:tcMar>
+              <w:top w:w="0" w:type="dxa"/>
+              <w:left w:w="108" w:type="dxa"/>
+              <w:bottom w:w="0" w:type="dxa"/>
+              <w:right w:w="108" w:type="dxa"/>
+            </w:tcMar>
+          </w:tcPr>
+          <w:p>
+            <w:pPr>
+              <w:pStyle w:val="ListParagraph"/>
+              <w:numPr>
+                <w:ilvl w:val="0"/>
+                <w:numId w:val="39"/>
+              </w:numPr>
+              <w:spacing w:before="360" w:after="360" w:line="240" w:lineRule="auto"/>
+              <w:ind w:right="360"/>
+              <w:rPr>
+                <w:rFonts w:ascii="Times New Roman" w:eastAsia="Times New Roman" w:hAnsi="Times New Roman" w:cs="Times New Roman"/>
+                <w:sz w:val="24"/>
+                <w:szCs w:val="24"/>
+              </w:rPr>
+            </w:pPr>
+            <w:r>
+              <w:rPr>
+                <w:rFonts w:ascii="Times New Roman" w:eastAsia="Times New Roman" w:hAnsi="Times New Roman" w:cs="Times New Roman"/>
+                <w:sz w:val="24"/>
+                <w:szCs w:val="24"/>
+              </w:rPr>
+              <w:t>Player chọn “Trang Bị” khi đang xem chi tiết 1 nhân vật để xem và chỉnh sửa các trang bị của nhân vật đó.</w:t>
+            </w:r>
+          </w:p>
+        </w:tc>
+      </w:tr>
+      <w:tr>
+        <w:tc>
+          <w:tcPr>
+            <w:tcW w:w="1340" w:type="dxa"/>
+            <w:tcBorders>
+              <w:top w:val="single" w:sz="4" w:space="0" w:color="000000"/>
+              <w:left w:val="single" w:sz="8" w:space="0" w:color="4F81BD"/>
+              <w:bottom w:val="single" w:sz="4" w:space="0" w:color="000000"/>
+              <w:right w:val="single" w:sz="4" w:space="0" w:color="000000"/>
+            </w:tcBorders>
+            <w:tcMar>
+              <w:top w:w="0" w:type="dxa"/>
+              <w:left w:w="108" w:type="dxa"/>
+              <w:bottom w:w="0" w:type="dxa"/>
+              <w:right w:w="108" w:type="dxa"/>
+            </w:tcMar>
+            <w:vAlign w:val="center"/>
+          </w:tcPr>
+          <w:p>
+            <w:pPr>
+              <w:spacing w:before="240" w:after="0" w:line="240" w:lineRule="auto"/>
+              <w:jc w:val="center"/>
+              <w:rPr>
+                <w:rFonts w:ascii="Times New Roman" w:eastAsia="Times New Roman" w:hAnsi="Times New Roman" w:cs="Times New Roman"/>
+                <w:color w:val="000000"/>
+                <w:sz w:val="24"/>
+                <w:szCs w:val="24"/>
+              </w:rPr>
+            </w:pPr>
+            <w:r>
+              <w:rPr>
+                <w:rFonts w:ascii="Times New Roman" w:eastAsia="Times New Roman" w:hAnsi="Times New Roman" w:cs="Times New Roman"/>
+                <w:color w:val="000000"/>
+                <w:sz w:val="24"/>
+                <w:szCs w:val="24"/>
+              </w:rPr>
+              <w:t>UC-PL-07</w:t>
+            </w:r>
+          </w:p>
+        </w:tc>
+        <w:tc>
+          <w:tcPr>
+            <w:tcW w:w="8000" w:type="dxa"/>
+            <w:tcBorders>
+              <w:top w:val="single" w:sz="4" w:space="0" w:color="000000"/>
+              <w:left w:val="single" w:sz="4" w:space="0" w:color="000000"/>
+              <w:bottom w:val="single" w:sz="4" w:space="0" w:color="000000"/>
+              <w:right w:val="single" w:sz="8" w:space="0" w:color="4F81BD"/>
+            </w:tcBorders>
+            <w:tcMar>
+              <w:top w:w="0" w:type="dxa"/>
+              <w:left w:w="108" w:type="dxa"/>
+              <w:bottom w:w="0" w:type="dxa"/>
+              <w:right w:w="108" w:type="dxa"/>
+            </w:tcMar>
+          </w:tcPr>
+          <w:p>
+            <w:pPr>
+              <w:pStyle w:val="ListParagraph"/>
+              <w:numPr>
+                <w:ilvl w:val="0"/>
+                <w:numId w:val="39"/>
+              </w:numPr>
+              <w:spacing w:before="360" w:after="360" w:line="240" w:lineRule="auto"/>
+              <w:ind w:right="360"/>
+              <w:rPr>
+                <w:rFonts w:ascii="Times New Roman" w:eastAsia="Times New Roman" w:hAnsi="Times New Roman" w:cs="Times New Roman"/>
+                <w:sz w:val="24"/>
+                <w:szCs w:val="24"/>
+              </w:rPr>
+            </w:pPr>
+            <w:r>
+              <w:rPr>
+                <w:rFonts w:ascii="Times New Roman" w:eastAsia="Times New Roman" w:hAnsi="Times New Roman" w:cs="Times New Roman"/>
+                <w:sz w:val="24"/>
+                <w:szCs w:val="24"/>
+              </w:rPr>
+              <w:t>Player chọn “Kho Đồ” trên màn hình chơi chính để chuyển qua màn hình xem các vật phẩm mà Player đang sở hữu</w:t>
+            </w:r>
+          </w:p>
+        </w:tc>
+      </w:tr>
+      <w:tr>
+        <w:tc>
+          <w:tcPr>
+            <w:tcW w:w="1340" w:type="dxa"/>
+            <w:tcBorders>
+              <w:top w:val="single" w:sz="4" w:space="0" w:color="000000"/>
+              <w:left w:val="single" w:sz="8" w:space="0" w:color="4F81BD"/>
+              <w:bottom w:val="single" w:sz="4" w:space="0" w:color="000000"/>
+              <w:right w:val="single" w:sz="4" w:space="0" w:color="000000"/>
+            </w:tcBorders>
+            <w:tcMar>
+              <w:top w:w="0" w:type="dxa"/>
+              <w:left w:w="108" w:type="dxa"/>
+              <w:bottom w:w="0" w:type="dxa"/>
+              <w:right w:w="108" w:type="dxa"/>
+            </w:tcMar>
+            <w:vAlign w:val="center"/>
+          </w:tcPr>
+          <w:p>
+            <w:pPr>
+              <w:spacing w:before="240" w:after="0" w:line="240" w:lineRule="auto"/>
+              <w:jc w:val="center"/>
+              <w:rPr>
+                <w:rFonts w:ascii="Times New Roman" w:eastAsia="Times New Roman" w:hAnsi="Times New Roman" w:cs="Times New Roman"/>
+                <w:color w:val="000000"/>
+                <w:sz w:val="24"/>
+                <w:szCs w:val="24"/>
+              </w:rPr>
+            </w:pPr>
+            <w:r>
+              <w:rPr>
+                <w:rFonts w:ascii="Times New Roman" w:eastAsia="Times New Roman" w:hAnsi="Times New Roman" w:cs="Times New Roman"/>
+                <w:color w:val="000000"/>
+                <w:sz w:val="24"/>
+                <w:szCs w:val="24"/>
+              </w:rPr>
+              <w:t>UC-PL-08</w:t>
+            </w:r>
+          </w:p>
+        </w:tc>
+        <w:tc>
+          <w:tcPr>
+            <w:tcW w:w="8000" w:type="dxa"/>
+            <w:tcBorders>
+              <w:top w:val="single" w:sz="4" w:space="0" w:color="000000"/>
+              <w:left w:val="single" w:sz="4" w:space="0" w:color="000000"/>
+              <w:bottom w:val="single" w:sz="4" w:space="0" w:color="000000"/>
+              <w:right w:val="single" w:sz="8" w:space="0" w:color="4F81BD"/>
+            </w:tcBorders>
+            <w:tcMar>
+              <w:top w:w="0" w:type="dxa"/>
+              <w:left w:w="108" w:type="dxa"/>
+              <w:bottom w:w="0" w:type="dxa"/>
+              <w:right w:w="108" w:type="dxa"/>
+            </w:tcMar>
+          </w:tcPr>
+          <w:p>
+            <w:pPr>
+              <w:pStyle w:val="ListParagraph"/>
+              <w:numPr>
+                <w:ilvl w:val="0"/>
+                <w:numId w:val="39"/>
+              </w:numPr>
+              <w:spacing w:before="360" w:after="360" w:line="240" w:lineRule="auto"/>
+              <w:ind w:right="360"/>
+              <w:rPr>
+                <w:rFonts w:ascii="Times New Roman" w:eastAsia="Times New Roman" w:hAnsi="Times New Roman" w:cs="Times New Roman"/>
+                <w:sz w:val="24"/>
+                <w:szCs w:val="24"/>
+              </w:rPr>
+            </w:pPr>
+            <w:r>
+              <w:rPr>
+                <w:rFonts w:ascii="Times New Roman" w:eastAsia="Times New Roman" w:hAnsi="Times New Roman" w:cs="Times New Roman"/>
+                <w:sz w:val="24"/>
+                <w:szCs w:val="24"/>
+              </w:rPr>
+              <w:t xml:space="preserve">Player chọn “Lò Rèn” trên màn hình chơi chính để </w:t>
+            </w:r>
+          </w:p>
+        </w:tc>
+      </w:tr>
+      <w:tr>
+        <w:tc>
+          <w:tcPr>
+            <w:tcW w:w="1340" w:type="dxa"/>
+            <w:tcBorders>
+              <w:top w:val="single" w:sz="4" w:space="0" w:color="000000"/>
+              <w:left w:val="single" w:sz="8" w:space="0" w:color="4F81BD"/>
+              <w:bottom w:val="single" w:sz="4" w:space="0" w:color="000000"/>
+              <w:right w:val="single" w:sz="4" w:space="0" w:color="000000"/>
+            </w:tcBorders>
+            <w:tcMar>
+              <w:top w:w="0" w:type="dxa"/>
+              <w:left w:w="108" w:type="dxa"/>
+              <w:bottom w:w="0" w:type="dxa"/>
+              <w:right w:w="108" w:type="dxa"/>
+            </w:tcMar>
+            <w:vAlign w:val="center"/>
+          </w:tcPr>
+          <w:p>
+            <w:pPr>
+              <w:spacing w:before="240" w:after="0" w:line="240" w:lineRule="auto"/>
+              <w:jc w:val="center"/>
+              <w:rPr>
+                <w:rFonts w:ascii="Times New Roman" w:eastAsia="Times New Roman" w:hAnsi="Times New Roman" w:cs="Times New Roman"/>
+                <w:color w:val="000000"/>
+                <w:sz w:val="24"/>
+                <w:szCs w:val="24"/>
+              </w:rPr>
+            </w:pPr>
+            <w:r>
+              <w:rPr>
+                <w:rFonts w:ascii="Times New Roman" w:eastAsia="Times New Roman" w:hAnsi="Times New Roman" w:cs="Times New Roman"/>
+                <w:color w:val="000000"/>
+                <w:sz w:val="24"/>
+                <w:szCs w:val="24"/>
+              </w:rPr>
+              <w:t>UC-PL-09</w:t>
+            </w:r>
+          </w:p>
+        </w:tc>
+        <w:tc>
+          <w:tcPr>
+            <w:tcW w:w="8000" w:type="dxa"/>
+            <w:tcBorders>
+              <w:top w:val="single" w:sz="4" w:space="0" w:color="000000"/>
+              <w:left w:val="single" w:sz="4" w:space="0" w:color="000000"/>
+              <w:bottom w:val="single" w:sz="4" w:space="0" w:color="000000"/>
+              <w:right w:val="single" w:sz="8" w:space="0" w:color="4F81BD"/>
+            </w:tcBorders>
+            <w:tcMar>
+              <w:top w:w="0" w:type="dxa"/>
+              <w:left w:w="108" w:type="dxa"/>
+              <w:bottom w:w="0" w:type="dxa"/>
+              <w:right w:w="108" w:type="dxa"/>
+            </w:tcMar>
+          </w:tcPr>
+          <w:p>
+            <w:pPr>
+              <w:pStyle w:val="ListParagraph"/>
+              <w:numPr>
+                <w:ilvl w:val="0"/>
+                <w:numId w:val="39"/>
+              </w:numPr>
+              <w:spacing w:before="360" w:after="360" w:line="240" w:lineRule="auto"/>
+              <w:ind w:right="360"/>
+              <w:rPr>
+                <w:rFonts w:ascii="Times New Roman" w:eastAsia="Times New Roman" w:hAnsi="Times New Roman" w:cs="Times New Roman"/>
+                <w:sz w:val="24"/>
+                <w:szCs w:val="24"/>
+              </w:rPr>
+            </w:pPr>
+            <w:r>
+              <w:rPr>
+                <w:rFonts w:ascii="Times New Roman" w:eastAsia="Times New Roman" w:hAnsi="Times New Roman" w:cs="Times New Roman"/>
+                <w:sz w:val="24"/>
+                <w:szCs w:val="24"/>
+              </w:rPr>
+              <w:t>Player nhấn vào “Chơi” trên màn hình chơi chính để vào màn hình chức năng “Chọn Chế Độ Chơi”</w:t>
+            </w:r>
+          </w:p>
+        </w:tc>
+      </w:tr>
+      <w:tr>
+        <w:tc>
+          <w:tcPr>
+            <w:tcW w:w="1340" w:type="dxa"/>
+            <w:tcBorders>
+              <w:top w:val="single" w:sz="4" w:space="0" w:color="000000"/>
+              <w:left w:val="single" w:sz="8" w:space="0" w:color="4F81BD"/>
+              <w:bottom w:val="single" w:sz="4" w:space="0" w:color="000000"/>
+              <w:right w:val="single" w:sz="4" w:space="0" w:color="000000"/>
+            </w:tcBorders>
+            <w:tcMar>
+              <w:top w:w="0" w:type="dxa"/>
+              <w:left w:w="108" w:type="dxa"/>
+              <w:bottom w:w="0" w:type="dxa"/>
+              <w:right w:w="108" w:type="dxa"/>
+            </w:tcMar>
+            <w:vAlign w:val="center"/>
+          </w:tcPr>
+          <w:p>
+            <w:pPr>
+              <w:spacing w:before="240" w:after="0" w:line="240" w:lineRule="auto"/>
+              <w:jc w:val="center"/>
+              <w:rPr>
+                <w:rFonts w:ascii="Times New Roman" w:eastAsia="Times New Roman" w:hAnsi="Times New Roman" w:cs="Times New Roman"/>
+                <w:color w:val="000000"/>
+                <w:sz w:val="24"/>
+                <w:szCs w:val="24"/>
+              </w:rPr>
+            </w:pPr>
+            <w:r>
+              <w:rPr>
+                <w:rFonts w:ascii="Times New Roman" w:eastAsia="Times New Roman" w:hAnsi="Times New Roman" w:cs="Times New Roman"/>
+                <w:color w:val="000000"/>
+                <w:sz w:val="24"/>
+                <w:szCs w:val="24"/>
+              </w:rPr>
+              <w:t>UC-PL-10</w:t>
+            </w:r>
+          </w:p>
+        </w:tc>
+        <w:tc>
+          <w:tcPr>
+            <w:tcW w:w="8000" w:type="dxa"/>
+            <w:tcBorders>
+              <w:top w:val="single" w:sz="4" w:space="0" w:color="000000"/>
+              <w:left w:val="single" w:sz="4" w:space="0" w:color="000000"/>
+              <w:bottom w:val="single" w:sz="4" w:space="0" w:color="000000"/>
+              <w:right w:val="single" w:sz="8" w:space="0" w:color="4F81BD"/>
+            </w:tcBorders>
+            <w:tcMar>
+              <w:top w:w="0" w:type="dxa"/>
+              <w:left w:w="108" w:type="dxa"/>
+              <w:bottom w:w="0" w:type="dxa"/>
+              <w:right w:w="108" w:type="dxa"/>
+            </w:tcMar>
+          </w:tcPr>
+          <w:p>
+            <w:pPr>
+              <w:pStyle w:val="ListParagraph"/>
+              <w:numPr>
+                <w:ilvl w:val="0"/>
+                <w:numId w:val="39"/>
+              </w:numPr>
+              <w:spacing w:before="360" w:after="360" w:line="240" w:lineRule="auto"/>
+              <w:ind w:right="360"/>
+              <w:rPr>
+                <w:rFonts w:ascii="Times New Roman" w:eastAsia="Times New Roman" w:hAnsi="Times New Roman" w:cs="Times New Roman"/>
+                <w:sz w:val="24"/>
+                <w:szCs w:val="24"/>
+              </w:rPr>
+            </w:pPr>
+            <w:r>
+              <w:rPr>
+                <w:rFonts w:ascii="Times New Roman" w:eastAsia="Times New Roman" w:hAnsi="Times New Roman" w:cs="Times New Roman"/>
+                <w:sz w:val="24"/>
+                <w:szCs w:val="24"/>
+              </w:rPr>
+              <w:t>Player nhấn “Chơi Nhanh” trên màn hình chọn chế độ chơi để chọn chơi nhanh</w:t>
+            </w:r>
+          </w:p>
+        </w:tc>
+      </w:tr>
+      <w:tr>
+        <w:tc>
+          <w:tcPr>
+            <w:tcW w:w="1340" w:type="dxa"/>
+            <w:tcBorders>
+              <w:top w:val="single" w:sz="4" w:space="0" w:color="000000"/>
+              <w:left w:val="single" w:sz="8" w:space="0" w:color="4F81BD"/>
+              <w:bottom w:val="single" w:sz="4" w:space="0" w:color="000000"/>
+              <w:right w:val="single" w:sz="4" w:space="0" w:color="000000"/>
+            </w:tcBorders>
+            <w:tcMar>
+              <w:top w:w="0" w:type="dxa"/>
+              <w:left w:w="108" w:type="dxa"/>
+              <w:bottom w:w="0" w:type="dxa"/>
+              <w:right w:w="108" w:type="dxa"/>
+            </w:tcMar>
+            <w:vAlign w:val="center"/>
+          </w:tcPr>
+          <w:p>
+            <w:pPr>
+              <w:spacing w:before="240" w:after="0" w:line="240" w:lineRule="auto"/>
+              <w:jc w:val="center"/>
+              <w:rPr>
+                <w:rFonts w:ascii="Times New Roman" w:eastAsia="Times New Roman" w:hAnsi="Times New Roman" w:cs="Times New Roman"/>
+                <w:color w:val="000000"/>
+                <w:sz w:val="24"/>
+                <w:szCs w:val="24"/>
+              </w:rPr>
+            </w:pPr>
+            <w:r>
+              <w:rPr>
+                <w:rFonts w:ascii="Times New Roman" w:eastAsia="Times New Roman" w:hAnsi="Times New Roman" w:cs="Times New Roman"/>
+                <w:color w:val="000000"/>
+                <w:sz w:val="24"/>
+                <w:szCs w:val="24"/>
+              </w:rPr>
+              <w:t>UC-PL-11</w:t>
+            </w:r>
+          </w:p>
+        </w:tc>
+        <w:tc>
+          <w:tcPr>
+            <w:tcW w:w="8000" w:type="dxa"/>
+            <w:tcBorders>
+              <w:top w:val="single" w:sz="4" w:space="0" w:color="000000"/>
+              <w:left w:val="single" w:sz="4" w:space="0" w:color="000000"/>
+              <w:bottom w:val="single" w:sz="4" w:space="0" w:color="000000"/>
+              <w:right w:val="single" w:sz="8" w:space="0" w:color="4F81BD"/>
+            </w:tcBorders>
+            <w:tcMar>
+              <w:top w:w="0" w:type="dxa"/>
+              <w:left w:w="108" w:type="dxa"/>
+              <w:bottom w:w="0" w:type="dxa"/>
+              <w:right w:w="108" w:type="dxa"/>
+            </w:tcMar>
+          </w:tcPr>
+          <w:p>
+            <w:pPr>
+              <w:pStyle w:val="ListParagraph"/>
+              <w:numPr>
+                <w:ilvl w:val="0"/>
+                <w:numId w:val="39"/>
+              </w:numPr>
+              <w:spacing w:before="360" w:after="360" w:line="240" w:lineRule="auto"/>
+              <w:ind w:right="360"/>
+              <w:rPr>
+                <w:rFonts w:ascii="Times New Roman" w:eastAsia="Times New Roman" w:hAnsi="Times New Roman" w:cs="Times New Roman"/>
+                <w:sz w:val="24"/>
+                <w:szCs w:val="24"/>
+              </w:rPr>
+            </w:pPr>
+            <w:r>
+              <w:rPr>
+                <w:rFonts w:ascii="Times New Roman" w:eastAsia="Times New Roman" w:hAnsi="Times New Roman" w:cs="Times New Roman"/>
+                <w:sz w:val="24"/>
+                <w:szCs w:val="24"/>
+              </w:rPr>
+              <w:t>Player nhấn “Cốt Truyện” trên màn hình chọn chế độ chơi để chọn Cốt Truyện</w:t>
+            </w:r>
+          </w:p>
+        </w:tc>
+      </w:tr>
+      <w:tr>
+        <w:tc>
+          <w:tcPr>
+            <w:tcW w:w="1340" w:type="dxa"/>
+            <w:tcBorders>
+              <w:top w:val="single" w:sz="4" w:space="0" w:color="000000"/>
+              <w:left w:val="single" w:sz="8" w:space="0" w:color="4F81BD"/>
+              <w:bottom w:val="single" w:sz="4" w:space="0" w:color="000000"/>
+              <w:right w:val="single" w:sz="4" w:space="0" w:color="000000"/>
+            </w:tcBorders>
+            <w:tcMar>
+              <w:top w:w="0" w:type="dxa"/>
+              <w:left w:w="108" w:type="dxa"/>
+              <w:bottom w:w="0" w:type="dxa"/>
+              <w:right w:w="108" w:type="dxa"/>
+            </w:tcMar>
+            <w:vAlign w:val="center"/>
+          </w:tcPr>
+          <w:p>
+            <w:pPr>
+              <w:spacing w:before="240" w:after="0" w:line="240" w:lineRule="auto"/>
+              <w:jc w:val="center"/>
+              <w:rPr>
+                <w:rFonts w:ascii="Times New Roman" w:eastAsia="Times New Roman" w:hAnsi="Times New Roman" w:cs="Times New Roman"/>
+                <w:color w:val="000000"/>
+                <w:sz w:val="24"/>
+                <w:szCs w:val="24"/>
+              </w:rPr>
+            </w:pPr>
+            <w:r>
+              <w:rPr>
+                <w:rFonts w:ascii="Times New Roman" w:eastAsia="Times New Roman" w:hAnsi="Times New Roman" w:cs="Times New Roman"/>
+                <w:color w:val="000000"/>
+                <w:sz w:val="24"/>
+                <w:szCs w:val="24"/>
+              </w:rPr>
+              <w:t>UC-PL-12</w:t>
+            </w:r>
+          </w:p>
+        </w:tc>
+        <w:tc>
+          <w:tcPr>
+            <w:tcW w:w="8000" w:type="dxa"/>
+            <w:tcBorders>
+              <w:top w:val="single" w:sz="4" w:space="0" w:color="000000"/>
+              <w:left w:val="single" w:sz="4" w:space="0" w:color="000000"/>
+              <w:bottom w:val="single" w:sz="4" w:space="0" w:color="000000"/>
+              <w:right w:val="single" w:sz="8" w:space="0" w:color="4F81BD"/>
+            </w:tcBorders>
+            <w:tcMar>
+              <w:top w:w="0" w:type="dxa"/>
+              <w:left w:w="108" w:type="dxa"/>
+              <w:bottom w:w="0" w:type="dxa"/>
+              <w:right w:w="108" w:type="dxa"/>
+            </w:tcMar>
+          </w:tcPr>
+          <w:p>
+            <w:pPr>
+              <w:pStyle w:val="ListParagraph"/>
+              <w:numPr>
+                <w:ilvl w:val="0"/>
+                <w:numId w:val="39"/>
+              </w:numPr>
+              <w:spacing w:before="360" w:after="360" w:line="240" w:lineRule="auto"/>
+              <w:ind w:right="360"/>
+              <w:rPr>
+                <w:rFonts w:ascii="Times New Roman" w:eastAsia="Times New Roman" w:hAnsi="Times New Roman" w:cs="Times New Roman"/>
+                <w:sz w:val="24"/>
+                <w:szCs w:val="24"/>
+              </w:rPr>
+            </w:pPr>
+            <w:r>
+              <w:rPr>
+                <w:rFonts w:ascii="Times New Roman" w:eastAsia="Times New Roman" w:hAnsi="Times New Roman" w:cs="Times New Roman"/>
+                <w:sz w:val="24"/>
+                <w:szCs w:val="24"/>
+              </w:rPr>
+              <w:t>Sau khi chọn chế độ chơi “Cốt Truyện”, Player sẽ chọn màn cốt truyện muốn chơi</w:t>
+            </w:r>
+          </w:p>
+        </w:tc>
+      </w:tr>
+      <w:tr>
+        <w:tc>
+          <w:tcPr>
+            <w:tcW w:w="1340" w:type="dxa"/>
+            <w:tcBorders>
+              <w:top w:val="single" w:sz="4" w:space="0" w:color="000000"/>
+              <w:left w:val="single" w:sz="8" w:space="0" w:color="4F81BD"/>
+              <w:bottom w:val="single" w:sz="4" w:space="0" w:color="000000"/>
+              <w:right w:val="single" w:sz="4" w:space="0" w:color="000000"/>
+            </w:tcBorders>
+            <w:tcMar>
+              <w:top w:w="0" w:type="dxa"/>
+              <w:left w:w="108" w:type="dxa"/>
+              <w:bottom w:w="0" w:type="dxa"/>
+              <w:right w:w="108" w:type="dxa"/>
+            </w:tcMar>
+            <w:vAlign w:val="center"/>
+          </w:tcPr>
+          <w:p>
+            <w:pPr>
+              <w:spacing w:before="240" w:after="0" w:line="240" w:lineRule="auto"/>
+              <w:jc w:val="center"/>
+              <w:rPr>
+                <w:rFonts w:ascii="Times New Roman" w:eastAsia="Times New Roman" w:hAnsi="Times New Roman" w:cs="Times New Roman"/>
+                <w:color w:val="000000"/>
+                <w:sz w:val="24"/>
+                <w:szCs w:val="24"/>
+              </w:rPr>
+            </w:pPr>
+            <w:r>
+              <w:rPr>
+                <w:rFonts w:ascii="Times New Roman" w:eastAsia="Times New Roman" w:hAnsi="Times New Roman" w:cs="Times New Roman"/>
+                <w:color w:val="000000"/>
+                <w:sz w:val="24"/>
+                <w:szCs w:val="24"/>
+              </w:rPr>
+              <w:t>UC-PL-1</w:t>
+            </w:r>
+            <w:r>
+              <w:rPr>
+                <w:rFonts w:ascii="Times New Roman" w:eastAsia="Times New Roman" w:hAnsi="Times New Roman" w:cs="Times New Roman"/>
+                <w:color w:val="000000"/>
+                <w:sz w:val="24"/>
+                <w:szCs w:val="24"/>
+              </w:rPr>
+              <w:t>3</w:t>
+            </w:r>
+          </w:p>
+        </w:tc>
+        <w:tc>
+          <w:tcPr>
+            <w:tcW w:w="8000" w:type="dxa"/>
+            <w:tcBorders>
+              <w:top w:val="single" w:sz="4" w:space="0" w:color="000000"/>
+              <w:left w:val="single" w:sz="4" w:space="0" w:color="000000"/>
+              <w:bottom w:val="single" w:sz="4" w:space="0" w:color="000000"/>
+              <w:right w:val="single" w:sz="8" w:space="0" w:color="4F81BD"/>
+            </w:tcBorders>
+            <w:tcMar>
+              <w:top w:w="0" w:type="dxa"/>
+              <w:left w:w="108" w:type="dxa"/>
+              <w:bottom w:w="0" w:type="dxa"/>
+              <w:right w:w="108" w:type="dxa"/>
+            </w:tcMar>
+          </w:tcPr>
+          <w:p>
+            <w:pPr>
+              <w:pStyle w:val="ListParagraph"/>
+              <w:numPr>
+                <w:ilvl w:val="0"/>
+                <w:numId w:val="39"/>
+              </w:numPr>
+              <w:spacing w:before="360" w:after="360" w:line="240" w:lineRule="auto"/>
+              <w:ind w:right="360"/>
+              <w:rPr>
+                <w:rFonts w:ascii="Times New Roman" w:eastAsia="Times New Roman" w:hAnsi="Times New Roman" w:cs="Times New Roman"/>
+                <w:sz w:val="24"/>
+                <w:szCs w:val="24"/>
+              </w:rPr>
+            </w:pPr>
+            <w:r>
+              <w:rPr>
+                <w:rFonts w:ascii="Times New Roman" w:eastAsia="Times New Roman" w:hAnsi="Times New Roman" w:cs="Times New Roman"/>
+                <w:sz w:val="24"/>
+                <w:szCs w:val="24"/>
+              </w:rPr>
+              <w:t>Player nhấn “Sinh Tồn” trên màn hình chọn chế độ chơi để chọn sinh tồn</w:t>
+            </w:r>
+          </w:p>
+        </w:tc>
+      </w:tr>
+      <w:tr>
+        <w:tc>
+          <w:tcPr>
+            <w:tcW w:w="1340" w:type="dxa"/>
+            <w:tcBorders>
+              <w:top w:val="single" w:sz="4" w:space="0" w:color="000000"/>
+              <w:left w:val="single" w:sz="8" w:space="0" w:color="4F81BD"/>
+              <w:bottom w:val="single" w:sz="4" w:space="0" w:color="000000"/>
+              <w:right w:val="single" w:sz="4" w:space="0" w:color="000000"/>
+            </w:tcBorders>
+            <w:tcMar>
+              <w:top w:w="0" w:type="dxa"/>
+              <w:left w:w="108" w:type="dxa"/>
+              <w:bottom w:w="0" w:type="dxa"/>
+              <w:right w:w="108" w:type="dxa"/>
+            </w:tcMar>
+            <w:vAlign w:val="center"/>
+          </w:tcPr>
+          <w:p>
+            <w:pPr>
+              <w:spacing w:before="240" w:after="0" w:line="240" w:lineRule="auto"/>
+              <w:jc w:val="center"/>
+              <w:rPr>
+                <w:rFonts w:ascii="Times New Roman" w:eastAsia="Times New Roman" w:hAnsi="Times New Roman" w:cs="Times New Roman"/>
+                <w:color w:val="000000"/>
+                <w:sz w:val="24"/>
+                <w:szCs w:val="24"/>
+              </w:rPr>
+            </w:pPr>
+            <w:r>
+              <w:rPr>
+                <w:rFonts w:ascii="Times New Roman" w:eastAsia="Times New Roman" w:hAnsi="Times New Roman" w:cs="Times New Roman"/>
+                <w:color w:val="000000"/>
+                <w:sz w:val="24"/>
+                <w:szCs w:val="24"/>
+              </w:rPr>
+              <w:lastRenderedPageBreak/>
+              <w:t>UC-PL-1</w:t>
+            </w:r>
+            <w:r>
+              <w:rPr>
+                <w:rFonts w:ascii="Times New Roman" w:eastAsia="Times New Roman" w:hAnsi="Times New Roman" w:cs="Times New Roman"/>
+                <w:color w:val="000000"/>
+                <w:sz w:val="24"/>
+                <w:szCs w:val="24"/>
+              </w:rPr>
+              <w:t>4</w:t>
+            </w:r>
+          </w:p>
+        </w:tc>
+        <w:tc>
+          <w:tcPr>
+            <w:tcW w:w="8000" w:type="dxa"/>
+            <w:tcBorders>
+              <w:top w:val="single" w:sz="4" w:space="0" w:color="000000"/>
+              <w:left w:val="single" w:sz="4" w:space="0" w:color="000000"/>
+              <w:bottom w:val="single" w:sz="4" w:space="0" w:color="000000"/>
+              <w:right w:val="single" w:sz="8" w:space="0" w:color="4F81BD"/>
+            </w:tcBorders>
+            <w:tcMar>
+              <w:top w:w="0" w:type="dxa"/>
+              <w:left w:w="108" w:type="dxa"/>
+              <w:bottom w:w="0" w:type="dxa"/>
+              <w:right w:w="108" w:type="dxa"/>
+            </w:tcMar>
+          </w:tcPr>
+          <w:p>
+            <w:pPr>
+              <w:pStyle w:val="ListParagraph"/>
+              <w:numPr>
+                <w:ilvl w:val="0"/>
+                <w:numId w:val="39"/>
+              </w:numPr>
+              <w:spacing w:before="360" w:after="360" w:line="240" w:lineRule="auto"/>
+              <w:ind w:right="360"/>
+              <w:rPr>
+                <w:rFonts w:ascii="Times New Roman" w:eastAsia="Times New Roman" w:hAnsi="Times New Roman" w:cs="Times New Roman"/>
+                <w:sz w:val="24"/>
+                <w:szCs w:val="24"/>
+              </w:rPr>
+            </w:pPr>
+            <w:r>
+              <w:rPr>
+                <w:rFonts w:ascii="Times New Roman" w:eastAsia="Times New Roman" w:hAnsi="Times New Roman" w:cs="Times New Roman"/>
+                <w:sz w:val="24"/>
+                <w:szCs w:val="24"/>
+              </w:rPr>
+              <w:t>Sau kh</w:t>
+            </w:r>
+            <w:r>
+              <w:rPr>
+                <w:rFonts w:ascii="Times New Roman" w:eastAsia="Times New Roman" w:hAnsi="Times New Roman" w:cs="Times New Roman"/>
+                <w:sz w:val="24"/>
+                <w:szCs w:val="24"/>
+              </w:rPr>
+              <w:t>i nhấn “Chơi”</w:t>
+            </w:r>
+            <w:r>
+              <w:rPr>
+                <w:rFonts w:ascii="Times New Roman" w:eastAsia="Times New Roman" w:hAnsi="Times New Roman" w:cs="Times New Roman"/>
+                <w:sz w:val="24"/>
+                <w:szCs w:val="24"/>
+              </w:rPr>
+              <w:t>, Player được chuyển sang màn hình “Chọn Nhân Vật” để chọn các nhân vật sẽ sử dụng trong lần chơi này.</w:t>
+            </w:r>
+          </w:p>
+        </w:tc>
+      </w:tr>
+      <w:tr>
+        <w:tc>
+          <w:tcPr>
+            <w:tcW w:w="1340" w:type="dxa"/>
+            <w:tcBorders>
+              <w:top w:val="single" w:sz="4" w:space="0" w:color="000000"/>
+              <w:left w:val="single" w:sz="8" w:space="0" w:color="4F81BD"/>
+              <w:bottom w:val="single" w:sz="4" w:space="0" w:color="000000"/>
+              <w:right w:val="single" w:sz="4" w:space="0" w:color="000000"/>
+            </w:tcBorders>
+            <w:tcMar>
+              <w:top w:w="0" w:type="dxa"/>
+              <w:left w:w="108" w:type="dxa"/>
+              <w:bottom w:w="0" w:type="dxa"/>
+              <w:right w:w="108" w:type="dxa"/>
+            </w:tcMar>
+            <w:vAlign w:val="center"/>
+          </w:tcPr>
+          <w:p>
+            <w:pPr>
+              <w:spacing w:before="240" w:after="0" w:line="240" w:lineRule="auto"/>
+              <w:jc w:val="center"/>
+              <w:rPr>
+                <w:rFonts w:ascii="Times New Roman" w:eastAsia="Times New Roman" w:hAnsi="Times New Roman" w:cs="Times New Roman"/>
+                <w:color w:val="000000"/>
+                <w:sz w:val="24"/>
+                <w:szCs w:val="24"/>
+              </w:rPr>
+            </w:pPr>
+            <w:r>
+              <w:rPr>
+                <w:rFonts w:ascii="Times New Roman" w:eastAsia="Times New Roman" w:hAnsi="Times New Roman" w:cs="Times New Roman"/>
+                <w:color w:val="000000"/>
+                <w:sz w:val="24"/>
+                <w:szCs w:val="24"/>
+              </w:rPr>
+              <w:t>UC-PL-1</w:t>
+            </w:r>
+            <w:r>
+              <w:rPr>
+                <w:rFonts w:ascii="Times New Roman" w:eastAsia="Times New Roman" w:hAnsi="Times New Roman" w:cs="Times New Roman"/>
+                <w:color w:val="000000"/>
+                <w:sz w:val="24"/>
+                <w:szCs w:val="24"/>
+              </w:rPr>
+              <w:t>5</w:t>
+            </w:r>
+          </w:p>
+        </w:tc>
+        <w:tc>
+          <w:tcPr>
+            <w:tcW w:w="8000" w:type="dxa"/>
+            <w:tcBorders>
+              <w:top w:val="single" w:sz="4" w:space="0" w:color="000000"/>
+              <w:left w:val="single" w:sz="4" w:space="0" w:color="000000"/>
+              <w:bottom w:val="single" w:sz="4" w:space="0" w:color="000000"/>
+              <w:right w:val="single" w:sz="8" w:space="0" w:color="4F81BD"/>
+            </w:tcBorders>
+            <w:tcMar>
+              <w:top w:w="0" w:type="dxa"/>
+              <w:left w:w="108" w:type="dxa"/>
+              <w:bottom w:w="0" w:type="dxa"/>
+              <w:right w:w="108" w:type="dxa"/>
+            </w:tcMar>
+          </w:tcPr>
+          <w:p>
+            <w:pPr>
+              <w:pStyle w:val="ListParagraph"/>
+              <w:numPr>
+                <w:ilvl w:val="0"/>
+                <w:numId w:val="39"/>
+              </w:numPr>
+              <w:spacing w:before="360" w:after="360" w:line="240" w:lineRule="auto"/>
+              <w:ind w:right="360"/>
+              <w:rPr>
+                <w:rFonts w:ascii="Times New Roman" w:eastAsia="Times New Roman" w:hAnsi="Times New Roman" w:cs="Times New Roman"/>
+                <w:sz w:val="24"/>
+                <w:szCs w:val="24"/>
+              </w:rPr>
+            </w:pPr>
+            <w:r>
+              <w:rPr>
+                <w:rFonts w:ascii="Times New Roman" w:eastAsia="Times New Roman" w:hAnsi="Times New Roman" w:cs="Times New Roman"/>
+                <w:sz w:val="24"/>
+                <w:szCs w:val="24"/>
+              </w:rPr>
+              <w:t xml:space="preserve">Sau khi </w:t>
+            </w:r>
+            <w:r>
+              <w:rPr>
+                <w:rFonts w:ascii="Times New Roman" w:eastAsia="Times New Roman" w:hAnsi="Times New Roman" w:cs="Times New Roman"/>
+                <w:sz w:val="24"/>
+                <w:szCs w:val="24"/>
+              </w:rPr>
+              <w:t>thua</w:t>
+            </w:r>
+            <w:r>
+              <w:rPr>
+                <w:rFonts w:ascii="Times New Roman" w:eastAsia="Times New Roman" w:hAnsi="Times New Roman" w:cs="Times New Roman"/>
+                <w:sz w:val="24"/>
+                <w:szCs w:val="24"/>
+              </w:rPr>
+              <w:t xml:space="preserve"> </w:t>
+            </w:r>
+            <w:r>
+              <w:rPr>
+                <w:rFonts w:ascii="Times New Roman" w:eastAsia="Times New Roman" w:hAnsi="Times New Roman" w:cs="Times New Roman"/>
+                <w:sz w:val="24"/>
+                <w:szCs w:val="24"/>
+              </w:rPr>
+              <w:t>1 màn chơi, Player nhấn “Chơi Lại” để chơi lại màn chơi đó, Player sẽ được quay về màn hình chọn nhân vật</w:t>
+            </w:r>
+            <w:r>
+              <w:rPr>
+                <w:rFonts w:ascii="Times New Roman" w:eastAsia="Times New Roman" w:hAnsi="Times New Roman" w:cs="Times New Roman"/>
+                <w:sz w:val="24"/>
+                <w:szCs w:val="24"/>
+              </w:rPr>
+              <w:t>.</w:t>
+            </w:r>
+            <w:r>
+              <w:rPr>
+                <w:rFonts w:ascii="Times New Roman" w:eastAsia="Times New Roman" w:hAnsi="Times New Roman" w:cs="Times New Roman"/>
+                <w:sz w:val="24"/>
+                <w:szCs w:val="24"/>
+              </w:rPr>
+              <w:t xml:space="preserve"> Ở chế độ “Cốt Truyện”, khi thắng Player cũng có thể nhấn chơi lại để chơi lại màn hiện tại</w:t>
+            </w:r>
+          </w:p>
+        </w:tc>
+      </w:tr>
+      <w:tr>
+        <w:tc>
+          <w:tcPr>
+            <w:tcW w:w="1340" w:type="dxa"/>
+            <w:tcBorders>
+              <w:top w:val="single" w:sz="4" w:space="0" w:color="000000"/>
+              <w:left w:val="single" w:sz="8" w:space="0" w:color="4F81BD"/>
+              <w:bottom w:val="single" w:sz="4" w:space="0" w:color="000000"/>
+              <w:right w:val="single" w:sz="4" w:space="0" w:color="000000"/>
+            </w:tcBorders>
+            <w:tcMar>
+              <w:top w:w="0" w:type="dxa"/>
+              <w:left w:w="108" w:type="dxa"/>
+              <w:bottom w:w="0" w:type="dxa"/>
+              <w:right w:w="108" w:type="dxa"/>
+            </w:tcMar>
+            <w:vAlign w:val="center"/>
+          </w:tcPr>
+          <w:p>
+            <w:pPr>
+              <w:spacing w:before="240" w:after="0" w:line="240" w:lineRule="auto"/>
+              <w:jc w:val="center"/>
+              <w:rPr>
+                <w:rFonts w:ascii="Times New Roman" w:eastAsia="Times New Roman" w:hAnsi="Times New Roman" w:cs="Times New Roman"/>
+                <w:color w:val="000000"/>
+                <w:sz w:val="24"/>
+                <w:szCs w:val="24"/>
+              </w:rPr>
+            </w:pPr>
+            <w:r>
+              <w:rPr>
+                <w:rFonts w:ascii="Times New Roman" w:eastAsia="Times New Roman" w:hAnsi="Times New Roman" w:cs="Times New Roman"/>
+                <w:color w:val="000000"/>
+                <w:sz w:val="24"/>
+                <w:szCs w:val="24"/>
+              </w:rPr>
+              <w:t>UC-PL-1</w:t>
+            </w:r>
+            <w:r>
+              <w:rPr>
+                <w:rFonts w:ascii="Times New Roman" w:eastAsia="Times New Roman" w:hAnsi="Times New Roman" w:cs="Times New Roman"/>
+                <w:color w:val="000000"/>
+                <w:sz w:val="24"/>
+                <w:szCs w:val="24"/>
+              </w:rPr>
+              <w:t>6</w:t>
+            </w:r>
+          </w:p>
+        </w:tc>
+        <w:tc>
+          <w:tcPr>
+            <w:tcW w:w="8000" w:type="dxa"/>
+            <w:tcBorders>
+              <w:top w:val="single" w:sz="4" w:space="0" w:color="000000"/>
+              <w:left w:val="single" w:sz="4" w:space="0" w:color="000000"/>
+              <w:bottom w:val="single" w:sz="4" w:space="0" w:color="000000"/>
+              <w:right w:val="single" w:sz="8" w:space="0" w:color="4F81BD"/>
+            </w:tcBorders>
+            <w:tcMar>
+              <w:top w:w="0" w:type="dxa"/>
+              <w:left w:w="108" w:type="dxa"/>
+              <w:bottom w:w="0" w:type="dxa"/>
+              <w:right w:w="108" w:type="dxa"/>
+            </w:tcMar>
+          </w:tcPr>
+          <w:p>
+            <w:pPr>
+              <w:pStyle w:val="ListParagraph"/>
+              <w:numPr>
+                <w:ilvl w:val="0"/>
+                <w:numId w:val="39"/>
+              </w:numPr>
+              <w:spacing w:before="360" w:after="360" w:line="240" w:lineRule="auto"/>
+              <w:ind w:right="360"/>
+              <w:rPr>
+                <w:rFonts w:ascii="Times New Roman" w:eastAsia="Times New Roman" w:hAnsi="Times New Roman" w:cs="Times New Roman"/>
+                <w:sz w:val="24"/>
+                <w:szCs w:val="24"/>
+              </w:rPr>
+            </w:pPr>
+            <w:r>
+              <w:rPr>
+                <w:rFonts w:ascii="Times New Roman" w:eastAsia="Times New Roman" w:hAnsi="Times New Roman" w:cs="Times New Roman"/>
+                <w:sz w:val="24"/>
+                <w:szCs w:val="24"/>
+              </w:rPr>
+              <w:t>Khi</w:t>
+            </w:r>
+            <w:r>
+              <w:rPr>
+                <w:rFonts w:ascii="Times New Roman" w:eastAsia="Times New Roman" w:hAnsi="Times New Roman" w:cs="Times New Roman"/>
+                <w:sz w:val="24"/>
+                <w:szCs w:val="24"/>
+              </w:rPr>
+              <w:t xml:space="preserve"> Hoàn thành 1 màn chơi, ở chế độ “Cốt Truyện” Player sẽ tiến đến màn chơi tiếp theo</w:t>
+            </w:r>
+            <w:r>
+              <w:rPr>
+                <w:rFonts w:ascii="Times New Roman" w:eastAsia="Times New Roman" w:hAnsi="Times New Roman" w:cs="Times New Roman"/>
+                <w:sz w:val="24"/>
+                <w:szCs w:val="24"/>
+              </w:rPr>
+              <w:t>, với các chế độ khác, Player sẽ tiếp tục chơi.</w:t>
+            </w:r>
+          </w:p>
+        </w:tc>
+      </w:tr>
+      <w:tr>
+        <w:tc>
+          <w:tcPr>
+            <w:tcW w:w="1340" w:type="dxa"/>
+            <w:tcBorders>
+              <w:top w:val="single" w:sz="4" w:space="0" w:color="000000"/>
+              <w:left w:val="single" w:sz="8" w:space="0" w:color="4F81BD"/>
+              <w:bottom w:val="single" w:sz="4" w:space="0" w:color="000000"/>
+              <w:right w:val="single" w:sz="4" w:space="0" w:color="000000"/>
+            </w:tcBorders>
+            <w:tcMar>
+              <w:top w:w="0" w:type="dxa"/>
+              <w:left w:w="108" w:type="dxa"/>
+              <w:bottom w:w="0" w:type="dxa"/>
+              <w:right w:w="108" w:type="dxa"/>
+            </w:tcMar>
+            <w:vAlign w:val="center"/>
+          </w:tcPr>
+          <w:p>
+            <w:pPr>
+              <w:spacing w:before="240" w:after="0" w:line="240" w:lineRule="auto"/>
+              <w:jc w:val="center"/>
+              <w:rPr>
+                <w:rFonts w:ascii="Times New Roman" w:eastAsia="Times New Roman" w:hAnsi="Times New Roman" w:cs="Times New Roman"/>
+                <w:color w:val="000000"/>
+                <w:sz w:val="24"/>
+                <w:szCs w:val="24"/>
+              </w:rPr>
+            </w:pPr>
+            <w:r>
+              <w:rPr>
+                <w:rFonts w:ascii="Times New Roman" w:eastAsia="Times New Roman" w:hAnsi="Times New Roman" w:cs="Times New Roman"/>
+                <w:color w:val="000000"/>
+                <w:sz w:val="24"/>
+                <w:szCs w:val="24"/>
+              </w:rPr>
+              <w:t>UC-PL-17</w:t>
+            </w:r>
+          </w:p>
+        </w:tc>
+        <w:tc>
+          <w:tcPr>
+            <w:tcW w:w="8000" w:type="dxa"/>
+            <w:tcBorders>
+              <w:top w:val="single" w:sz="4" w:space="0" w:color="000000"/>
+              <w:left w:val="single" w:sz="4" w:space="0" w:color="000000"/>
+              <w:bottom w:val="single" w:sz="4" w:space="0" w:color="000000"/>
+              <w:right w:val="single" w:sz="8" w:space="0" w:color="4F81BD"/>
+            </w:tcBorders>
+            <w:tcMar>
+              <w:top w:w="0" w:type="dxa"/>
+              <w:left w:w="108" w:type="dxa"/>
+              <w:bottom w:w="0" w:type="dxa"/>
+              <w:right w:w="108" w:type="dxa"/>
+            </w:tcMar>
+          </w:tcPr>
+          <w:p>
+            <w:pPr>
+              <w:pStyle w:val="ListParagraph"/>
+              <w:numPr>
+                <w:ilvl w:val="0"/>
+                <w:numId w:val="39"/>
+              </w:numPr>
+              <w:spacing w:before="360" w:after="360" w:line="240" w:lineRule="auto"/>
+              <w:ind w:right="360"/>
+              <w:rPr>
+                <w:rFonts w:ascii="Times New Roman" w:eastAsia="Times New Roman" w:hAnsi="Times New Roman" w:cs="Times New Roman"/>
+                <w:sz w:val="24"/>
+                <w:szCs w:val="24"/>
+              </w:rPr>
+            </w:pPr>
+            <w:r>
+              <w:rPr>
+                <w:rFonts w:ascii="Times New Roman" w:eastAsia="Times New Roman" w:hAnsi="Times New Roman" w:cs="Times New Roman"/>
+                <w:sz w:val="24"/>
+                <w:szCs w:val="24"/>
+              </w:rPr>
+              <w:t>Sau khi hoàn thành 1 màn chơi, Player nhấn “Quay Lại” để quay về màn hình chơi chính.</w:t>
+            </w:r>
+          </w:p>
+        </w:tc>
+      </w:tr>
+      <w:tr>
+        <w:tc>
+          <w:tcPr>
+            <w:tcW w:w="1340" w:type="dxa"/>
+            <w:tcBorders>
+              <w:top w:val="single" w:sz="4" w:space="0" w:color="000000"/>
+              <w:left w:val="single" w:sz="8" w:space="0" w:color="4F81BD"/>
+              <w:bottom w:val="single" w:sz="4" w:space="0" w:color="000000"/>
+              <w:right w:val="single" w:sz="4" w:space="0" w:color="000000"/>
+            </w:tcBorders>
+            <w:tcMar>
+              <w:top w:w="0" w:type="dxa"/>
+              <w:left w:w="108" w:type="dxa"/>
+              <w:bottom w:w="0" w:type="dxa"/>
+              <w:right w:w="108" w:type="dxa"/>
+            </w:tcMar>
+            <w:vAlign w:val="center"/>
+          </w:tcPr>
+          <w:p>
+            <w:pPr>
+              <w:spacing w:before="240" w:after="0" w:line="240" w:lineRule="auto"/>
+              <w:jc w:val="center"/>
+              <w:rPr>
+                <w:rFonts w:ascii="Times New Roman" w:eastAsia="Times New Roman" w:hAnsi="Times New Roman" w:cs="Times New Roman"/>
+                <w:color w:val="000000"/>
+                <w:sz w:val="24"/>
+                <w:szCs w:val="24"/>
+              </w:rPr>
+            </w:pPr>
+            <w:r>
+              <w:rPr>
+                <w:rFonts w:ascii="Times New Roman" w:eastAsia="Times New Roman" w:hAnsi="Times New Roman" w:cs="Times New Roman"/>
+                <w:color w:val="000000"/>
+                <w:sz w:val="24"/>
+                <w:szCs w:val="24"/>
+              </w:rPr>
+              <w:t>UC-EX-01</w:t>
+            </w:r>
+          </w:p>
+        </w:tc>
+        <w:tc>
+          <w:tcPr>
+            <w:tcW w:w="8000" w:type="dxa"/>
+            <w:tcBorders>
+              <w:top w:val="single" w:sz="4" w:space="0" w:color="000000"/>
+              <w:left w:val="single" w:sz="4" w:space="0" w:color="000000"/>
+              <w:bottom w:val="single" w:sz="4" w:space="0" w:color="000000"/>
+              <w:right w:val="single" w:sz="8" w:space="0" w:color="4F81BD"/>
+            </w:tcBorders>
+            <w:tcMar>
+              <w:top w:w="0" w:type="dxa"/>
+              <w:left w:w="108" w:type="dxa"/>
+              <w:bottom w:w="0" w:type="dxa"/>
+              <w:right w:w="108" w:type="dxa"/>
+            </w:tcMar>
+          </w:tcPr>
+          <w:p>
+            <w:pPr>
+              <w:pStyle w:val="ListParagraph"/>
+              <w:numPr>
+                <w:ilvl w:val="0"/>
+                <w:numId w:val="39"/>
+              </w:numPr>
+              <w:spacing w:before="360" w:after="360" w:line="240" w:lineRule="auto"/>
+              <w:ind w:right="360"/>
+              <w:rPr>
+                <w:rFonts w:ascii="Times New Roman" w:eastAsia="Times New Roman" w:hAnsi="Times New Roman" w:cs="Times New Roman"/>
+                <w:sz w:val="24"/>
+                <w:szCs w:val="24"/>
+              </w:rPr>
+            </w:pPr>
+            <w:r>
+              <w:rPr>
+                <w:rFonts w:ascii="Times New Roman" w:eastAsia="Times New Roman" w:hAnsi="Times New Roman" w:cs="Times New Roman"/>
+                <w:sz w:val="24"/>
+                <w:szCs w:val="24"/>
+              </w:rPr>
+              <w:t>Ở màn hình chơi chính và ở màn hình mở đầu, Player nhấn ”Thoát” để thoát trò chơi</w:t>
+            </w:r>
+            <w:r>
+              <w:rPr>
+                <w:rFonts w:ascii="Times New Roman" w:eastAsia="Times New Roman" w:hAnsi="Times New Roman" w:cs="Times New Roman"/>
+                <w:sz w:val="24"/>
+                <w:szCs w:val="24"/>
+              </w:rPr>
+              <w:t>.</w:t>
+            </w:r>
           </w:p>
         </w:tc>
       </w:tr>
@@ -8166,7 +10546,7 @@
     </w:p>
     <w:tbl>
       <w:tblPr>
-        <w:tblW w:w="0" w:type="auto"/>
+        <w:tblW w:w="9350" w:type="dxa"/>
         <w:tblCellMar>
           <w:top w:w="15" w:type="dxa"/>
           <w:left w:w="15" w:type="dxa"/>
@@ -8178,7 +10558,7 @@
       <w:tblGrid>
         <w:gridCol w:w="708"/>
         <w:gridCol w:w="881"/>
-        <w:gridCol w:w="1281"/>
+        <w:gridCol w:w="7761"/>
       </w:tblGrid>
       <w:tr>
         <w:tc>
@@ -8261,7 +10641,7 @@
         </w:tc>
         <w:tc>
           <w:tcPr>
-            <w:tcW w:w="1281" w:type="dxa"/>
+            <w:tcW w:w="7761" w:type="dxa"/>
             <w:tcBorders>
               <w:top w:val="single" w:sz="8" w:space="0" w:color="4F81BD"/>
               <w:left w:val="single" w:sz="4" w:space="0" w:color="000000"/>
@@ -8377,7 +10757,7 @@
         </w:tc>
         <w:tc>
           <w:tcPr>
-            <w:tcW w:w="1281" w:type="dxa"/>
+            <w:tcW w:w="7761" w:type="dxa"/>
             <w:tcBorders>
               <w:top w:val="single" w:sz="4" w:space="0" w:color="000000"/>
               <w:left w:val="single" w:sz="4" w:space="0" w:color="000000"/>
@@ -8402,6 +10782,13 @@
                 <w:szCs w:val="26"/>
               </w:rPr>
             </w:pPr>
+            <w:r>
+              <w:rPr>
+                <w:sz w:val="26"/>
+                <w:szCs w:val="26"/>
+              </w:rPr>
+              <w:t>Người chơi sẽ là Nhân tố duy nhất thao tác với trò chơi</w:t>
+            </w:r>
           </w:p>
         </w:tc>
       </w:tr>
@@ -8439,6 +10826,7 @@
           <w:szCs w:val="26"/>
           <w:lang w:val="en-US"/>
         </w:rPr>
+        <w:lastRenderedPageBreak/>
         <w:t>4</w:t>
       </w:r>
       <w:r>
@@ -8558,7 +10946,7 @@
     </w:p>
     <w:tbl>
       <w:tblPr>
-        <w:tblW w:w="0" w:type="auto"/>
+        <w:tblW w:w="9355" w:type="dxa"/>
         <w:tblCellMar>
           <w:top w:w="15" w:type="dxa"/>
           <w:left w:w="15" w:type="dxa"/>
@@ -8569,8 +10957,8 @@
       </w:tblPr>
       <w:tblGrid>
         <w:gridCol w:w="2325"/>
-        <w:gridCol w:w="1328"/>
-        <w:gridCol w:w="3307"/>
+        <w:gridCol w:w="1412"/>
+        <w:gridCol w:w="5618"/>
       </w:tblGrid>
       <w:tr>
         <w:trPr>
@@ -8648,13 +11036,27 @@
                 <w:sz w:val="26"/>
                 <w:szCs w:val="26"/>
               </w:rPr>
-              <w:t>UC-ST-01</w:t>
-            </w:r>
-          </w:p>
-        </w:tc>
-        <w:tc>
-          <w:tcPr>
-            <w:tcW w:w="0" w:type="auto"/>
+              <w:t>UC-</w:t>
+            </w:r>
+            <w:r>
+              <w:rPr>
+                <w:sz w:val="26"/>
+                <w:szCs w:val="26"/>
+              </w:rPr>
+              <w:t>ST</w:t>
+            </w:r>
+            <w:r>
+              <w:rPr>
+                <w:sz w:val="26"/>
+                <w:szCs w:val="26"/>
+              </w:rPr>
+              <w:t>-01</w:t>
+            </w:r>
+          </w:p>
+        </w:tc>
+        <w:tc>
+          <w:tcPr>
+            <w:tcW w:w="5282" w:type="dxa"/>
             <w:tcBorders>
               <w:top w:val="single" w:sz="4" w:space="0" w:color="000000"/>
               <w:left w:val="single" w:sz="4" w:space="0" w:color="000000"/>
@@ -8772,7 +11174,7 @@
         </w:tc>
         <w:tc>
           <w:tcPr>
-            <w:tcW w:w="0" w:type="auto"/>
+            <w:tcW w:w="7030" w:type="dxa"/>
             <w:gridSpan w:val="2"/>
             <w:tcBorders>
               <w:top w:val="single" w:sz="4" w:space="0" w:color="000000"/>
@@ -8796,6 +11198,13 @@
                 <w:szCs w:val="26"/>
               </w:rPr>
             </w:pPr>
+            <w:r>
+              <w:rPr>
+                <w:sz w:val="26"/>
+                <w:szCs w:val="26"/>
+              </w:rPr>
+              <w:t>Cài Đặt</w:t>
+            </w:r>
           </w:p>
         </w:tc>
       </w:tr>
@@ -8845,7 +11254,7 @@
         </w:tc>
         <w:tc>
           <w:tcPr>
-            <w:tcW w:w="0" w:type="auto"/>
+            <w:tcW w:w="7030" w:type="dxa"/>
             <w:gridSpan w:val="2"/>
             <w:tcBorders>
               <w:top w:val="single" w:sz="4" w:space="0" w:color="000000"/>
@@ -8869,6 +11278,20 @@
                 <w:szCs w:val="26"/>
               </w:rPr>
             </w:pPr>
+            <w:r>
+              <w:rPr>
+                <w:sz w:val="26"/>
+                <w:szCs w:val="26"/>
+              </w:rPr>
+              <w:t xml:space="preserve">Khi Player </w:t>
+            </w:r>
+            <w:r>
+              <w:rPr>
+                <w:sz w:val="26"/>
+                <w:szCs w:val="26"/>
+              </w:rPr>
+              <w:t>truy cập phần cài đặt của trò chơi</w:t>
+            </w:r>
           </w:p>
         </w:tc>
       </w:tr>
@@ -8919,7 +11342,7 @@
         </w:tc>
         <w:tc>
           <w:tcPr>
-            <w:tcW w:w="0" w:type="auto"/>
+            <w:tcW w:w="7030" w:type="dxa"/>
             <w:gridSpan w:val="2"/>
             <w:tcBorders>
               <w:top w:val="single" w:sz="4" w:space="0" w:color="000000"/>
@@ -8943,6 +11366,13 @@
                 <w:szCs w:val="26"/>
               </w:rPr>
             </w:pPr>
+            <w:r>
+              <w:rPr>
+                <w:sz w:val="26"/>
+                <w:szCs w:val="26"/>
+              </w:rPr>
+              <w:t>Player</w:t>
+            </w:r>
           </w:p>
         </w:tc>
       </w:tr>
@@ -8992,7 +11422,7 @@
         </w:tc>
         <w:tc>
           <w:tcPr>
-            <w:tcW w:w="0" w:type="auto"/>
+            <w:tcW w:w="7030" w:type="dxa"/>
             <w:gridSpan w:val="2"/>
             <w:tcBorders>
               <w:top w:val="single" w:sz="4" w:space="0" w:color="000000"/>
@@ -9016,6 +11446,13 @@
                 <w:szCs w:val="26"/>
               </w:rPr>
             </w:pPr>
+            <w:r>
+              <w:rPr>
+                <w:sz w:val="26"/>
+                <w:szCs w:val="26"/>
+              </w:rPr>
+              <w:t xml:space="preserve">Player ở màn hình mở đầu </w:t>
+            </w:r>
           </w:p>
         </w:tc>
       </w:tr>
@@ -9065,7 +11502,7 @@
         </w:tc>
         <w:tc>
           <w:tcPr>
-            <w:tcW w:w="0" w:type="auto"/>
+            <w:tcW w:w="7030" w:type="dxa"/>
             <w:gridSpan w:val="2"/>
             <w:tcBorders>
               <w:top w:val="single" w:sz="4" w:space="0" w:color="000000"/>
@@ -9090,6 +11527,13 @@
                 <w:szCs w:val="26"/>
               </w:rPr>
             </w:pPr>
+            <w:r>
+              <w:rPr>
+                <w:sz w:val="26"/>
+                <w:szCs w:val="26"/>
+              </w:rPr>
+              <w:t>Màn hình hiển thị phần cài đặt với 2 tab “Thông Tin NPT” và “Âm Thanh”</w:t>
+            </w:r>
           </w:p>
         </w:tc>
       </w:tr>
@@ -9133,13 +11577,14 @@
                 <w:sz w:val="26"/>
                 <w:szCs w:val="26"/>
               </w:rPr>
+              <w:lastRenderedPageBreak/>
               <w:t>Main Success flow:</w:t>
             </w:r>
           </w:p>
         </w:tc>
         <w:tc>
           <w:tcPr>
-            <w:tcW w:w="0" w:type="auto"/>
+            <w:tcW w:w="7030" w:type="dxa"/>
             <w:gridSpan w:val="2"/>
             <w:tcBorders>
               <w:top w:val="single" w:sz="4" w:space="0" w:color="000000"/>
@@ -9157,13 +11602,46 @@
           <w:p>
             <w:pPr>
               <w:pStyle w:val="NormalWeb"/>
+              <w:numPr>
+                <w:ilvl w:val="0"/>
+                <w:numId w:val="56"/>
+              </w:numPr>
               <w:spacing w:before="0" w:beforeAutospacing="0" w:after="0" w:afterAutospacing="0"/>
-              <w:ind w:left="360"/>
-              <w:rPr>
-                <w:sz w:val="26"/>
-                <w:szCs w:val="26"/>
-              </w:rPr>
-            </w:pPr>
+              <w:ind w:left="348" w:hanging="360"/>
+              <w:rPr>
+                <w:sz w:val="26"/>
+                <w:szCs w:val="26"/>
+              </w:rPr>
+            </w:pPr>
+            <w:r>
+              <w:rPr>
+                <w:sz w:val="26"/>
+                <w:szCs w:val="26"/>
+              </w:rPr>
+              <w:t>Player nhấn vào nút “Cài Đặt” trên màn hình mở đầu.</w:t>
+            </w:r>
+          </w:p>
+          <w:p>
+            <w:pPr>
+              <w:pStyle w:val="NormalWeb"/>
+              <w:numPr>
+                <w:ilvl w:val="0"/>
+                <w:numId w:val="56"/>
+              </w:numPr>
+              <w:spacing w:before="0" w:beforeAutospacing="0" w:after="0" w:afterAutospacing="0"/>
+              <w:ind w:left="348" w:hanging="360"/>
+              <w:rPr>
+                <w:sz w:val="26"/>
+                <w:szCs w:val="26"/>
+              </w:rPr>
+            </w:pPr>
+            <w:r>
+              <w:rPr>
+                <w:sz w:val="26"/>
+                <w:szCs w:val="26"/>
+              </w:rPr>
+              <w:t>Hiển thị màn hình cài đặt cho Player</w:t>
+            </w:r>
           </w:p>
         </w:tc>
       </w:tr>
@@ -9213,7 +11691,7 @@
         </w:tc>
         <w:tc>
           <w:tcPr>
-            <w:tcW w:w="0" w:type="auto"/>
+            <w:tcW w:w="7030" w:type="dxa"/>
             <w:gridSpan w:val="2"/>
             <w:tcBorders>
               <w:top w:val="single" w:sz="4" w:space="0" w:color="000000"/>
@@ -9232,13 +11710,19 @@
             <w:pPr>
               <w:pStyle w:val="NormalWeb"/>
               <w:spacing w:before="0" w:beforeAutospacing="0" w:after="0" w:afterAutospacing="0"/>
-              <w:ind w:left="360"/>
               <w:jc w:val="both"/>
               <w:rPr>
                 <w:sz w:val="26"/>
                 <w:szCs w:val="26"/>
               </w:rPr>
             </w:pPr>
+            <w:r>
+              <w:rPr>
+                <w:sz w:val="26"/>
+                <w:szCs w:val="26"/>
+              </w:rPr>
+              <w:t>Không</w:t>
+            </w:r>
           </w:p>
         </w:tc>
       </w:tr>
@@ -9288,7 +11772,7 @@
         </w:tc>
         <w:tc>
           <w:tcPr>
-            <w:tcW w:w="0" w:type="auto"/>
+            <w:tcW w:w="7030" w:type="dxa"/>
             <w:gridSpan w:val="2"/>
             <w:tcBorders>
               <w:top w:val="single" w:sz="4" w:space="0" w:color="000000"/>
@@ -9313,6 +11797,13 @@
                 <w:szCs w:val="26"/>
               </w:rPr>
             </w:pPr>
+            <w:r>
+              <w:rPr>
+                <w:sz w:val="26"/>
+                <w:szCs w:val="26"/>
+              </w:rPr>
+              <w:t>Không</w:t>
+            </w:r>
           </w:p>
         </w:tc>
       </w:tr>
@@ -9327,39 +11818,9 @@
         </w:rPr>
       </w:pPr>
     </w:p>
-    <w:p>
-      <w:pPr>
-        <w:spacing w:after="240"/>
-        <w:rPr>
-          <w:rFonts w:ascii="Times New Roman" w:hAnsi="Times New Roman" w:cs="Times New Roman"/>
-          <w:sz w:val="26"/>
-          <w:szCs w:val="26"/>
-        </w:rPr>
-      </w:pPr>
-    </w:p>
-    <w:p>
-      <w:pPr>
-        <w:spacing w:after="240"/>
-        <w:rPr>
-          <w:rFonts w:ascii="Times New Roman" w:hAnsi="Times New Roman" w:cs="Times New Roman"/>
-          <w:sz w:val="26"/>
-          <w:szCs w:val="26"/>
-        </w:rPr>
-      </w:pPr>
-    </w:p>
-    <w:p>
-      <w:pPr>
-        <w:spacing w:after="240"/>
-        <w:rPr>
-          <w:rFonts w:ascii="Times New Roman" w:hAnsi="Times New Roman" w:cs="Times New Roman"/>
-          <w:sz w:val="26"/>
-          <w:szCs w:val="26"/>
-        </w:rPr>
-      </w:pPr>
-    </w:p>
     <w:tbl>
       <w:tblPr>
-        <w:tblW w:w="0" w:type="auto"/>
+        <w:tblW w:w="9355" w:type="dxa"/>
         <w:tblCellMar>
           <w:top w:w="15" w:type="dxa"/>
           <w:left w:w="15" w:type="dxa"/>
@@ -9370,8 +11831,8 @@
       </w:tblPr>
       <w:tblGrid>
         <w:gridCol w:w="2325"/>
-        <w:gridCol w:w="236"/>
-        <w:gridCol w:w="3206"/>
+        <w:gridCol w:w="1412"/>
+        <w:gridCol w:w="5618"/>
       </w:tblGrid>
       <w:tr>
         <w:trPr>
@@ -9444,11 +11905,18 @@
                 <w:szCs w:val="26"/>
               </w:rPr>
             </w:pPr>
-          </w:p>
-        </w:tc>
-        <w:tc>
-          <w:tcPr>
-            <w:tcW w:w="0" w:type="auto"/>
+            <w:r>
+              <w:rPr>
+                <w:sz w:val="26"/>
+                <w:szCs w:val="26"/>
+              </w:rPr>
+              <w:t>UC-ST-02</w:t>
+            </w:r>
+          </w:p>
+        </w:tc>
+        <w:tc>
+          <w:tcPr>
+            <w:tcW w:w="5282" w:type="dxa"/>
             <w:tcBorders>
               <w:top w:val="single" w:sz="4" w:space="0" w:color="000000"/>
               <w:left w:val="single" w:sz="4" w:space="0" w:color="000000"/>
@@ -9482,15 +11950,47 @@
                 <w:sz w:val="26"/>
                 <w:szCs w:val="26"/>
               </w:rPr>
-              <w:t>Requirement Ref:</w:t>
-            </w:r>
-            <w:r>
-              <w:rPr>
-                <w:color w:val="000000"/>
-                <w:sz w:val="26"/>
-                <w:szCs w:val="26"/>
-              </w:rPr>
-              <w:t xml:space="preserve"> M-HS-02</w:t>
+              <w:t xml:space="preserve">Requirement Ref: </w:t>
+            </w:r>
+            <w:r>
+              <w:rPr>
+                <w:color w:val="000000"/>
+                <w:sz w:val="26"/>
+                <w:szCs w:val="26"/>
+              </w:rPr>
+              <w:t>UC</w:t>
+            </w:r>
+            <w:r>
+              <w:rPr>
+                <w:color w:val="000000"/>
+                <w:sz w:val="26"/>
+                <w:szCs w:val="26"/>
+              </w:rPr>
+              <w:t>-</w:t>
+            </w:r>
+            <w:r>
+              <w:rPr>
+                <w:color w:val="000000"/>
+                <w:sz w:val="26"/>
+                <w:szCs w:val="26"/>
+              </w:rPr>
+              <w:t>ST</w:t>
+            </w:r>
+            <w:r>
+              <w:rPr>
+                <w:color w:val="000000"/>
+                <w:sz w:val="26"/>
+                <w:szCs w:val="26"/>
+              </w:rPr>
+              <w:t>-0</w:t>
+            </w:r>
+            <w:r>
+              <w:rPr>
+                <w:color w:val="000000"/>
+                <w:sz w:val="26"/>
+                <w:szCs w:val="26"/>
+              </w:rPr>
+              <w:t>2</w:t>
             </w:r>
           </w:p>
         </w:tc>
@@ -9536,37 +12036,13 @@
                 <w:sz w:val="26"/>
                 <w:szCs w:val="26"/>
               </w:rPr>
-              <w:t>Use</w:t>
-            </w:r>
-            <w:r>
-              <w:rPr>
-                <w:b/>
-                <w:bCs/>
-                <w:i/>
-                <w:iCs/>
-                <w:color w:val="000000"/>
-                <w:sz w:val="26"/>
-                <w:szCs w:val="26"/>
-              </w:rPr>
-              <w:t xml:space="preserve"> </w:t>
-            </w:r>
-            <w:r>
-              <w:rPr>
-                <w:b/>
-                <w:bCs/>
-                <w:i/>
-                <w:iCs/>
-                <w:color w:val="000000"/>
-                <w:sz w:val="26"/>
-                <w:szCs w:val="26"/>
-              </w:rPr>
-              <w:t>case Name:</w:t>
-            </w:r>
-          </w:p>
-        </w:tc>
-        <w:tc>
-          <w:tcPr>
-            <w:tcW w:w="0" w:type="auto"/>
+              <w:t>Use case Name:</w:t>
+            </w:r>
+          </w:p>
+        </w:tc>
+        <w:tc>
+          <w:tcPr>
+            <w:tcW w:w="7030" w:type="dxa"/>
             <w:gridSpan w:val="2"/>
             <w:tcBorders>
               <w:top w:val="single" w:sz="4" w:space="0" w:color="000000"/>
@@ -9580,7 +12056,6 @@
               <w:bottom w:w="0" w:type="dxa"/>
               <w:right w:w="115" w:type="dxa"/>
             </w:tcMar>
-            <w:hideMark/>
           </w:tcPr>
           <w:p>
             <w:pPr>
@@ -9591,6 +12066,13 @@
                 <w:szCs w:val="26"/>
               </w:rPr>
             </w:pPr>
+            <w:r>
+              <w:rPr>
+                <w:sz w:val="26"/>
+                <w:szCs w:val="26"/>
+              </w:rPr>
+              <w:t>Chỉnh âm thanh</w:t>
+            </w:r>
           </w:p>
         </w:tc>
       </w:tr>
@@ -9640,7 +12122,7 @@
         </w:tc>
         <w:tc>
           <w:tcPr>
-            <w:tcW w:w="0" w:type="auto"/>
+            <w:tcW w:w="7030" w:type="dxa"/>
             <w:gridSpan w:val="2"/>
             <w:tcBorders>
               <w:top w:val="single" w:sz="4" w:space="0" w:color="000000"/>
@@ -9654,7 +12136,6 @@
               <w:bottom w:w="0" w:type="dxa"/>
               <w:right w:w="115" w:type="dxa"/>
             </w:tcMar>
-            <w:hideMark/>
           </w:tcPr>
           <w:p>
             <w:pPr>
@@ -9665,6 +12146,13 @@
                 <w:szCs w:val="26"/>
               </w:rPr>
             </w:pPr>
+            <w:r>
+              <w:rPr>
+                <w:sz w:val="26"/>
+                <w:szCs w:val="26"/>
+              </w:rPr>
+              <w:t>Khi Player cần tinh chỉnh âm thanh của trò chơi</w:t>
+            </w:r>
           </w:p>
         </w:tc>
       </w:tr>
@@ -9715,7 +12203,7 @@
         </w:tc>
         <w:tc>
           <w:tcPr>
-            <w:tcW w:w="0" w:type="auto"/>
+            <w:tcW w:w="7030" w:type="dxa"/>
             <w:gridSpan w:val="2"/>
             <w:tcBorders>
               <w:top w:val="single" w:sz="4" w:space="0" w:color="000000"/>
@@ -9729,7 +12217,6 @@
               <w:bottom w:w="0" w:type="dxa"/>
               <w:right w:w="115" w:type="dxa"/>
             </w:tcMar>
-            <w:hideMark/>
           </w:tcPr>
           <w:p>
             <w:pPr>
@@ -9740,12 +12227,19 @@
                 <w:szCs w:val="26"/>
               </w:rPr>
             </w:pPr>
+            <w:r>
+              <w:rPr>
+                <w:sz w:val="26"/>
+                <w:szCs w:val="26"/>
+              </w:rPr>
+              <w:t>Player</w:t>
+            </w:r>
           </w:p>
         </w:tc>
       </w:tr>
       <w:tr>
         <w:trPr>
-          <w:trHeight w:val="700"/>
+          <w:trHeight w:val="458"/>
         </w:trPr>
         <w:tc>
           <w:tcPr>
@@ -9789,7 +12283,7 @@
         </w:tc>
         <w:tc>
           <w:tcPr>
-            <w:tcW w:w="0" w:type="auto"/>
+            <w:tcW w:w="7030" w:type="dxa"/>
             <w:gridSpan w:val="2"/>
             <w:tcBorders>
               <w:top w:val="single" w:sz="4" w:space="0" w:color="000000"/>
@@ -9803,7 +12297,6 @@
               <w:bottom w:w="0" w:type="dxa"/>
               <w:right w:w="115" w:type="dxa"/>
             </w:tcMar>
-            <w:hideMark/>
           </w:tcPr>
           <w:p>
             <w:pPr>
@@ -9814,12 +12307,19 @@
                 <w:szCs w:val="26"/>
               </w:rPr>
             </w:pPr>
+            <w:r>
+              <w:rPr>
+                <w:sz w:val="26"/>
+                <w:szCs w:val="26"/>
+              </w:rPr>
+              <w:t xml:space="preserve">Player ở màn hình mở đầu </w:t>
+            </w:r>
           </w:p>
         </w:tc>
       </w:tr>
       <w:tr>
         <w:trPr>
-          <w:trHeight w:val="674"/>
+          <w:trHeight w:val="440"/>
         </w:trPr>
         <w:tc>
           <w:tcPr>
@@ -9863,7 +12363,7 @@
         </w:tc>
         <w:tc>
           <w:tcPr>
-            <w:tcW w:w="0" w:type="auto"/>
+            <w:tcW w:w="7030" w:type="dxa"/>
             <w:gridSpan w:val="2"/>
             <w:tcBorders>
               <w:top w:val="single" w:sz="4" w:space="0" w:color="000000"/>
@@ -9877,7 +12377,6 @@
               <w:bottom w:w="0" w:type="dxa"/>
               <w:right w:w="115" w:type="dxa"/>
             </w:tcMar>
-            <w:hideMark/>
           </w:tcPr>
           <w:p>
             <w:pPr>
@@ -9889,12 +12388,26 @@
                 <w:szCs w:val="26"/>
               </w:rPr>
             </w:pPr>
+            <w:r>
+              <w:rPr>
+                <w:sz w:val="26"/>
+                <w:szCs w:val="26"/>
+              </w:rPr>
+              <w:t xml:space="preserve">Âm thanh được chỉnh đúng với mong muốn của </w:t>
+            </w:r>
+            <w:r>
+              <w:rPr>
+                <w:sz w:val="26"/>
+                <w:szCs w:val="26"/>
+              </w:rPr>
+              <w:t>Player</w:t>
+            </w:r>
           </w:p>
         </w:tc>
       </w:tr>
       <w:tr>
         <w:trPr>
-          <w:trHeight w:val="998"/>
+          <w:trHeight w:val="1430"/>
         </w:trPr>
         <w:tc>
           <w:tcPr>
@@ -9938,7 +12451,7 @@
         </w:tc>
         <w:tc>
           <w:tcPr>
-            <w:tcW w:w="0" w:type="auto"/>
+            <w:tcW w:w="7030" w:type="dxa"/>
             <w:gridSpan w:val="2"/>
             <w:tcBorders>
               <w:top w:val="single" w:sz="4" w:space="0" w:color="000000"/>
@@ -9952,24 +12465,77 @@
               <w:bottom w:w="0" w:type="dxa"/>
               <w:right w:w="115" w:type="dxa"/>
             </w:tcMar>
-            <w:hideMark/>
           </w:tcPr>
           <w:p>
             <w:pPr>
               <w:pStyle w:val="NormalWeb"/>
+              <w:numPr>
+                <w:ilvl w:val="0"/>
+                <w:numId w:val="57"/>
+              </w:numPr>
               <w:spacing w:before="0" w:beforeAutospacing="0" w:after="0" w:afterAutospacing="0"/>
-              <w:ind w:left="360"/>
-              <w:rPr>
-                <w:sz w:val="26"/>
-                <w:szCs w:val="26"/>
-              </w:rPr>
-            </w:pPr>
+              <w:rPr>
+                <w:sz w:val="26"/>
+                <w:szCs w:val="26"/>
+              </w:rPr>
+            </w:pPr>
+            <w:r>
+              <w:rPr>
+                <w:sz w:val="26"/>
+                <w:szCs w:val="26"/>
+              </w:rPr>
+              <w:t>Player nhấn vào nút “Cài Đặt” trên màn hình mở đầu.</w:t>
+            </w:r>
+          </w:p>
+          <w:p>
+            <w:pPr>
+              <w:pStyle w:val="NormalWeb"/>
+              <w:numPr>
+                <w:ilvl w:val="0"/>
+                <w:numId w:val="57"/>
+              </w:numPr>
+              <w:spacing w:before="0" w:beforeAutospacing="0" w:after="0" w:afterAutospacing="0"/>
+              <w:ind w:left="348" w:hanging="360"/>
+              <w:rPr>
+                <w:sz w:val="26"/>
+                <w:szCs w:val="26"/>
+              </w:rPr>
+            </w:pPr>
+            <w:r>
+              <w:rPr>
+                <w:sz w:val="26"/>
+                <w:szCs w:val="26"/>
+              </w:rPr>
+              <w:t>Player nhấn vào nút “Âm Thanh” để chuyển sang tab âm thanh</w:t>
+            </w:r>
+          </w:p>
+          <w:p>
+            <w:pPr>
+              <w:pStyle w:val="NormalWeb"/>
+              <w:numPr>
+                <w:ilvl w:val="0"/>
+                <w:numId w:val="57"/>
+              </w:numPr>
+              <w:spacing w:before="0" w:beforeAutospacing="0" w:after="0" w:afterAutospacing="0"/>
+              <w:ind w:left="348" w:hanging="360"/>
+              <w:rPr>
+                <w:sz w:val="26"/>
+                <w:szCs w:val="26"/>
+              </w:rPr>
+            </w:pPr>
+            <w:r>
+              <w:rPr>
+                <w:sz w:val="26"/>
+                <w:szCs w:val="26"/>
+              </w:rPr>
+              <w:t>Player tinh chỉnh âm thanh bằng cách kéo thanh giá trị tương ứng.</w:t>
+            </w:r>
           </w:p>
         </w:tc>
       </w:tr>
       <w:tr>
         <w:trPr>
-          <w:trHeight w:val="1880"/>
+          <w:trHeight w:val="620"/>
         </w:trPr>
         <w:tc>
           <w:tcPr>
@@ -10007,14 +12573,13 @@
                 <w:sz w:val="26"/>
                 <w:szCs w:val="26"/>
               </w:rPr>
-              <w:lastRenderedPageBreak/>
               <w:t>Alternative flows:</w:t>
             </w:r>
           </w:p>
         </w:tc>
         <w:tc>
           <w:tcPr>
-            <w:tcW w:w="0" w:type="auto"/>
+            <w:tcW w:w="7030" w:type="dxa"/>
             <w:gridSpan w:val="2"/>
             <w:tcBorders>
               <w:top w:val="single" w:sz="4" w:space="0" w:color="000000"/>
@@ -10033,19 +12598,25 @@
             <w:pPr>
               <w:pStyle w:val="NormalWeb"/>
               <w:spacing w:before="0" w:beforeAutospacing="0" w:after="0" w:afterAutospacing="0"/>
-              <w:ind w:left="360"/>
               <w:jc w:val="both"/>
               <w:rPr>
                 <w:sz w:val="26"/>
                 <w:szCs w:val="26"/>
               </w:rPr>
             </w:pPr>
+            <w:r>
+              <w:rPr>
+                <w:sz w:val="26"/>
+                <w:szCs w:val="26"/>
+              </w:rPr>
+              <w:t>Không</w:t>
+            </w:r>
           </w:p>
         </w:tc>
       </w:tr>
       <w:tr>
         <w:trPr>
-          <w:trHeight w:val="602"/>
+          <w:trHeight w:val="701"/>
         </w:trPr>
         <w:tc>
           <w:tcPr>
@@ -10089,7 +12660,7 @@
         </w:tc>
         <w:tc>
           <w:tcPr>
-            <w:tcW w:w="0" w:type="auto"/>
+            <w:tcW w:w="7030" w:type="dxa"/>
             <w:gridSpan w:val="2"/>
             <w:tcBorders>
               <w:top w:val="single" w:sz="4" w:space="0" w:color="000000"/>
@@ -10114,73 +12685,37 @@
                 <w:szCs w:val="26"/>
               </w:rPr>
             </w:pPr>
+            <w:r>
+              <w:rPr>
+                <w:sz w:val="26"/>
+                <w:szCs w:val="26"/>
+              </w:rPr>
+              <w:t>Không</w:t>
+            </w:r>
           </w:p>
         </w:tc>
       </w:tr>
     </w:tbl>
     <w:p>
       <w:pPr>
-        <w:spacing w:after="240"/>
         <w:rPr>
           <w:rFonts w:ascii="Times New Roman" w:hAnsi="Times New Roman" w:cs="Times New Roman"/>
           <w:sz w:val="26"/>
           <w:szCs w:val="26"/>
         </w:rPr>
       </w:pPr>
-    </w:p>
-    <w:p>
-      <w:pPr>
-        <w:spacing w:after="240"/>
+      <w:r>
         <w:rPr>
           <w:rFonts w:ascii="Times New Roman" w:hAnsi="Times New Roman" w:cs="Times New Roman"/>
           <w:sz w:val="26"/>
           <w:szCs w:val="26"/>
         </w:rPr>
-      </w:pPr>
-    </w:p>
-    <w:p>
-      <w:pPr>
-        <w:spacing w:after="240"/>
-        <w:rPr>
-          <w:rFonts w:ascii="Times New Roman" w:hAnsi="Times New Roman" w:cs="Times New Roman"/>
-          <w:sz w:val="26"/>
-          <w:szCs w:val="26"/>
-        </w:rPr>
-      </w:pPr>
-    </w:p>
-    <w:p>
-      <w:pPr>
-        <w:spacing w:after="240"/>
-        <w:rPr>
-          <w:rFonts w:ascii="Times New Roman" w:hAnsi="Times New Roman" w:cs="Times New Roman"/>
-          <w:sz w:val="26"/>
-          <w:szCs w:val="26"/>
-        </w:rPr>
-      </w:pPr>
-    </w:p>
-    <w:p>
-      <w:pPr>
-        <w:spacing w:after="240"/>
-        <w:rPr>
-          <w:rFonts w:ascii="Times New Roman" w:hAnsi="Times New Roman" w:cs="Times New Roman"/>
-          <w:sz w:val="26"/>
-          <w:szCs w:val="26"/>
-        </w:rPr>
-      </w:pPr>
-    </w:p>
-    <w:p>
-      <w:pPr>
-        <w:spacing w:after="240"/>
-        <w:rPr>
-          <w:rFonts w:ascii="Times New Roman" w:hAnsi="Times New Roman" w:cs="Times New Roman"/>
-          <w:sz w:val="26"/>
-          <w:szCs w:val="26"/>
-        </w:rPr>
-      </w:pPr>
+        <w:br/>
+      </w:r>
     </w:p>
     <w:tbl>
       <w:tblPr>
-        <w:tblW w:w="0" w:type="auto"/>
+        <w:tblW w:w="9355" w:type="dxa"/>
         <w:tblCellMar>
           <w:top w:w="15" w:type="dxa"/>
           <w:left w:w="15" w:type="dxa"/>
@@ -10191,8 +12726,8 @@
       </w:tblPr>
       <w:tblGrid>
         <w:gridCol w:w="2325"/>
-        <w:gridCol w:w="236"/>
-        <w:gridCol w:w="3697"/>
+        <w:gridCol w:w="1412"/>
+        <w:gridCol w:w="5618"/>
       </w:tblGrid>
       <w:tr>
         <w:trPr>
@@ -10265,11 +12800,18 @@
                 <w:szCs w:val="26"/>
               </w:rPr>
             </w:pPr>
-          </w:p>
-        </w:tc>
-        <w:tc>
-          <w:tcPr>
-            <w:tcW w:w="0" w:type="auto"/>
+            <w:r>
+              <w:rPr>
+                <w:sz w:val="26"/>
+                <w:szCs w:val="26"/>
+              </w:rPr>
+              <w:t>UC-ST-03</w:t>
+            </w:r>
+          </w:p>
+        </w:tc>
+        <w:tc>
+          <w:tcPr>
+            <w:tcW w:w="5282" w:type="dxa"/>
             <w:tcBorders>
               <w:top w:val="single" w:sz="4" w:space="0" w:color="000000"/>
               <w:left w:val="single" w:sz="4" w:space="0" w:color="000000"/>
@@ -10311,15 +12853,39 @@
                 <w:sz w:val="26"/>
                 <w:szCs w:val="26"/>
               </w:rPr>
-              <w:t>M-</w:t>
-            </w:r>
-            <w:r>
-              <w:rPr>
-                <w:color w:val="000000"/>
-                <w:sz w:val="26"/>
-                <w:szCs w:val="26"/>
-              </w:rPr>
-              <w:t>UC-DV-01</w:t>
+              <w:t>UC</w:t>
+            </w:r>
+            <w:r>
+              <w:rPr>
+                <w:color w:val="000000"/>
+                <w:sz w:val="26"/>
+                <w:szCs w:val="26"/>
+              </w:rPr>
+              <w:t>-</w:t>
+            </w:r>
+            <w:r>
+              <w:rPr>
+                <w:color w:val="000000"/>
+                <w:sz w:val="26"/>
+                <w:szCs w:val="26"/>
+              </w:rPr>
+              <w:t>ST</w:t>
+            </w:r>
+            <w:r>
+              <w:rPr>
+                <w:color w:val="000000"/>
+                <w:sz w:val="26"/>
+                <w:szCs w:val="26"/>
+              </w:rPr>
+              <w:t>-0</w:t>
+            </w:r>
+            <w:r>
+              <w:rPr>
+                <w:color w:val="000000"/>
+                <w:sz w:val="26"/>
+                <w:szCs w:val="26"/>
+              </w:rPr>
+              <w:t>3</w:t>
             </w:r>
           </w:p>
         </w:tc>
@@ -10365,37 +12931,13 @@
                 <w:sz w:val="26"/>
                 <w:szCs w:val="26"/>
               </w:rPr>
-              <w:t>Use</w:t>
-            </w:r>
-            <w:r>
-              <w:rPr>
-                <w:b/>
-                <w:bCs/>
-                <w:i/>
-                <w:iCs/>
-                <w:color w:val="000000"/>
-                <w:sz w:val="26"/>
-                <w:szCs w:val="26"/>
-              </w:rPr>
-              <w:t xml:space="preserve"> </w:t>
-            </w:r>
-            <w:r>
-              <w:rPr>
-                <w:b/>
-                <w:bCs/>
-                <w:i/>
-                <w:iCs/>
-                <w:color w:val="000000"/>
-                <w:sz w:val="26"/>
-                <w:szCs w:val="26"/>
-              </w:rPr>
-              <w:t>case Name:</w:t>
-            </w:r>
-          </w:p>
-        </w:tc>
-        <w:tc>
-          <w:tcPr>
-            <w:tcW w:w="0" w:type="auto"/>
+              <w:t>Use case Name:</w:t>
+            </w:r>
+          </w:p>
+        </w:tc>
+        <w:tc>
+          <w:tcPr>
+            <w:tcW w:w="7030" w:type="dxa"/>
             <w:gridSpan w:val="2"/>
             <w:tcBorders>
               <w:top w:val="single" w:sz="4" w:space="0" w:color="000000"/>
@@ -10409,7 +12951,6 @@
               <w:bottom w:w="0" w:type="dxa"/>
               <w:right w:w="115" w:type="dxa"/>
             </w:tcMar>
-            <w:hideMark/>
           </w:tcPr>
           <w:p>
             <w:pPr>
@@ -10420,6 +12961,13 @@
                 <w:szCs w:val="26"/>
               </w:rPr>
             </w:pPr>
+            <w:r>
+              <w:rPr>
+                <w:sz w:val="26"/>
+                <w:szCs w:val="26"/>
+              </w:rPr>
+              <w:t>Xem thông tin NSX</w:t>
+            </w:r>
           </w:p>
         </w:tc>
       </w:tr>
@@ -10469,7 +13017,7 @@
         </w:tc>
         <w:tc>
           <w:tcPr>
-            <w:tcW w:w="0" w:type="auto"/>
+            <w:tcW w:w="7030" w:type="dxa"/>
             <w:gridSpan w:val="2"/>
             <w:tcBorders>
               <w:top w:val="single" w:sz="4" w:space="0" w:color="000000"/>
@@ -10493,6 +13041,13 @@
                 <w:szCs w:val="26"/>
               </w:rPr>
             </w:pPr>
+            <w:r>
+              <w:rPr>
+                <w:sz w:val="26"/>
+                <w:szCs w:val="26"/>
+              </w:rPr>
+              <w:t>Khi Player cần xem thông tin NSX</w:t>
+            </w:r>
           </w:p>
         </w:tc>
       </w:tr>
@@ -10543,7 +13098,7 @@
         </w:tc>
         <w:tc>
           <w:tcPr>
-            <w:tcW w:w="0" w:type="auto"/>
+            <w:tcW w:w="7030" w:type="dxa"/>
             <w:gridSpan w:val="2"/>
             <w:tcBorders>
               <w:top w:val="single" w:sz="4" w:space="0" w:color="000000"/>
@@ -10567,6 +13122,13 @@
                 <w:szCs w:val="26"/>
               </w:rPr>
             </w:pPr>
+            <w:r>
+              <w:rPr>
+                <w:sz w:val="26"/>
+                <w:szCs w:val="26"/>
+              </w:rPr>
+              <w:t>Player</w:t>
+            </w:r>
           </w:p>
         </w:tc>
       </w:tr>
@@ -10616,7 +13178,7 @@
         </w:tc>
         <w:tc>
           <w:tcPr>
-            <w:tcW w:w="0" w:type="auto"/>
+            <w:tcW w:w="7030" w:type="dxa"/>
             <w:gridSpan w:val="2"/>
             <w:tcBorders>
               <w:top w:val="single" w:sz="4" w:space="0" w:color="000000"/>
@@ -10640,6 +13202,13 @@
                 <w:szCs w:val="26"/>
               </w:rPr>
             </w:pPr>
+            <w:r>
+              <w:rPr>
+                <w:sz w:val="26"/>
+                <w:szCs w:val="26"/>
+              </w:rPr>
+              <w:t xml:space="preserve">Player ở màn hình mở đầu </w:t>
+            </w:r>
           </w:p>
         </w:tc>
       </w:tr>
@@ -10689,7 +13258,7 @@
         </w:tc>
         <w:tc>
           <w:tcPr>
-            <w:tcW w:w="0" w:type="auto"/>
+            <w:tcW w:w="7030" w:type="dxa"/>
             <w:gridSpan w:val="2"/>
             <w:tcBorders>
               <w:top w:val="single" w:sz="4" w:space="0" w:color="000000"/>
@@ -10714,6 +13283,13 @@
                 <w:szCs w:val="26"/>
               </w:rPr>
             </w:pPr>
+            <w:r>
+              <w:rPr>
+                <w:sz w:val="26"/>
+                <w:szCs w:val="26"/>
+              </w:rPr>
+              <w:t>Màn hình hiển thị thông tin NSX</w:t>
+            </w:r>
           </w:p>
         </w:tc>
       </w:tr>
@@ -10757,13 +13333,14 @@
                 <w:sz w:val="26"/>
                 <w:szCs w:val="26"/>
               </w:rPr>
+              <w:lastRenderedPageBreak/>
               <w:t>Main Success flow:</w:t>
             </w:r>
           </w:p>
         </w:tc>
         <w:tc>
           <w:tcPr>
-            <w:tcW w:w="0" w:type="auto"/>
+            <w:tcW w:w="7030" w:type="dxa"/>
             <w:gridSpan w:val="2"/>
             <w:tcBorders>
               <w:top w:val="single" w:sz="4" w:space="0" w:color="000000"/>
@@ -10781,13 +13358,67 @@
           <w:p>
             <w:pPr>
               <w:pStyle w:val="NormalWeb"/>
+              <w:numPr>
+                <w:ilvl w:val="0"/>
+                <w:numId w:val="58"/>
+              </w:numPr>
               <w:spacing w:before="0" w:beforeAutospacing="0" w:after="0" w:afterAutospacing="0"/>
-              <w:ind w:left="360"/>
-              <w:rPr>
-                <w:sz w:val="26"/>
-                <w:szCs w:val="26"/>
-              </w:rPr>
-            </w:pPr>
+              <w:rPr>
+                <w:sz w:val="26"/>
+                <w:szCs w:val="26"/>
+              </w:rPr>
+            </w:pPr>
+            <w:r>
+              <w:rPr>
+                <w:sz w:val="26"/>
+                <w:szCs w:val="26"/>
+              </w:rPr>
+              <w:t>Player nhấn vào nút “Cài Đặt” trên màn hình mở đầu.</w:t>
+            </w:r>
+          </w:p>
+          <w:p>
+            <w:pPr>
+              <w:pStyle w:val="NormalWeb"/>
+              <w:numPr>
+                <w:ilvl w:val="0"/>
+                <w:numId w:val="58"/>
+              </w:numPr>
+              <w:spacing w:before="0" w:beforeAutospacing="0" w:after="0" w:afterAutospacing="0"/>
+              <w:ind w:left="348" w:hanging="360"/>
+              <w:rPr>
+                <w:sz w:val="26"/>
+                <w:szCs w:val="26"/>
+              </w:rPr>
+            </w:pPr>
+            <w:r>
+              <w:rPr>
+                <w:sz w:val="26"/>
+                <w:szCs w:val="26"/>
+              </w:rPr>
+              <w:t>Player nhấn vào nút “Thông Tin NSX” để chuyển sang tab thông tin NSX</w:t>
+            </w:r>
+          </w:p>
+          <w:p>
+            <w:pPr>
+              <w:pStyle w:val="NormalWeb"/>
+              <w:numPr>
+                <w:ilvl w:val="0"/>
+                <w:numId w:val="58"/>
+              </w:numPr>
+              <w:spacing w:before="0" w:beforeAutospacing="0" w:after="0" w:afterAutospacing="0"/>
+              <w:ind w:left="348" w:hanging="360"/>
+              <w:rPr>
+                <w:sz w:val="26"/>
+                <w:szCs w:val="26"/>
+              </w:rPr>
+            </w:pPr>
+            <w:r>
+              <w:rPr>
+                <w:sz w:val="26"/>
+                <w:szCs w:val="26"/>
+              </w:rPr>
+              <w:t>Màn hình hiển thị thông tin NSX</w:t>
+            </w:r>
           </w:p>
         </w:tc>
       </w:tr>
@@ -10837,7 +13468,7 @@
         </w:tc>
         <w:tc>
           <w:tcPr>
-            <w:tcW w:w="0" w:type="auto"/>
+            <w:tcW w:w="7030" w:type="dxa"/>
             <w:gridSpan w:val="2"/>
             <w:tcBorders>
               <w:top w:val="single" w:sz="4" w:space="0" w:color="000000"/>
@@ -10856,19 +13487,25 @@
             <w:pPr>
               <w:pStyle w:val="NormalWeb"/>
               <w:spacing w:before="0" w:beforeAutospacing="0" w:after="0" w:afterAutospacing="0"/>
-              <w:ind w:left="360"/>
               <w:jc w:val="both"/>
               <w:rPr>
                 <w:sz w:val="26"/>
                 <w:szCs w:val="26"/>
               </w:rPr>
             </w:pPr>
+            <w:r>
+              <w:rPr>
+                <w:sz w:val="26"/>
+                <w:szCs w:val="26"/>
+              </w:rPr>
+              <w:t>Không</w:t>
+            </w:r>
           </w:p>
         </w:tc>
       </w:tr>
       <w:tr>
         <w:trPr>
-          <w:trHeight w:val="611"/>
+          <w:trHeight w:val="701"/>
         </w:trPr>
         <w:tc>
           <w:tcPr>
@@ -10912,7 +13549,7 @@
         </w:tc>
         <w:tc>
           <w:tcPr>
-            <w:tcW w:w="0" w:type="auto"/>
+            <w:tcW w:w="7030" w:type="dxa"/>
             <w:gridSpan w:val="2"/>
             <w:tcBorders>
               <w:top w:val="single" w:sz="4" w:space="0" w:color="000000"/>
@@ -10937,6 +13574,13 @@
                 <w:szCs w:val="26"/>
               </w:rPr>
             </w:pPr>
+            <w:r>
+              <w:rPr>
+                <w:sz w:val="26"/>
+                <w:szCs w:val="26"/>
+              </w:rPr>
+              <w:t>Không</w:t>
+            </w:r>
           </w:p>
         </w:tc>
       </w:tr>
@@ -10950,18 +13594,9 @@
         </w:rPr>
       </w:pPr>
     </w:p>
-    <w:p>
-      <w:pPr>
-        <w:rPr>
-          <w:rFonts w:ascii="Times New Roman" w:hAnsi="Times New Roman" w:cs="Times New Roman"/>
-          <w:sz w:val="26"/>
-          <w:szCs w:val="26"/>
-        </w:rPr>
-      </w:pPr>
-    </w:p>
     <w:tbl>
       <w:tblPr>
-        <w:tblW w:w="0" w:type="auto"/>
+        <w:tblW w:w="9355" w:type="dxa"/>
         <w:tblCellMar>
           <w:top w:w="15" w:type="dxa"/>
           <w:left w:w="15" w:type="dxa"/>
@@ -10972,8 +13607,8 @@
       </w:tblPr>
       <w:tblGrid>
         <w:gridCol w:w="2325"/>
-        <w:gridCol w:w="1310"/>
-        <w:gridCol w:w="3314"/>
+        <w:gridCol w:w="1412"/>
+        <w:gridCol w:w="5618"/>
       </w:tblGrid>
       <w:tr>
         <w:trPr>
@@ -11047,16 +13682,17 @@
               </w:rPr>
             </w:pPr>
             <w:r>
-              <w:t>UC-DV</w:t>
-            </w:r>
-            <w:r>
-              <w:t>-04</w:t>
-            </w:r>
-          </w:p>
-        </w:tc>
-        <w:tc>
-          <w:tcPr>
-            <w:tcW w:w="0" w:type="auto"/>
+              <w:rPr>
+                <w:sz w:val="26"/>
+                <w:szCs w:val="26"/>
+              </w:rPr>
+              <w:t>UC-PL-01</w:t>
+            </w:r>
+          </w:p>
+        </w:tc>
+        <w:tc>
+          <w:tcPr>
+            <w:tcW w:w="5282" w:type="dxa"/>
             <w:tcBorders>
               <w:top w:val="single" w:sz="4" w:space="0" w:color="000000"/>
               <w:left w:val="single" w:sz="4" w:space="0" w:color="000000"/>
@@ -11094,39 +13730,43 @@
             </w:r>
             <w:r>
               <w:rPr>
-                <w:b/>
-                <w:bCs/>
-                <w:i/>
-                <w:iCs/>
-                <w:color w:val="000000"/>
-                <w:sz w:val="26"/>
-                <w:szCs w:val="26"/>
-              </w:rPr>
-              <w:t xml:space="preserve"> </w:t>
-            </w:r>
-            <w:r>
-              <w:rPr>
-                <w:color w:val="000000"/>
-                <w:sz w:val="26"/>
-                <w:szCs w:val="26"/>
-              </w:rPr>
-              <w:t>M-D</w:t>
-            </w:r>
-            <w:r>
-              <w:rPr>
-                <w:color w:val="000000"/>
-                <w:sz w:val="26"/>
-                <w:szCs w:val="26"/>
-              </w:rPr>
-              <w:t>V</w:t>
-            </w:r>
-            <w:r>
-              <w:rPr>
-                <w:color w:val="000000"/>
-                <w:sz w:val="26"/>
-                <w:szCs w:val="26"/>
-              </w:rPr>
-              <w:t>-04</w:t>
+                <w:color w:val="000000"/>
+                <w:sz w:val="26"/>
+                <w:szCs w:val="26"/>
+              </w:rPr>
+              <w:t>UC</w:t>
+            </w:r>
+            <w:r>
+              <w:rPr>
+                <w:color w:val="000000"/>
+                <w:sz w:val="26"/>
+                <w:szCs w:val="26"/>
+              </w:rPr>
+              <w:t>-</w:t>
+            </w:r>
+            <w:r>
+              <w:rPr>
+                <w:color w:val="000000"/>
+                <w:sz w:val="26"/>
+                <w:szCs w:val="26"/>
+              </w:rPr>
+              <w:t>PL</w:t>
+            </w:r>
+            <w:r>
+              <w:rPr>
+                <w:color w:val="000000"/>
+                <w:sz w:val="26"/>
+                <w:szCs w:val="26"/>
+              </w:rPr>
+              <w:t>-0</w:t>
+            </w:r>
+            <w:r>
+              <w:rPr>
+                <w:color w:val="000000"/>
+                <w:sz w:val="26"/>
+                <w:szCs w:val="26"/>
+              </w:rPr>
+              <w:t>1</w:t>
             </w:r>
           </w:p>
         </w:tc>
@@ -11178,7 +13818,7 @@
         </w:tc>
         <w:tc>
           <w:tcPr>
-            <w:tcW w:w="0" w:type="auto"/>
+            <w:tcW w:w="7030" w:type="dxa"/>
             <w:gridSpan w:val="2"/>
             <w:tcBorders>
               <w:top w:val="single" w:sz="4" w:space="0" w:color="000000"/>
@@ -11192,7 +13832,6 @@
               <w:bottom w:w="0" w:type="dxa"/>
               <w:right w:w="115" w:type="dxa"/>
             </w:tcMar>
-            <w:hideMark/>
           </w:tcPr>
           <w:p>
             <w:pPr>
@@ -11203,6 +13842,13 @@
                 <w:szCs w:val="26"/>
               </w:rPr>
             </w:pPr>
+            <w:r>
+              <w:rPr>
+                <w:sz w:val="26"/>
+                <w:szCs w:val="26"/>
+              </w:rPr>
+              <w:t>Bắt Đầu Chơi</w:t>
+            </w:r>
           </w:p>
         </w:tc>
       </w:tr>
@@ -11246,14 +13892,13 @@
                 <w:sz w:val="26"/>
                 <w:szCs w:val="26"/>
               </w:rPr>
-              <w:lastRenderedPageBreak/>
               <w:t>Brief description:</w:t>
             </w:r>
           </w:p>
         </w:tc>
         <w:tc>
           <w:tcPr>
-            <w:tcW w:w="0" w:type="auto"/>
+            <w:tcW w:w="7030" w:type="dxa"/>
             <w:gridSpan w:val="2"/>
             <w:tcBorders>
               <w:top w:val="single" w:sz="4" w:space="0" w:color="000000"/>
@@ -11267,7 +13912,6 @@
               <w:bottom w:w="0" w:type="dxa"/>
               <w:right w:w="115" w:type="dxa"/>
             </w:tcMar>
-            <w:hideMark/>
           </w:tcPr>
           <w:p>
             <w:pPr>
@@ -11278,6 +13922,13 @@
                 <w:szCs w:val="26"/>
               </w:rPr>
             </w:pPr>
+            <w:r>
+              <w:rPr>
+                <w:sz w:val="26"/>
+                <w:szCs w:val="26"/>
+              </w:rPr>
+              <w:t>Khi Player bắt đầu trò chơi</w:t>
+            </w:r>
           </w:p>
         </w:tc>
       </w:tr>
@@ -11328,7 +13979,7 @@
         </w:tc>
         <w:tc>
           <w:tcPr>
-            <w:tcW w:w="0" w:type="auto"/>
+            <w:tcW w:w="7030" w:type="dxa"/>
             <w:gridSpan w:val="2"/>
             <w:tcBorders>
               <w:top w:val="single" w:sz="4" w:space="0" w:color="000000"/>
@@ -11342,7 +13993,6 @@
               <w:bottom w:w="0" w:type="dxa"/>
               <w:right w:w="115" w:type="dxa"/>
             </w:tcMar>
-            <w:hideMark/>
           </w:tcPr>
           <w:p>
             <w:pPr>
@@ -11353,6 +14003,13 @@
                 <w:szCs w:val="26"/>
               </w:rPr>
             </w:pPr>
+            <w:r>
+              <w:rPr>
+                <w:sz w:val="26"/>
+                <w:szCs w:val="26"/>
+              </w:rPr>
+              <w:t>Player</w:t>
+            </w:r>
           </w:p>
         </w:tc>
       </w:tr>
@@ -11402,7 +14059,7 @@
         </w:tc>
         <w:tc>
           <w:tcPr>
-            <w:tcW w:w="0" w:type="auto"/>
+            <w:tcW w:w="7030" w:type="dxa"/>
             <w:gridSpan w:val="2"/>
             <w:tcBorders>
               <w:top w:val="single" w:sz="4" w:space="0" w:color="000000"/>
@@ -11426,6 +14083,13 @@
                 <w:szCs w:val="26"/>
               </w:rPr>
             </w:pPr>
+            <w:r>
+              <w:rPr>
+                <w:sz w:val="26"/>
+                <w:szCs w:val="26"/>
+              </w:rPr>
+              <w:t>Player ở màn hình mở đầu</w:t>
+            </w:r>
           </w:p>
         </w:tc>
       </w:tr>
@@ -11475,7 +14139,7 @@
         </w:tc>
         <w:tc>
           <w:tcPr>
-            <w:tcW w:w="0" w:type="auto"/>
+            <w:tcW w:w="7030" w:type="dxa"/>
             <w:gridSpan w:val="2"/>
             <w:tcBorders>
               <w:top w:val="single" w:sz="4" w:space="0" w:color="000000"/>
@@ -11500,6 +14164,13 @@
                 <w:szCs w:val="26"/>
               </w:rPr>
             </w:pPr>
+            <w:r>
+              <w:rPr>
+                <w:sz w:val="26"/>
+                <w:szCs w:val="26"/>
+              </w:rPr>
+              <w:t>Đưa Player vào màn hình chơi chính</w:t>
+            </w:r>
           </w:p>
         </w:tc>
       </w:tr>
@@ -11549,7 +14220,7 @@
         </w:tc>
         <w:tc>
           <w:tcPr>
-            <w:tcW w:w="0" w:type="auto"/>
+            <w:tcW w:w="7030" w:type="dxa"/>
             <w:gridSpan w:val="2"/>
             <w:tcBorders>
               <w:top w:val="single" w:sz="4" w:space="0" w:color="000000"/>
@@ -11567,13 +14238,46 @@
           <w:p>
             <w:pPr>
               <w:pStyle w:val="NormalWeb"/>
-              <w:spacing w:before="0" w:beforeAutospacing="0" w:after="60" w:afterAutospacing="0"/>
-              <w:ind w:left="90"/>
-              <w:rPr>
-                <w:sz w:val="26"/>
-                <w:szCs w:val="26"/>
-              </w:rPr>
-            </w:pPr>
+              <w:numPr>
+                <w:ilvl w:val="0"/>
+                <w:numId w:val="59"/>
+              </w:numPr>
+              <w:spacing w:before="0" w:beforeAutospacing="0" w:after="0" w:afterAutospacing="0"/>
+              <w:ind w:left="348" w:hanging="348"/>
+              <w:rPr>
+                <w:sz w:val="26"/>
+                <w:szCs w:val="26"/>
+              </w:rPr>
+            </w:pPr>
+            <w:r>
+              <w:rPr>
+                <w:sz w:val="26"/>
+                <w:szCs w:val="26"/>
+              </w:rPr>
+              <w:t>Player nhấn vào nút “Bắt Đầu” trên màn hình mở đầu.</w:t>
+            </w:r>
+          </w:p>
+          <w:p>
+            <w:pPr>
+              <w:pStyle w:val="NormalWeb"/>
+              <w:numPr>
+                <w:ilvl w:val="0"/>
+                <w:numId w:val="59"/>
+              </w:numPr>
+              <w:spacing w:before="0" w:beforeAutospacing="0" w:after="0" w:afterAutospacing="0"/>
+              <w:ind w:left="348" w:hanging="360"/>
+              <w:rPr>
+                <w:sz w:val="26"/>
+                <w:szCs w:val="26"/>
+              </w:rPr>
+            </w:pPr>
+            <w:r>
+              <w:rPr>
+                <w:sz w:val="26"/>
+                <w:szCs w:val="26"/>
+              </w:rPr>
+              <w:t>Đưa Player vào màn hình chơi chính</w:t>
+            </w:r>
           </w:p>
         </w:tc>
       </w:tr>
@@ -11623,7 +14327,7 @@
         </w:tc>
         <w:tc>
           <w:tcPr>
-            <w:tcW w:w="0" w:type="auto"/>
+            <w:tcW w:w="7030" w:type="dxa"/>
             <w:gridSpan w:val="2"/>
             <w:tcBorders>
               <w:top w:val="single" w:sz="4" w:space="0" w:color="000000"/>
@@ -11648,12 +14352,19 @@
                 <w:szCs w:val="26"/>
               </w:rPr>
             </w:pPr>
+            <w:r>
+              <w:rPr>
+                <w:sz w:val="26"/>
+                <w:szCs w:val="26"/>
+              </w:rPr>
+              <w:t>Không</w:t>
+            </w:r>
           </w:p>
         </w:tc>
       </w:tr>
       <w:tr>
         <w:trPr>
-          <w:trHeight w:val="530"/>
+          <w:trHeight w:val="701"/>
         </w:trPr>
         <w:tc>
           <w:tcPr>
@@ -11697,7 +14408,7 @@
         </w:tc>
         <w:tc>
           <w:tcPr>
-            <w:tcW w:w="0" w:type="auto"/>
+            <w:tcW w:w="7030" w:type="dxa"/>
             <w:gridSpan w:val="2"/>
             <w:tcBorders>
               <w:top w:val="single" w:sz="4" w:space="0" w:color="000000"/>
@@ -11711,24 +14422,30 @@
               <w:bottom w:w="0" w:type="dxa"/>
               <w:right w:w="115" w:type="dxa"/>
             </w:tcMar>
-            <w:hideMark/>
           </w:tcPr>
           <w:p>
             <w:pPr>
               <w:pStyle w:val="NormalWeb"/>
-              <w:spacing w:before="0" w:beforeAutospacing="0" w:after="60" w:afterAutospacing="0"/>
-              <w:rPr>
-                <w:sz w:val="26"/>
-                <w:szCs w:val="26"/>
-              </w:rPr>
-            </w:pPr>
+              <w:spacing w:before="0" w:beforeAutospacing="0" w:after="0" w:afterAutospacing="0"/>
+              <w:jc w:val="both"/>
+              <w:rPr>
+                <w:sz w:val="26"/>
+                <w:szCs w:val="26"/>
+              </w:rPr>
+            </w:pPr>
+            <w:r>
+              <w:rPr>
+                <w:sz w:val="26"/>
+                <w:szCs w:val="26"/>
+              </w:rPr>
+              <w:t>Không</w:t>
+            </w:r>
           </w:p>
         </w:tc>
       </w:tr>
     </w:tbl>
     <w:p>
       <w:pPr>
-        <w:spacing w:after="240"/>
         <w:rPr>
           <w:rFonts w:ascii="Times New Roman" w:hAnsi="Times New Roman" w:cs="Times New Roman"/>
           <w:sz w:val="26"/>
@@ -11736,19 +14453,9 @@
         </w:rPr>
       </w:pPr>
     </w:p>
-    <w:p>
-      <w:pPr>
-        <w:spacing w:after="240"/>
-        <w:rPr>
-          <w:rFonts w:ascii="Times New Roman" w:hAnsi="Times New Roman" w:cs="Times New Roman"/>
-          <w:sz w:val="26"/>
-          <w:szCs w:val="26"/>
-        </w:rPr>
-      </w:pPr>
-    </w:p>
     <w:tbl>
       <w:tblPr>
-        <w:tblW w:w="0" w:type="auto"/>
+        <w:tblW w:w="9355" w:type="dxa"/>
         <w:tblCellMar>
           <w:top w:w="15" w:type="dxa"/>
           <w:left w:w="15" w:type="dxa"/>
@@ -11759,8 +14466,8 @@
       </w:tblPr>
       <w:tblGrid>
         <w:gridCol w:w="2325"/>
-        <w:gridCol w:w="1025"/>
-        <w:gridCol w:w="2874"/>
+        <w:gridCol w:w="1412"/>
+        <w:gridCol w:w="5618"/>
       </w:tblGrid>
       <w:tr>
         <w:trPr>
@@ -11838,13 +14545,13 @@
                 <w:sz w:val="26"/>
                 <w:szCs w:val="26"/>
               </w:rPr>
-              <w:t>UC-QL</w:t>
-            </w:r>
-          </w:p>
-        </w:tc>
-        <w:tc>
-          <w:tcPr>
-            <w:tcW w:w="0" w:type="auto"/>
+              <w:t>UC-PL-02</w:t>
+            </w:r>
+          </w:p>
+        </w:tc>
+        <w:tc>
+          <w:tcPr>
+            <w:tcW w:w="5282" w:type="dxa"/>
             <w:tcBorders>
               <w:top w:val="single" w:sz="4" w:space="0" w:color="000000"/>
               <w:left w:val="single" w:sz="4" w:space="0" w:color="000000"/>
@@ -11886,15 +14593,39 @@
                 <w:sz w:val="26"/>
                 <w:szCs w:val="26"/>
               </w:rPr>
-              <w:t>M-</w:t>
-            </w:r>
-            <w:r>
-              <w:rPr>
-                <w:color w:val="000000"/>
-                <w:sz w:val="26"/>
-                <w:szCs w:val="26"/>
-              </w:rPr>
-              <w:t>QL</w:t>
+              <w:t>UC</w:t>
+            </w:r>
+            <w:r>
+              <w:rPr>
+                <w:color w:val="000000"/>
+                <w:sz w:val="26"/>
+                <w:szCs w:val="26"/>
+              </w:rPr>
+              <w:t>-</w:t>
+            </w:r>
+            <w:r>
+              <w:rPr>
+                <w:color w:val="000000"/>
+                <w:sz w:val="26"/>
+                <w:szCs w:val="26"/>
+              </w:rPr>
+              <w:t>PL</w:t>
+            </w:r>
+            <w:r>
+              <w:rPr>
+                <w:color w:val="000000"/>
+                <w:sz w:val="26"/>
+                <w:szCs w:val="26"/>
+              </w:rPr>
+              <w:t>-</w:t>
+            </w:r>
+            <w:r>
+              <w:rPr>
+                <w:color w:val="000000"/>
+                <w:sz w:val="26"/>
+                <w:szCs w:val="26"/>
+              </w:rPr>
+              <w:t>02</w:t>
             </w:r>
           </w:p>
         </w:tc>
@@ -11946,7 +14677,7 @@
         </w:tc>
         <w:tc>
           <w:tcPr>
-            <w:tcW w:w="0" w:type="auto"/>
+            <w:tcW w:w="7030" w:type="dxa"/>
             <w:gridSpan w:val="2"/>
             <w:tcBorders>
               <w:top w:val="single" w:sz="4" w:space="0" w:color="000000"/>
@@ -11960,7 +14691,6 @@
               <w:bottom w:w="0" w:type="dxa"/>
               <w:right w:w="115" w:type="dxa"/>
             </w:tcMar>
-            <w:hideMark/>
           </w:tcPr>
           <w:p>
             <w:pPr>
@@ -11971,6 +14701,13 @@
                 <w:szCs w:val="26"/>
               </w:rPr>
             </w:pPr>
+            <w:r>
+              <w:rPr>
+                <w:sz w:val="26"/>
+                <w:szCs w:val="26"/>
+              </w:rPr>
+              <w:t>Chiêu mộ nhân vật</w:t>
+            </w:r>
           </w:p>
         </w:tc>
       </w:tr>
@@ -12020,7 +14757,7 @@
         </w:tc>
         <w:tc>
           <w:tcPr>
-            <w:tcW w:w="0" w:type="auto"/>
+            <w:tcW w:w="7030" w:type="dxa"/>
             <w:gridSpan w:val="2"/>
             <w:tcBorders>
               <w:top w:val="single" w:sz="4" w:space="0" w:color="000000"/>
@@ -12034,7 +14771,6 @@
               <w:bottom w:w="0" w:type="dxa"/>
               <w:right w:w="115" w:type="dxa"/>
             </w:tcMar>
-            <w:hideMark/>
           </w:tcPr>
           <w:p>
             <w:pPr>
@@ -12045,6 +14781,13 @@
                 <w:szCs w:val="26"/>
               </w:rPr>
             </w:pPr>
+            <w:r>
+              <w:rPr>
+                <w:sz w:val="26"/>
+                <w:szCs w:val="26"/>
+              </w:rPr>
+              <w:t>Khi Player muốn chiêu mộ nhân vật mới</w:t>
+            </w:r>
           </w:p>
         </w:tc>
       </w:tr>
@@ -12095,7 +14838,7 @@
         </w:tc>
         <w:tc>
           <w:tcPr>
-            <w:tcW w:w="0" w:type="auto"/>
+            <w:tcW w:w="7030" w:type="dxa"/>
             <w:gridSpan w:val="2"/>
             <w:tcBorders>
               <w:top w:val="single" w:sz="4" w:space="0" w:color="000000"/>
@@ -12109,7 +14852,6 @@
               <w:bottom w:w="0" w:type="dxa"/>
               <w:right w:w="115" w:type="dxa"/>
             </w:tcMar>
-            <w:hideMark/>
           </w:tcPr>
           <w:p>
             <w:pPr>
@@ -12120,6 +14862,13 @@
                 <w:szCs w:val="26"/>
               </w:rPr>
             </w:pPr>
+            <w:r>
+              <w:rPr>
+                <w:sz w:val="26"/>
+                <w:szCs w:val="26"/>
+              </w:rPr>
+              <w:t>Player</w:t>
+            </w:r>
           </w:p>
         </w:tc>
       </w:tr>
@@ -12169,7 +14918,7 @@
         </w:tc>
         <w:tc>
           <w:tcPr>
-            <w:tcW w:w="0" w:type="auto"/>
+            <w:tcW w:w="7030" w:type="dxa"/>
             <w:gridSpan w:val="2"/>
             <w:tcBorders>
               <w:top w:val="single" w:sz="4" w:space="0" w:color="000000"/>
@@ -12183,7 +14932,6 @@
               <w:bottom w:w="0" w:type="dxa"/>
               <w:right w:w="115" w:type="dxa"/>
             </w:tcMar>
-            <w:hideMark/>
           </w:tcPr>
           <w:p>
             <w:pPr>
@@ -12194,6 +14942,13 @@
                 <w:szCs w:val="26"/>
               </w:rPr>
             </w:pPr>
+            <w:r>
+              <w:rPr>
+                <w:sz w:val="26"/>
+                <w:szCs w:val="26"/>
+              </w:rPr>
+              <w:t xml:space="preserve">Player ở màn hình mở đầu </w:t>
+            </w:r>
           </w:p>
         </w:tc>
       </w:tr>
@@ -12243,7 +14998,7 @@
         </w:tc>
         <w:tc>
           <w:tcPr>
-            <w:tcW w:w="0" w:type="auto"/>
+            <w:tcW w:w="7030" w:type="dxa"/>
             <w:gridSpan w:val="2"/>
             <w:tcBorders>
               <w:top w:val="single" w:sz="4" w:space="0" w:color="000000"/>
@@ -12257,7 +15012,6 @@
               <w:bottom w:w="0" w:type="dxa"/>
               <w:right w:w="115" w:type="dxa"/>
             </w:tcMar>
-            <w:hideMark/>
           </w:tcPr>
           <w:p>
             <w:pPr>
@@ -12269,6 +15023,13 @@
                 <w:szCs w:val="26"/>
               </w:rPr>
             </w:pPr>
+            <w:r>
+              <w:rPr>
+                <w:sz w:val="26"/>
+                <w:szCs w:val="26"/>
+              </w:rPr>
+              <w:t>Màn hình hiển thị thông tin NSX</w:t>
+            </w:r>
           </w:p>
         </w:tc>
       </w:tr>
@@ -12318,7 +15079,7 @@
         </w:tc>
         <w:tc>
           <w:tcPr>
-            <w:tcW w:w="0" w:type="auto"/>
+            <w:tcW w:w="7030" w:type="dxa"/>
             <w:gridSpan w:val="2"/>
             <w:tcBorders>
               <w:top w:val="single" w:sz="4" w:space="0" w:color="000000"/>
@@ -12332,17 +15093,71 @@
               <w:bottom w:w="0" w:type="dxa"/>
               <w:right w:w="115" w:type="dxa"/>
             </w:tcMar>
-            <w:hideMark/>
           </w:tcPr>
           <w:p>
             <w:pPr>
               <w:pStyle w:val="NormalWeb"/>
+              <w:numPr>
+                <w:ilvl w:val="0"/>
+                <w:numId w:val="58"/>
+              </w:numPr>
               <w:spacing w:before="0" w:beforeAutospacing="0" w:after="0" w:afterAutospacing="0"/>
               <w:rPr>
                 <w:sz w:val="26"/>
                 <w:szCs w:val="26"/>
               </w:rPr>
             </w:pPr>
+            <w:r>
+              <w:rPr>
+                <w:sz w:val="26"/>
+                <w:szCs w:val="26"/>
+              </w:rPr>
+              <w:t>Player nhấn vào nút “Cài Đặt” trên màn hình mở đầu.</w:t>
+            </w:r>
+          </w:p>
+          <w:p>
+            <w:pPr>
+              <w:pStyle w:val="NormalWeb"/>
+              <w:numPr>
+                <w:ilvl w:val="0"/>
+                <w:numId w:val="58"/>
+              </w:numPr>
+              <w:spacing w:before="0" w:beforeAutospacing="0" w:after="0" w:afterAutospacing="0"/>
+              <w:ind w:left="348" w:hanging="360"/>
+              <w:rPr>
+                <w:sz w:val="26"/>
+                <w:szCs w:val="26"/>
+              </w:rPr>
+            </w:pPr>
+            <w:r>
+              <w:rPr>
+                <w:sz w:val="26"/>
+                <w:szCs w:val="26"/>
+              </w:rPr>
+              <w:t>Player nhấn vào nút “Thông Tin NSX” để chuyển sang tab thông tin NSX</w:t>
+            </w:r>
+          </w:p>
+          <w:p>
+            <w:pPr>
+              <w:pStyle w:val="NormalWeb"/>
+              <w:numPr>
+                <w:ilvl w:val="0"/>
+                <w:numId w:val="58"/>
+              </w:numPr>
+              <w:spacing w:before="0" w:beforeAutospacing="0" w:after="0" w:afterAutospacing="0"/>
+              <w:ind w:left="348" w:hanging="360"/>
+              <w:rPr>
+                <w:sz w:val="26"/>
+                <w:szCs w:val="26"/>
+              </w:rPr>
+            </w:pPr>
+            <w:r>
+              <w:rPr>
+                <w:sz w:val="26"/>
+                <w:szCs w:val="26"/>
+              </w:rPr>
+              <w:t>Màn hình hiển thị thông tin NSX</w:t>
+            </w:r>
           </w:p>
         </w:tc>
       </w:tr>
@@ -12386,13 +15201,14 @@
                 <w:sz w:val="26"/>
                 <w:szCs w:val="26"/>
               </w:rPr>
+              <w:lastRenderedPageBreak/>
               <w:t>Alternative flows:</w:t>
             </w:r>
           </w:p>
         </w:tc>
         <w:tc>
           <w:tcPr>
-            <w:tcW w:w="0" w:type="auto"/>
+            <w:tcW w:w="7030" w:type="dxa"/>
             <w:gridSpan w:val="2"/>
             <w:tcBorders>
               <w:top w:val="single" w:sz="4" w:space="0" w:color="000000"/>
@@ -12417,12 +15233,19 @@
                 <w:szCs w:val="26"/>
               </w:rPr>
             </w:pPr>
+            <w:r>
+              <w:rPr>
+                <w:sz w:val="26"/>
+                <w:szCs w:val="26"/>
+              </w:rPr>
+              <w:t>Không</w:t>
+            </w:r>
           </w:p>
         </w:tc>
       </w:tr>
       <w:tr>
         <w:trPr>
-          <w:trHeight w:val="602"/>
+          <w:trHeight w:val="701"/>
         </w:trPr>
         <w:tc>
           <w:tcPr>
@@ -12466,7 +15289,7 @@
         </w:tc>
         <w:tc>
           <w:tcPr>
-            <w:tcW w:w="0" w:type="auto"/>
+            <w:tcW w:w="7030" w:type="dxa"/>
             <w:gridSpan w:val="2"/>
             <w:tcBorders>
               <w:top w:val="single" w:sz="4" w:space="0" w:color="000000"/>
@@ -12491,6 +15314,13 @@
                 <w:szCs w:val="26"/>
               </w:rPr>
             </w:pPr>
+            <w:r>
+              <w:rPr>
+                <w:sz w:val="26"/>
+                <w:szCs w:val="26"/>
+              </w:rPr>
+              <w:t>Không</w:t>
+            </w:r>
           </w:p>
         </w:tc>
       </w:tr>
@@ -12503,14 +15333,6 @@
           <w:szCs w:val="26"/>
         </w:rPr>
       </w:pPr>
-      <w:r>
-        <w:rPr>
-          <w:rFonts w:ascii="Times New Roman" w:hAnsi="Times New Roman" w:cs="Times New Roman"/>
-          <w:sz w:val="26"/>
-          <w:szCs w:val="26"/>
-        </w:rPr>
-        <w:br/>
-      </w:r>
     </w:p>
     <w:p>
       <w:pPr>
@@ -12803,7 +15625,6 @@
                 <w:sz w:val="26"/>
                 <w:szCs w:val="26"/>
               </w:rPr>
-              <w:lastRenderedPageBreak/>
               <w:t>Relevant Quality</w:t>
             </w:r>
           </w:p>
@@ -14718,6 +17539,7 @@
                 <w:sz w:val="26"/>
                 <w:szCs w:val="26"/>
               </w:rPr>
+              <w:lastRenderedPageBreak/>
               <w:t>Scenario Number</w:t>
             </w:r>
           </w:p>
@@ -15333,7 +18155,6 @@
                 <w:sz w:val="26"/>
                 <w:szCs w:val="26"/>
               </w:rPr>
-              <w:lastRenderedPageBreak/>
               <w:t>Artifact</w:t>
             </w:r>
           </w:p>
@@ -18487,6 +21308,119 @@
     </w:lvl>
   </w:abstractNum>
   <w:abstractNum w:abstractNumId="21" w15:restartNumberingAfterBreak="0">
+    <w:nsid w:val="32B62C5D"/>
+    <w:multiLevelType w:val="multilevel"/>
+    <w:tmpl w:val="DE6C7614"/>
+    <w:lvl w:ilvl="0">
+      <w:start w:val="3"/>
+      <w:numFmt w:val="decimal"/>
+      <w:lvlText w:val="%1."/>
+      <w:lvlJc w:val="left"/>
+      <w:pPr>
+        <w:tabs>
+          <w:tab w:val="num" w:pos="720"/>
+        </w:tabs>
+        <w:ind w:left="720" w:hanging="360"/>
+      </w:pPr>
+    </w:lvl>
+    <w:lvl w:ilvl="1">
+      <w:start w:val="1"/>
+      <w:numFmt w:val="decimal"/>
+      <w:lvlText w:val="%2."/>
+      <w:lvlJc w:val="left"/>
+      <w:pPr>
+        <w:tabs>
+          <w:tab w:val="num" w:pos="1440"/>
+        </w:tabs>
+        <w:ind w:left="1440" w:hanging="360"/>
+      </w:pPr>
+    </w:lvl>
+    <w:lvl w:ilvl="2" w:tentative="1">
+      <w:start w:val="1"/>
+      <w:numFmt w:val="decimal"/>
+      <w:lvlText w:val="%3."/>
+      <w:lvlJc w:val="left"/>
+      <w:pPr>
+        <w:tabs>
+          <w:tab w:val="num" w:pos="2160"/>
+        </w:tabs>
+        <w:ind w:left="2160" w:hanging="360"/>
+      </w:pPr>
+    </w:lvl>
+    <w:lvl w:ilvl="3" w:tentative="1">
+      <w:start w:val="1"/>
+      <w:numFmt w:val="decimal"/>
+      <w:lvlText w:val="%4."/>
+      <w:lvlJc w:val="left"/>
+      <w:pPr>
+        <w:tabs>
+          <w:tab w:val="num" w:pos="2880"/>
+        </w:tabs>
+        <w:ind w:left="2880" w:hanging="360"/>
+      </w:pPr>
+    </w:lvl>
+    <w:lvl w:ilvl="4" w:tentative="1">
+      <w:start w:val="1"/>
+      <w:numFmt w:val="decimal"/>
+      <w:lvlText w:val="%5."/>
+      <w:lvlJc w:val="left"/>
+      <w:pPr>
+        <w:tabs>
+          <w:tab w:val="num" w:pos="3600"/>
+        </w:tabs>
+        <w:ind w:left="3600" w:hanging="360"/>
+      </w:pPr>
+    </w:lvl>
+    <w:lvl w:ilvl="5" w:tentative="1">
+      <w:start w:val="1"/>
+      <w:numFmt w:val="decimal"/>
+      <w:lvlText w:val="%6."/>
+      <w:lvlJc w:val="left"/>
+      <w:pPr>
+        <w:tabs>
+          <w:tab w:val="num" w:pos="4320"/>
+        </w:tabs>
+        <w:ind w:left="4320" w:hanging="360"/>
+      </w:pPr>
+    </w:lvl>
+    <w:lvl w:ilvl="6" w:tentative="1">
+      <w:start w:val="1"/>
+      <w:numFmt w:val="decimal"/>
+      <w:lvlText w:val="%7."/>
+      <w:lvlJc w:val="left"/>
+      <w:pPr>
+        <w:tabs>
+          <w:tab w:val="num" w:pos="5040"/>
+        </w:tabs>
+        <w:ind w:left="5040" w:hanging="360"/>
+      </w:pPr>
+    </w:lvl>
+    <w:lvl w:ilvl="7" w:tentative="1">
+      <w:start w:val="1"/>
+      <w:numFmt w:val="decimal"/>
+      <w:lvlText w:val="%8."/>
+      <w:lvlJc w:val="left"/>
+      <w:pPr>
+        <w:tabs>
+          <w:tab w:val="num" w:pos="5760"/>
+        </w:tabs>
+        <w:ind w:left="5760" w:hanging="360"/>
+      </w:pPr>
+    </w:lvl>
+    <w:lvl w:ilvl="8" w:tentative="1">
+      <w:start w:val="1"/>
+      <w:numFmt w:val="decimal"/>
+      <w:lvlText w:val="%9."/>
+      <w:lvlJc w:val="left"/>
+      <w:pPr>
+        <w:tabs>
+          <w:tab w:val="num" w:pos="6480"/>
+        </w:tabs>
+        <w:ind w:left="6480" w:hanging="360"/>
+      </w:pPr>
+    </w:lvl>
+  </w:abstractNum>
+  <w:abstractNum w:abstractNumId="22" w15:restartNumberingAfterBreak="0">
     <w:nsid w:val="393A1D3A"/>
     <w:multiLevelType w:val="multilevel"/>
     <w:tmpl w:val="BC443300"/>
@@ -18599,7 +21533,7 @@
       </w:pPr>
     </w:lvl>
   </w:abstractNum>
-  <w:abstractNum w:abstractNumId="22" w15:restartNumberingAfterBreak="0">
+  <w:abstractNum w:abstractNumId="23" w15:restartNumberingAfterBreak="0">
     <w:nsid w:val="395F2880"/>
     <w:multiLevelType w:val="multilevel"/>
     <w:tmpl w:val="D576B23E"/>
@@ -18712,7 +21646,7 @@
       </w:pPr>
     </w:lvl>
   </w:abstractNum>
-  <w:abstractNum w:abstractNumId="23" w15:restartNumberingAfterBreak="0">
+  <w:abstractNum w:abstractNumId="24" w15:restartNumberingAfterBreak="0">
     <w:nsid w:val="3C6B13B9"/>
     <w:multiLevelType w:val="multilevel"/>
     <w:tmpl w:val="ADB8E4FC"/>
@@ -18861,7 +21795,7 @@
       </w:rPr>
     </w:lvl>
   </w:abstractNum>
-  <w:abstractNum w:abstractNumId="24" w15:restartNumberingAfterBreak="0">
+  <w:abstractNum w:abstractNumId="25" w15:restartNumberingAfterBreak="0">
     <w:nsid w:val="3FB366CC"/>
     <w:multiLevelType w:val="multilevel"/>
     <w:tmpl w:val="CE564D3C"/>
@@ -19010,7 +21944,7 @@
       </w:rPr>
     </w:lvl>
   </w:abstractNum>
-  <w:abstractNum w:abstractNumId="25" w15:restartNumberingAfterBreak="0">
+  <w:abstractNum w:abstractNumId="26" w15:restartNumberingAfterBreak="0">
     <w:nsid w:val="41F230D7"/>
     <w:multiLevelType w:val="multilevel"/>
     <w:tmpl w:val="A79ED4C4"/>
@@ -19159,7 +22093,7 @@
       </w:rPr>
     </w:lvl>
   </w:abstractNum>
-  <w:abstractNum w:abstractNumId="26" w15:restartNumberingAfterBreak="0">
+  <w:abstractNum w:abstractNumId="27" w15:restartNumberingAfterBreak="0">
     <w:nsid w:val="4503424F"/>
     <w:multiLevelType w:val="multilevel"/>
     <w:tmpl w:val="0B180C72"/>
@@ -19276,7 +22210,7 @@
       </w:pPr>
     </w:lvl>
   </w:abstractNum>
-  <w:abstractNum w:abstractNumId="27" w15:restartNumberingAfterBreak="0">
+  <w:abstractNum w:abstractNumId="28" w15:restartNumberingAfterBreak="0">
     <w:nsid w:val="469E67DC"/>
     <w:multiLevelType w:val="multilevel"/>
     <w:tmpl w:val="70443DA6"/>
@@ -19389,7 +22323,7 @@
       </w:pPr>
     </w:lvl>
   </w:abstractNum>
-  <w:abstractNum w:abstractNumId="28" w15:restartNumberingAfterBreak="0">
+  <w:abstractNum w:abstractNumId="29" w15:restartNumberingAfterBreak="0">
     <w:nsid w:val="47C465A4"/>
     <w:multiLevelType w:val="multilevel"/>
     <w:tmpl w:val="304E8D7C"/>
@@ -19538,7 +22472,7 @@
       </w:rPr>
     </w:lvl>
   </w:abstractNum>
-  <w:abstractNum w:abstractNumId="29" w15:restartNumberingAfterBreak="0">
+  <w:abstractNum w:abstractNumId="30" w15:restartNumberingAfterBreak="0">
     <w:nsid w:val="4AAF686C"/>
     <w:multiLevelType w:val="multilevel"/>
     <w:tmpl w:val="808E583C"/>
@@ -19687,7 +22621,7 @@
       </w:rPr>
     </w:lvl>
   </w:abstractNum>
-  <w:abstractNum w:abstractNumId="30" w15:restartNumberingAfterBreak="0">
+  <w:abstractNum w:abstractNumId="31" w15:restartNumberingAfterBreak="0">
     <w:nsid w:val="4BEA0F4E"/>
     <w:multiLevelType w:val="multilevel"/>
     <w:tmpl w:val="9B44E8EA"/>
@@ -19836,7 +22770,7 @@
       </w:rPr>
     </w:lvl>
   </w:abstractNum>
-  <w:abstractNum w:abstractNumId="31" w15:restartNumberingAfterBreak="0">
+  <w:abstractNum w:abstractNumId="32" w15:restartNumberingAfterBreak="0">
     <w:nsid w:val="4CF92980"/>
     <w:multiLevelType w:val="hybridMultilevel"/>
     <w:tmpl w:val="D98AFCB2"/>
@@ -19922,7 +22856,7 @@
       </w:pPr>
     </w:lvl>
   </w:abstractNum>
-  <w:abstractNum w:abstractNumId="32" w15:restartNumberingAfterBreak="0">
+  <w:abstractNum w:abstractNumId="33" w15:restartNumberingAfterBreak="0">
     <w:nsid w:val="500D561C"/>
     <w:multiLevelType w:val="multilevel"/>
     <w:tmpl w:val="7D081EC6"/>
@@ -20039,7 +22973,7 @@
       </w:pPr>
     </w:lvl>
   </w:abstractNum>
-  <w:abstractNum w:abstractNumId="33" w15:restartNumberingAfterBreak="0">
+  <w:abstractNum w:abstractNumId="34" w15:restartNumberingAfterBreak="0">
     <w:nsid w:val="559327CA"/>
     <w:multiLevelType w:val="multilevel"/>
     <w:tmpl w:val="5066E452"/>
@@ -20188,7 +23122,7 @@
       </w:rPr>
     </w:lvl>
   </w:abstractNum>
-  <w:abstractNum w:abstractNumId="34" w15:restartNumberingAfterBreak="0">
+  <w:abstractNum w:abstractNumId="35" w15:restartNumberingAfterBreak="0">
     <w:nsid w:val="59DE6699"/>
     <w:multiLevelType w:val="multilevel"/>
     <w:tmpl w:val="A594A4D0"/>
@@ -20337,7 +23271,144 @@
       </w:rPr>
     </w:lvl>
   </w:abstractNum>
-  <w:abstractNum w:abstractNumId="35" w15:restartNumberingAfterBreak="0">
+  <w:abstractNum w:abstractNumId="36" w15:restartNumberingAfterBreak="0">
+    <w:nsid w:val="5A3B61E7"/>
+    <w:multiLevelType w:val="multilevel"/>
+    <w:tmpl w:val="866C7D46"/>
+    <w:lvl w:ilvl="0">
+      <w:start w:val="1"/>
+      <w:numFmt w:val="decimal"/>
+      <w:lvlText w:val="%1."/>
+      <w:lvlJc w:val="left"/>
+      <w:pPr>
+        <w:ind w:left="0" w:firstLine="0"/>
+      </w:pPr>
+      <w:rPr>
+        <w:rFonts w:hint="default"/>
+      </w:rPr>
+    </w:lvl>
+    <w:lvl w:ilvl="1">
+      <w:start w:val="1"/>
+      <w:numFmt w:val="decimal"/>
+      <w:lvlText w:val="%2."/>
+      <w:lvlJc w:val="left"/>
+      <w:pPr>
+        <w:tabs>
+          <w:tab w:val="num" w:pos="1440"/>
+        </w:tabs>
+        <w:ind w:left="1440" w:hanging="360"/>
+      </w:pPr>
+      <w:rPr>
+        <w:rFonts w:hint="default"/>
+      </w:rPr>
+    </w:lvl>
+    <w:lvl w:ilvl="2">
+      <w:start w:val="1"/>
+      <w:numFmt w:val="decimal"/>
+      <w:lvlText w:val="%3."/>
+      <w:lvlJc w:val="left"/>
+      <w:pPr>
+        <w:tabs>
+          <w:tab w:val="num" w:pos="2160"/>
+        </w:tabs>
+        <w:ind w:left="2160" w:hanging="360"/>
+      </w:pPr>
+      <w:rPr>
+        <w:rFonts w:hint="default"/>
+      </w:rPr>
+    </w:lvl>
+    <w:lvl w:ilvl="3">
+      <w:start w:val="1"/>
+      <w:numFmt w:val="decimal"/>
+      <w:lvlText w:val="%4."/>
+      <w:lvlJc w:val="left"/>
+      <w:pPr>
+        <w:tabs>
+          <w:tab w:val="num" w:pos="2880"/>
+        </w:tabs>
+        <w:ind w:left="2880" w:hanging="360"/>
+      </w:pPr>
+      <w:rPr>
+        <w:rFonts w:hint="default"/>
+      </w:rPr>
+    </w:lvl>
+    <w:lvl w:ilvl="4">
+      <w:start w:val="1"/>
+      <w:numFmt w:val="decimal"/>
+      <w:lvlText w:val="%5."/>
+      <w:lvlJc w:val="left"/>
+      <w:pPr>
+        <w:tabs>
+          <w:tab w:val="num" w:pos="3600"/>
+        </w:tabs>
+        <w:ind w:left="3600" w:hanging="360"/>
+      </w:pPr>
+      <w:rPr>
+        <w:rFonts w:hint="default"/>
+      </w:rPr>
+    </w:lvl>
+    <w:lvl w:ilvl="5">
+      <w:start w:val="1"/>
+      <w:numFmt w:val="decimal"/>
+      <w:lvlText w:val="%6."/>
+      <w:lvlJc w:val="left"/>
+      <w:pPr>
+        <w:tabs>
+          <w:tab w:val="num" w:pos="4320"/>
+        </w:tabs>
+        <w:ind w:left="4320" w:hanging="360"/>
+      </w:pPr>
+      <w:rPr>
+        <w:rFonts w:hint="default"/>
+      </w:rPr>
+    </w:lvl>
+    <w:lvl w:ilvl="6">
+      <w:start w:val="1"/>
+      <w:numFmt w:val="decimal"/>
+      <w:lvlText w:val="%7."/>
+      <w:lvlJc w:val="left"/>
+      <w:pPr>
+        <w:tabs>
+          <w:tab w:val="num" w:pos="5040"/>
+        </w:tabs>
+        <w:ind w:left="5040" w:hanging="360"/>
+      </w:pPr>
+      <w:rPr>
+        <w:rFonts w:hint="default"/>
+      </w:rPr>
+    </w:lvl>
+    <w:lvl w:ilvl="7">
+      <w:start w:val="1"/>
+      <w:numFmt w:val="decimal"/>
+      <w:lvlText w:val="%8."/>
+      <w:lvlJc w:val="left"/>
+      <w:pPr>
+        <w:tabs>
+          <w:tab w:val="num" w:pos="5760"/>
+        </w:tabs>
+        <w:ind w:left="5760" w:hanging="360"/>
+      </w:pPr>
+      <w:rPr>
+        <w:rFonts w:hint="default"/>
+      </w:rPr>
+    </w:lvl>
+    <w:lvl w:ilvl="8">
+      <w:start w:val="1"/>
+      <w:numFmt w:val="decimal"/>
+      <w:lvlText w:val="%9."/>
+      <w:lvlJc w:val="left"/>
+      <w:pPr>
+        <w:tabs>
+          <w:tab w:val="num" w:pos="6480"/>
+        </w:tabs>
+        <w:ind w:left="6480" w:hanging="360"/>
+      </w:pPr>
+      <w:rPr>
+        <w:rFonts w:hint="default"/>
+      </w:rPr>
+    </w:lvl>
+  </w:abstractNum>
+  <w:abstractNum w:abstractNumId="37" w15:restartNumberingAfterBreak="0">
     <w:nsid w:val="5AFD7863"/>
     <w:multiLevelType w:val="hybridMultilevel"/>
     <w:tmpl w:val="FA925568"/>
@@ -20450,7 +23521,7 @@
       </w:rPr>
     </w:lvl>
   </w:abstractNum>
-  <w:abstractNum w:abstractNumId="36" w15:restartNumberingAfterBreak="0">
+  <w:abstractNum w:abstractNumId="38" w15:restartNumberingAfterBreak="0">
     <w:nsid w:val="5C3C275A"/>
     <w:multiLevelType w:val="multilevel"/>
     <w:tmpl w:val="C6A0826A"/>
@@ -20563,7 +23634,7 @@
       </w:pPr>
     </w:lvl>
   </w:abstractNum>
-  <w:abstractNum w:abstractNumId="37" w15:restartNumberingAfterBreak="0">
+  <w:abstractNum w:abstractNumId="39" w15:restartNumberingAfterBreak="0">
     <w:nsid w:val="5DED1E91"/>
     <w:multiLevelType w:val="multilevel"/>
     <w:tmpl w:val="B7B2D6BC"/>
@@ -20712,7 +23783,7 @@
       </w:rPr>
     </w:lvl>
   </w:abstractNum>
-  <w:abstractNum w:abstractNumId="38" w15:restartNumberingAfterBreak="0">
+  <w:abstractNum w:abstractNumId="40" w15:restartNumberingAfterBreak="0">
     <w:nsid w:val="5E884E5E"/>
     <w:multiLevelType w:val="multilevel"/>
     <w:tmpl w:val="63947A30"/>
@@ -20861,7 +23932,144 @@
       </w:rPr>
     </w:lvl>
   </w:abstractNum>
-  <w:abstractNum w:abstractNumId="39" w15:restartNumberingAfterBreak="0">
+  <w:abstractNum w:abstractNumId="41" w15:restartNumberingAfterBreak="0">
+    <w:nsid w:val="5F911244"/>
+    <w:multiLevelType w:val="multilevel"/>
+    <w:tmpl w:val="866C7D46"/>
+    <w:lvl w:ilvl="0">
+      <w:start w:val="1"/>
+      <w:numFmt w:val="decimal"/>
+      <w:lvlText w:val="%1."/>
+      <w:lvlJc w:val="left"/>
+      <w:pPr>
+        <w:ind w:left="0" w:firstLine="0"/>
+      </w:pPr>
+      <w:rPr>
+        <w:rFonts w:hint="default"/>
+      </w:rPr>
+    </w:lvl>
+    <w:lvl w:ilvl="1">
+      <w:start w:val="1"/>
+      <w:numFmt w:val="decimal"/>
+      <w:lvlText w:val="%2."/>
+      <w:lvlJc w:val="left"/>
+      <w:pPr>
+        <w:tabs>
+          <w:tab w:val="num" w:pos="1440"/>
+        </w:tabs>
+        <w:ind w:left="1440" w:hanging="360"/>
+      </w:pPr>
+      <w:rPr>
+        <w:rFonts w:hint="default"/>
+      </w:rPr>
+    </w:lvl>
+    <w:lvl w:ilvl="2">
+      <w:start w:val="1"/>
+      <w:numFmt w:val="decimal"/>
+      <w:lvlText w:val="%3."/>
+      <w:lvlJc w:val="left"/>
+      <w:pPr>
+        <w:tabs>
+          <w:tab w:val="num" w:pos="2160"/>
+        </w:tabs>
+        <w:ind w:left="2160" w:hanging="360"/>
+      </w:pPr>
+      <w:rPr>
+        <w:rFonts w:hint="default"/>
+      </w:rPr>
+    </w:lvl>
+    <w:lvl w:ilvl="3">
+      <w:start w:val="1"/>
+      <w:numFmt w:val="decimal"/>
+      <w:lvlText w:val="%4."/>
+      <w:lvlJc w:val="left"/>
+      <w:pPr>
+        <w:tabs>
+          <w:tab w:val="num" w:pos="2880"/>
+        </w:tabs>
+        <w:ind w:left="2880" w:hanging="360"/>
+      </w:pPr>
+      <w:rPr>
+        <w:rFonts w:hint="default"/>
+      </w:rPr>
+    </w:lvl>
+    <w:lvl w:ilvl="4">
+      <w:start w:val="1"/>
+      <w:numFmt w:val="decimal"/>
+      <w:lvlText w:val="%5."/>
+      <w:lvlJc w:val="left"/>
+      <w:pPr>
+        <w:tabs>
+          <w:tab w:val="num" w:pos="3600"/>
+        </w:tabs>
+        <w:ind w:left="3600" w:hanging="360"/>
+      </w:pPr>
+      <w:rPr>
+        <w:rFonts w:hint="default"/>
+      </w:rPr>
+    </w:lvl>
+    <w:lvl w:ilvl="5">
+      <w:start w:val="1"/>
+      <w:numFmt w:val="decimal"/>
+      <w:lvlText w:val="%6."/>
+      <w:lvlJc w:val="left"/>
+      <w:pPr>
+        <w:tabs>
+          <w:tab w:val="num" w:pos="4320"/>
+        </w:tabs>
+        <w:ind w:left="4320" w:hanging="360"/>
+      </w:pPr>
+      <w:rPr>
+        <w:rFonts w:hint="default"/>
+      </w:rPr>
+    </w:lvl>
+    <w:lvl w:ilvl="6">
+      <w:start w:val="1"/>
+      <w:numFmt w:val="decimal"/>
+      <w:lvlText w:val="%7."/>
+      <w:lvlJc w:val="left"/>
+      <w:pPr>
+        <w:tabs>
+          <w:tab w:val="num" w:pos="5040"/>
+        </w:tabs>
+        <w:ind w:left="5040" w:hanging="360"/>
+      </w:pPr>
+      <w:rPr>
+        <w:rFonts w:hint="default"/>
+      </w:rPr>
+    </w:lvl>
+    <w:lvl w:ilvl="7">
+      <w:start w:val="1"/>
+      <w:numFmt w:val="decimal"/>
+      <w:lvlText w:val="%8."/>
+      <w:lvlJc w:val="left"/>
+      <w:pPr>
+        <w:tabs>
+          <w:tab w:val="num" w:pos="5760"/>
+        </w:tabs>
+        <w:ind w:left="5760" w:hanging="360"/>
+      </w:pPr>
+      <w:rPr>
+        <w:rFonts w:hint="default"/>
+      </w:rPr>
+    </w:lvl>
+    <w:lvl w:ilvl="8">
+      <w:start w:val="1"/>
+      <w:numFmt w:val="decimal"/>
+      <w:lvlText w:val="%9."/>
+      <w:lvlJc w:val="left"/>
+      <w:pPr>
+        <w:tabs>
+          <w:tab w:val="num" w:pos="6480"/>
+        </w:tabs>
+        <w:ind w:left="6480" w:hanging="360"/>
+      </w:pPr>
+      <w:rPr>
+        <w:rFonts w:hint="default"/>
+      </w:rPr>
+    </w:lvl>
+  </w:abstractNum>
+  <w:abstractNum w:abstractNumId="42" w15:restartNumberingAfterBreak="0">
     <w:nsid w:val="5FF037A5"/>
     <w:multiLevelType w:val="multilevel"/>
     <w:tmpl w:val="DE6C7614"/>
@@ -20974,7 +24182,7 @@
       </w:pPr>
     </w:lvl>
   </w:abstractNum>
-  <w:abstractNum w:abstractNumId="40" w15:restartNumberingAfterBreak="0">
+  <w:abstractNum w:abstractNumId="43" w15:restartNumberingAfterBreak="0">
     <w:nsid w:val="60AC64B1"/>
     <w:multiLevelType w:val="multilevel"/>
     <w:tmpl w:val="5EE62D1C"/>
@@ -21087,7 +24295,144 @@
       </w:pPr>
     </w:lvl>
   </w:abstractNum>
-  <w:abstractNum w:abstractNumId="41" w15:restartNumberingAfterBreak="0">
+  <w:abstractNum w:abstractNumId="44" w15:restartNumberingAfterBreak="0">
+    <w:nsid w:val="61C456E3"/>
+    <w:multiLevelType w:val="multilevel"/>
+    <w:tmpl w:val="866C7D46"/>
+    <w:lvl w:ilvl="0">
+      <w:start w:val="1"/>
+      <w:numFmt w:val="decimal"/>
+      <w:lvlText w:val="%1."/>
+      <w:lvlJc w:val="left"/>
+      <w:pPr>
+        <w:ind w:left="0" w:firstLine="0"/>
+      </w:pPr>
+      <w:rPr>
+        <w:rFonts w:hint="default"/>
+      </w:rPr>
+    </w:lvl>
+    <w:lvl w:ilvl="1">
+      <w:start w:val="1"/>
+      <w:numFmt w:val="decimal"/>
+      <w:lvlText w:val="%2."/>
+      <w:lvlJc w:val="left"/>
+      <w:pPr>
+        <w:tabs>
+          <w:tab w:val="num" w:pos="1440"/>
+        </w:tabs>
+        <w:ind w:left="1440" w:hanging="360"/>
+      </w:pPr>
+      <w:rPr>
+        <w:rFonts w:hint="default"/>
+      </w:rPr>
+    </w:lvl>
+    <w:lvl w:ilvl="2">
+      <w:start w:val="1"/>
+      <w:numFmt w:val="decimal"/>
+      <w:lvlText w:val="%3."/>
+      <w:lvlJc w:val="left"/>
+      <w:pPr>
+        <w:tabs>
+          <w:tab w:val="num" w:pos="2160"/>
+        </w:tabs>
+        <w:ind w:left="2160" w:hanging="360"/>
+      </w:pPr>
+      <w:rPr>
+        <w:rFonts w:hint="default"/>
+      </w:rPr>
+    </w:lvl>
+    <w:lvl w:ilvl="3">
+      <w:start w:val="1"/>
+      <w:numFmt w:val="decimal"/>
+      <w:lvlText w:val="%4."/>
+      <w:lvlJc w:val="left"/>
+      <w:pPr>
+        <w:tabs>
+          <w:tab w:val="num" w:pos="2880"/>
+        </w:tabs>
+        <w:ind w:left="2880" w:hanging="360"/>
+      </w:pPr>
+      <w:rPr>
+        <w:rFonts w:hint="default"/>
+      </w:rPr>
+    </w:lvl>
+    <w:lvl w:ilvl="4">
+      <w:start w:val="1"/>
+      <w:numFmt w:val="decimal"/>
+      <w:lvlText w:val="%5."/>
+      <w:lvlJc w:val="left"/>
+      <w:pPr>
+        <w:tabs>
+          <w:tab w:val="num" w:pos="3600"/>
+        </w:tabs>
+        <w:ind w:left="3600" w:hanging="360"/>
+      </w:pPr>
+      <w:rPr>
+        <w:rFonts w:hint="default"/>
+      </w:rPr>
+    </w:lvl>
+    <w:lvl w:ilvl="5">
+      <w:start w:val="1"/>
+      <w:numFmt w:val="decimal"/>
+      <w:lvlText w:val="%6."/>
+      <w:lvlJc w:val="left"/>
+      <w:pPr>
+        <w:tabs>
+          <w:tab w:val="num" w:pos="4320"/>
+        </w:tabs>
+        <w:ind w:left="4320" w:hanging="360"/>
+      </w:pPr>
+      <w:rPr>
+        <w:rFonts w:hint="default"/>
+      </w:rPr>
+    </w:lvl>
+    <w:lvl w:ilvl="6">
+      <w:start w:val="1"/>
+      <w:numFmt w:val="decimal"/>
+      <w:lvlText w:val="%7."/>
+      <w:lvlJc w:val="left"/>
+      <w:pPr>
+        <w:tabs>
+          <w:tab w:val="num" w:pos="5040"/>
+        </w:tabs>
+        <w:ind w:left="5040" w:hanging="360"/>
+      </w:pPr>
+      <w:rPr>
+        <w:rFonts w:hint="default"/>
+      </w:rPr>
+    </w:lvl>
+    <w:lvl w:ilvl="7">
+      <w:start w:val="1"/>
+      <w:numFmt w:val="decimal"/>
+      <w:lvlText w:val="%8."/>
+      <w:lvlJc w:val="left"/>
+      <w:pPr>
+        <w:tabs>
+          <w:tab w:val="num" w:pos="5760"/>
+        </w:tabs>
+        <w:ind w:left="5760" w:hanging="360"/>
+      </w:pPr>
+      <w:rPr>
+        <w:rFonts w:hint="default"/>
+      </w:rPr>
+    </w:lvl>
+    <w:lvl w:ilvl="8">
+      <w:start w:val="1"/>
+      <w:numFmt w:val="decimal"/>
+      <w:lvlText w:val="%9."/>
+      <w:lvlJc w:val="left"/>
+      <w:pPr>
+        <w:tabs>
+          <w:tab w:val="num" w:pos="6480"/>
+        </w:tabs>
+        <w:ind w:left="6480" w:hanging="360"/>
+      </w:pPr>
+      <w:rPr>
+        <w:rFonts w:hint="default"/>
+      </w:rPr>
+    </w:lvl>
+  </w:abstractNum>
+  <w:abstractNum w:abstractNumId="45" w15:restartNumberingAfterBreak="0">
     <w:nsid w:val="628D034C"/>
     <w:multiLevelType w:val="hybridMultilevel"/>
     <w:tmpl w:val="3C004F3C"/>
@@ -21200,7 +24545,7 @@
       </w:rPr>
     </w:lvl>
   </w:abstractNum>
-  <w:abstractNum w:abstractNumId="42" w15:restartNumberingAfterBreak="0">
+  <w:abstractNum w:abstractNumId="46" w15:restartNumberingAfterBreak="0">
     <w:nsid w:val="656D4733"/>
     <w:multiLevelType w:val="multilevel"/>
     <w:tmpl w:val="638423A2"/>
@@ -21313,7 +24658,7 @@
       </w:pPr>
     </w:lvl>
   </w:abstractNum>
-  <w:abstractNum w:abstractNumId="43" w15:restartNumberingAfterBreak="0">
+  <w:abstractNum w:abstractNumId="47" w15:restartNumberingAfterBreak="0">
     <w:nsid w:val="659313F0"/>
     <w:multiLevelType w:val="hybridMultilevel"/>
     <w:tmpl w:val="34B8048E"/>
@@ -21399,7 +24744,144 @@
       </w:pPr>
     </w:lvl>
   </w:abstractNum>
-  <w:abstractNum w:abstractNumId="44" w15:restartNumberingAfterBreak="0">
+  <w:abstractNum w:abstractNumId="48" w15:restartNumberingAfterBreak="0">
+    <w:nsid w:val="66D9714B"/>
+    <w:multiLevelType w:val="multilevel"/>
+    <w:tmpl w:val="866C7D46"/>
+    <w:lvl w:ilvl="0">
+      <w:start w:val="1"/>
+      <w:numFmt w:val="decimal"/>
+      <w:lvlText w:val="%1."/>
+      <w:lvlJc w:val="left"/>
+      <w:pPr>
+        <w:ind w:left="0" w:firstLine="0"/>
+      </w:pPr>
+      <w:rPr>
+        <w:rFonts w:hint="default"/>
+      </w:rPr>
+    </w:lvl>
+    <w:lvl w:ilvl="1">
+      <w:start w:val="1"/>
+      <w:numFmt w:val="decimal"/>
+      <w:lvlText w:val="%2."/>
+      <w:lvlJc w:val="left"/>
+      <w:pPr>
+        <w:tabs>
+          <w:tab w:val="num" w:pos="1440"/>
+        </w:tabs>
+        <w:ind w:left="1440" w:hanging="360"/>
+      </w:pPr>
+      <w:rPr>
+        <w:rFonts w:hint="default"/>
+      </w:rPr>
+    </w:lvl>
+    <w:lvl w:ilvl="2">
+      <w:start w:val="1"/>
+      <w:numFmt w:val="decimal"/>
+      <w:lvlText w:val="%3."/>
+      <w:lvlJc w:val="left"/>
+      <w:pPr>
+        <w:tabs>
+          <w:tab w:val="num" w:pos="2160"/>
+        </w:tabs>
+        <w:ind w:left="2160" w:hanging="360"/>
+      </w:pPr>
+      <w:rPr>
+        <w:rFonts w:hint="default"/>
+      </w:rPr>
+    </w:lvl>
+    <w:lvl w:ilvl="3">
+      <w:start w:val="1"/>
+      <w:numFmt w:val="decimal"/>
+      <w:lvlText w:val="%4."/>
+      <w:lvlJc w:val="left"/>
+      <w:pPr>
+        <w:tabs>
+          <w:tab w:val="num" w:pos="2880"/>
+        </w:tabs>
+        <w:ind w:left="2880" w:hanging="360"/>
+      </w:pPr>
+      <w:rPr>
+        <w:rFonts w:hint="default"/>
+      </w:rPr>
+    </w:lvl>
+    <w:lvl w:ilvl="4">
+      <w:start w:val="1"/>
+      <w:numFmt w:val="decimal"/>
+      <w:lvlText w:val="%5."/>
+      <w:lvlJc w:val="left"/>
+      <w:pPr>
+        <w:tabs>
+          <w:tab w:val="num" w:pos="3600"/>
+        </w:tabs>
+        <w:ind w:left="3600" w:hanging="360"/>
+      </w:pPr>
+      <w:rPr>
+        <w:rFonts w:hint="default"/>
+      </w:rPr>
+    </w:lvl>
+    <w:lvl w:ilvl="5">
+      <w:start w:val="1"/>
+      <w:numFmt w:val="decimal"/>
+      <w:lvlText w:val="%6."/>
+      <w:lvlJc w:val="left"/>
+      <w:pPr>
+        <w:tabs>
+          <w:tab w:val="num" w:pos="4320"/>
+        </w:tabs>
+        <w:ind w:left="4320" w:hanging="360"/>
+      </w:pPr>
+      <w:rPr>
+        <w:rFonts w:hint="default"/>
+      </w:rPr>
+    </w:lvl>
+    <w:lvl w:ilvl="6">
+      <w:start w:val="1"/>
+      <w:numFmt w:val="decimal"/>
+      <w:lvlText w:val="%7."/>
+      <w:lvlJc w:val="left"/>
+      <w:pPr>
+        <w:tabs>
+          <w:tab w:val="num" w:pos="5040"/>
+        </w:tabs>
+        <w:ind w:left="5040" w:hanging="360"/>
+      </w:pPr>
+      <w:rPr>
+        <w:rFonts w:hint="default"/>
+      </w:rPr>
+    </w:lvl>
+    <w:lvl w:ilvl="7">
+      <w:start w:val="1"/>
+      <w:numFmt w:val="decimal"/>
+      <w:lvlText w:val="%8."/>
+      <w:lvlJc w:val="left"/>
+      <w:pPr>
+        <w:tabs>
+          <w:tab w:val="num" w:pos="5760"/>
+        </w:tabs>
+        <w:ind w:left="5760" w:hanging="360"/>
+      </w:pPr>
+      <w:rPr>
+        <w:rFonts w:hint="default"/>
+      </w:rPr>
+    </w:lvl>
+    <w:lvl w:ilvl="8">
+      <w:start w:val="1"/>
+      <w:numFmt w:val="decimal"/>
+      <w:lvlText w:val="%9."/>
+      <w:lvlJc w:val="left"/>
+      <w:pPr>
+        <w:tabs>
+          <w:tab w:val="num" w:pos="6480"/>
+        </w:tabs>
+        <w:ind w:left="6480" w:hanging="360"/>
+      </w:pPr>
+      <w:rPr>
+        <w:rFonts w:hint="default"/>
+      </w:rPr>
+    </w:lvl>
+  </w:abstractNum>
+  <w:abstractNum w:abstractNumId="49" w15:restartNumberingAfterBreak="0">
     <w:nsid w:val="6B0B632E"/>
     <w:multiLevelType w:val="multilevel"/>
     <w:tmpl w:val="3FB0CA4C"/>
@@ -21548,7 +25030,7 @@
       </w:rPr>
     </w:lvl>
   </w:abstractNum>
-  <w:abstractNum w:abstractNumId="45" w15:restartNumberingAfterBreak="0">
+  <w:abstractNum w:abstractNumId="50" w15:restartNumberingAfterBreak="0">
     <w:nsid w:val="6BEC7E26"/>
     <w:multiLevelType w:val="multilevel"/>
     <w:tmpl w:val="AF500AA0"/>
@@ -21697,7 +25179,7 @@
       </w:rPr>
     </w:lvl>
   </w:abstractNum>
-  <w:abstractNum w:abstractNumId="46" w15:restartNumberingAfterBreak="0">
+  <w:abstractNum w:abstractNumId="51" w15:restartNumberingAfterBreak="0">
     <w:nsid w:val="6D4B2B4B"/>
     <w:multiLevelType w:val="multilevel"/>
     <w:tmpl w:val="3EDCCD50"/>
@@ -21846,7 +25328,7 @@
       </w:rPr>
     </w:lvl>
   </w:abstractNum>
-  <w:abstractNum w:abstractNumId="47" w15:restartNumberingAfterBreak="0">
+  <w:abstractNum w:abstractNumId="52" w15:restartNumberingAfterBreak="0">
     <w:nsid w:val="6F0B4631"/>
     <w:multiLevelType w:val="multilevel"/>
     <w:tmpl w:val="F7901916"/>
@@ -21959,7 +25441,7 @@
       </w:pPr>
     </w:lvl>
   </w:abstractNum>
-  <w:abstractNum w:abstractNumId="48" w15:restartNumberingAfterBreak="0">
+  <w:abstractNum w:abstractNumId="53" w15:restartNumberingAfterBreak="0">
     <w:nsid w:val="76CB1EBA"/>
     <w:multiLevelType w:val="multilevel"/>
     <w:tmpl w:val="03A2B910"/>
@@ -22108,7 +25590,7 @@
       </w:rPr>
     </w:lvl>
   </w:abstractNum>
-  <w:abstractNum w:abstractNumId="49" w15:restartNumberingAfterBreak="0">
+  <w:abstractNum w:abstractNumId="54" w15:restartNumberingAfterBreak="0">
     <w:nsid w:val="76F438E4"/>
     <w:multiLevelType w:val="hybridMultilevel"/>
     <w:tmpl w:val="85440EB6"/>
@@ -22194,7 +25676,7 @@
       </w:pPr>
     </w:lvl>
   </w:abstractNum>
-  <w:abstractNum w:abstractNumId="50" w15:restartNumberingAfterBreak="0">
+  <w:abstractNum w:abstractNumId="55" w15:restartNumberingAfterBreak="0">
     <w:nsid w:val="78E07442"/>
     <w:multiLevelType w:val="multilevel"/>
     <w:tmpl w:val="C52A50F0"/>
@@ -22344,37 +25826,37 @@
     </w:lvl>
   </w:abstractNum>
   <w:num w:numId="1" w16cid:durableId="456022416">
-    <w:abstractNumId w:val="40"/>
+    <w:abstractNumId w:val="43"/>
   </w:num>
   <w:num w:numId="2" w16cid:durableId="1283851264">
-    <w:abstractNumId w:val="45"/>
+    <w:abstractNumId w:val="50"/>
   </w:num>
   <w:num w:numId="3" w16cid:durableId="746536666">
     <w:abstractNumId w:val="11"/>
   </w:num>
   <w:num w:numId="4" w16cid:durableId="188101920">
-    <w:abstractNumId w:val="38"/>
+    <w:abstractNumId w:val="40"/>
   </w:num>
   <w:num w:numId="5" w16cid:durableId="815223180">
     <w:abstractNumId w:val="19"/>
   </w:num>
   <w:num w:numId="6" w16cid:durableId="1478035634">
-    <w:abstractNumId w:val="30"/>
+    <w:abstractNumId w:val="31"/>
   </w:num>
   <w:num w:numId="7" w16cid:durableId="357512604">
     <w:abstractNumId w:val="20"/>
   </w:num>
   <w:num w:numId="8" w16cid:durableId="788283569">
-    <w:abstractNumId w:val="23"/>
+    <w:abstractNumId w:val="24"/>
   </w:num>
   <w:num w:numId="9" w16cid:durableId="1003555711">
-    <w:abstractNumId w:val="46"/>
+    <w:abstractNumId w:val="51"/>
   </w:num>
   <w:num w:numId="10" w16cid:durableId="1769882584">
     <w:abstractNumId w:val="17"/>
   </w:num>
   <w:num w:numId="11" w16cid:durableId="1842308291">
-    <w:abstractNumId w:val="42"/>
+    <w:abstractNumId w:val="46"/>
     <w:lvlOverride w:ilvl="0">
       <w:lvl w:ilvl="0">
         <w:numFmt w:val="decimal"/>
@@ -22384,7 +25866,7 @@
     </w:lvlOverride>
   </w:num>
   <w:num w:numId="12" w16cid:durableId="5258190">
-    <w:abstractNumId w:val="21"/>
+    <w:abstractNumId w:val="22"/>
     <w:lvlOverride w:ilvl="0">
       <w:lvl w:ilvl="0">
         <w:numFmt w:val="decimal"/>
@@ -22394,10 +25876,10 @@
     </w:lvlOverride>
   </w:num>
   <w:num w:numId="13" w16cid:durableId="1083994161">
-    <w:abstractNumId w:val="39"/>
+    <w:abstractNumId w:val="42"/>
   </w:num>
   <w:num w:numId="14" w16cid:durableId="1648168049">
-    <w:abstractNumId w:val="39"/>
+    <w:abstractNumId w:val="42"/>
     <w:lvlOverride w:ilvl="0">
       <w:lvl w:ilvl="0">
         <w:numFmt w:val="decimal"/>
@@ -22519,10 +26001,10 @@
     </w:lvlOverride>
   </w:num>
   <w:num w:numId="15" w16cid:durableId="422187295">
-    <w:abstractNumId w:val="48"/>
+    <w:abstractNumId w:val="53"/>
   </w:num>
   <w:num w:numId="16" w16cid:durableId="1861426543">
-    <w:abstractNumId w:val="27"/>
+    <w:abstractNumId w:val="28"/>
     <w:lvlOverride w:ilvl="0">
       <w:lvl w:ilvl="0">
         <w:numFmt w:val="decimal"/>
@@ -22532,10 +26014,10 @@
     </w:lvlOverride>
   </w:num>
   <w:num w:numId="17" w16cid:durableId="1447115970">
-    <w:abstractNumId w:val="47"/>
+    <w:abstractNumId w:val="52"/>
   </w:num>
   <w:num w:numId="18" w16cid:durableId="192034943">
-    <w:abstractNumId w:val="47"/>
+    <w:abstractNumId w:val="52"/>
     <w:lvlOverride w:ilvl="0">
       <w:lvl w:ilvl="0">
         <w:numFmt w:val="decimal"/>
@@ -22545,7 +26027,7 @@
     </w:lvlOverride>
   </w:num>
   <w:num w:numId="19" w16cid:durableId="1066757756">
-    <w:abstractNumId w:val="22"/>
+    <w:abstractNumId w:val="23"/>
     <w:lvlOverride w:ilvl="0">
       <w:lvl w:ilvl="0">
         <w:numFmt w:val="decimal"/>
@@ -22565,16 +26047,16 @@
     </w:lvlOverride>
   </w:num>
   <w:num w:numId="21" w16cid:durableId="855536013">
-    <w:abstractNumId w:val="37"/>
+    <w:abstractNumId w:val="39"/>
   </w:num>
   <w:num w:numId="22" w16cid:durableId="1146701280">
     <w:abstractNumId w:val="2"/>
   </w:num>
   <w:num w:numId="23" w16cid:durableId="1406762158">
-    <w:abstractNumId w:val="33"/>
+    <w:abstractNumId w:val="34"/>
   </w:num>
   <w:num w:numId="24" w16cid:durableId="837499962">
-    <w:abstractNumId w:val="36"/>
+    <w:abstractNumId w:val="38"/>
     <w:lvlOverride w:ilvl="0">
       <w:lvl w:ilvl="0">
         <w:numFmt w:val="decimal"/>
@@ -22584,31 +26066,31 @@
     </w:lvlOverride>
   </w:num>
   <w:num w:numId="25" w16cid:durableId="1926183347">
-    <w:abstractNumId w:val="44"/>
+    <w:abstractNumId w:val="49"/>
   </w:num>
   <w:num w:numId="26" w16cid:durableId="1001081460">
-    <w:abstractNumId w:val="28"/>
+    <w:abstractNumId w:val="29"/>
   </w:num>
   <w:num w:numId="27" w16cid:durableId="427697306">
-    <w:abstractNumId w:val="24"/>
+    <w:abstractNumId w:val="25"/>
   </w:num>
   <w:num w:numId="28" w16cid:durableId="1470198115">
     <w:abstractNumId w:val="5"/>
   </w:num>
   <w:num w:numId="29" w16cid:durableId="1059203892">
-    <w:abstractNumId w:val="50"/>
+    <w:abstractNumId w:val="55"/>
   </w:num>
   <w:num w:numId="30" w16cid:durableId="781343471">
     <w:abstractNumId w:val="14"/>
   </w:num>
   <w:num w:numId="31" w16cid:durableId="963317079">
-    <w:abstractNumId w:val="34"/>
+    <w:abstractNumId w:val="35"/>
   </w:num>
   <w:num w:numId="32" w16cid:durableId="2141727837">
     <w:abstractNumId w:val="16"/>
   </w:num>
   <w:num w:numId="33" w16cid:durableId="750197144">
-    <w:abstractNumId w:val="25"/>
+    <w:abstractNumId w:val="26"/>
   </w:num>
   <w:num w:numId="34" w16cid:durableId="1559169437">
     <w:abstractNumId w:val="8"/>
@@ -22623,7 +26105,7 @@
     <w:abstractNumId w:val="18"/>
   </w:num>
   <w:num w:numId="38" w16cid:durableId="1247806735">
-    <w:abstractNumId w:val="29"/>
+    <w:abstractNumId w:val="30"/>
   </w:num>
   <w:num w:numId="39" w16cid:durableId="4482275">
     <w:abstractNumId w:val="13"/>
@@ -22632,10 +26114,10 @@
     <w:abstractNumId w:val="6"/>
   </w:num>
   <w:num w:numId="41" w16cid:durableId="1513257620">
-    <w:abstractNumId w:val="43"/>
+    <w:abstractNumId w:val="47"/>
   </w:num>
   <w:num w:numId="42" w16cid:durableId="1231889912">
-    <w:abstractNumId w:val="35"/>
+    <w:abstractNumId w:val="37"/>
   </w:num>
   <w:num w:numId="43" w16cid:durableId="627318939">
     <w:abstractNumId w:val="7"/>
@@ -22650,25 +26132,193 @@
     <w:abstractNumId w:val="10"/>
   </w:num>
   <w:num w:numId="47" w16cid:durableId="1021973523">
-    <w:abstractNumId w:val="31"/>
+    <w:abstractNumId w:val="32"/>
   </w:num>
   <w:num w:numId="48" w16cid:durableId="1659114109">
-    <w:abstractNumId w:val="49"/>
+    <w:abstractNumId w:val="54"/>
   </w:num>
   <w:num w:numId="49" w16cid:durableId="1233540879">
     <w:abstractNumId w:val="15"/>
   </w:num>
   <w:num w:numId="50" w16cid:durableId="1956019934">
-    <w:abstractNumId w:val="26"/>
+    <w:abstractNumId w:val="27"/>
   </w:num>
   <w:num w:numId="51" w16cid:durableId="1978139629">
-    <w:abstractNumId w:val="32"/>
+    <w:abstractNumId w:val="33"/>
   </w:num>
   <w:num w:numId="52" w16cid:durableId="1184367174">
-    <w:abstractNumId w:val="41"/>
+    <w:abstractNumId w:val="45"/>
   </w:num>
   <w:num w:numId="53" w16cid:durableId="1516116723">
     <w:abstractNumId w:val="0"/>
+  </w:num>
+  <w:num w:numId="54" w16cid:durableId="378012915">
+    <w:abstractNumId w:val="21"/>
+  </w:num>
+  <w:num w:numId="55" w16cid:durableId="70740970">
+    <w:abstractNumId w:val="42"/>
+    <w:lvlOverride w:ilvl="0">
+      <w:lvl w:ilvl="0">
+        <w:start w:val="3"/>
+        <w:numFmt w:val="none"/>
+        <w:lvlText w:val="1"/>
+        <w:lvlJc w:val="left"/>
+        <w:pPr>
+          <w:ind w:left="0" w:firstLine="0"/>
+        </w:pPr>
+        <w:rPr>
+          <w:rFonts w:hint="default"/>
+        </w:rPr>
+      </w:lvl>
+    </w:lvlOverride>
+    <w:lvlOverride w:ilvl="1">
+      <w:lvl w:ilvl="1">
+        <w:start w:val="1"/>
+        <w:numFmt w:val="decimal"/>
+        <w:lvlText w:val="%2."/>
+        <w:lvlJc w:val="left"/>
+        <w:pPr>
+          <w:tabs>
+            <w:tab w:val="num" w:pos="1440"/>
+          </w:tabs>
+          <w:ind w:left="1440" w:hanging="360"/>
+        </w:pPr>
+        <w:rPr>
+          <w:rFonts w:hint="default"/>
+        </w:rPr>
+      </w:lvl>
+    </w:lvlOverride>
+    <w:lvlOverride w:ilvl="2">
+      <w:lvl w:ilvl="2">
+        <w:start w:val="1"/>
+        <w:numFmt w:val="decimal"/>
+        <w:lvlText w:val="%3."/>
+        <w:lvlJc w:val="left"/>
+        <w:pPr>
+          <w:tabs>
+            <w:tab w:val="num" w:pos="2160"/>
+          </w:tabs>
+          <w:ind w:left="2160" w:hanging="360"/>
+        </w:pPr>
+        <w:rPr>
+          <w:rFonts w:hint="default"/>
+        </w:rPr>
+      </w:lvl>
+    </w:lvlOverride>
+    <w:lvlOverride w:ilvl="3">
+      <w:lvl w:ilvl="3">
+        <w:start w:val="1"/>
+        <w:numFmt w:val="decimal"/>
+        <w:lvlText w:val="%4."/>
+        <w:lvlJc w:val="left"/>
+        <w:pPr>
+          <w:tabs>
+            <w:tab w:val="num" w:pos="2880"/>
+          </w:tabs>
+          <w:ind w:left="2880" w:hanging="360"/>
+        </w:pPr>
+        <w:rPr>
+          <w:rFonts w:hint="default"/>
+        </w:rPr>
+      </w:lvl>
+    </w:lvlOverride>
+    <w:lvlOverride w:ilvl="4">
+      <w:lvl w:ilvl="4">
+        <w:start w:val="1"/>
+        <w:numFmt w:val="decimal"/>
+        <w:lvlText w:val="%5."/>
+        <w:lvlJc w:val="left"/>
+        <w:pPr>
+          <w:tabs>
+            <w:tab w:val="num" w:pos="3600"/>
+          </w:tabs>
+          <w:ind w:left="3600" w:hanging="360"/>
+        </w:pPr>
+        <w:rPr>
+          <w:rFonts w:hint="default"/>
+        </w:rPr>
+      </w:lvl>
+    </w:lvlOverride>
+    <w:lvlOverride w:ilvl="5">
+      <w:lvl w:ilvl="5">
+        <w:start w:val="1"/>
+        <w:numFmt w:val="decimal"/>
+        <w:lvlText w:val="%6."/>
+        <w:lvlJc w:val="left"/>
+        <w:pPr>
+          <w:tabs>
+            <w:tab w:val="num" w:pos="4320"/>
+          </w:tabs>
+          <w:ind w:left="4320" w:hanging="360"/>
+        </w:pPr>
+        <w:rPr>
+          <w:rFonts w:hint="default"/>
+        </w:rPr>
+      </w:lvl>
+    </w:lvlOverride>
+    <w:lvlOverride w:ilvl="6">
+      <w:lvl w:ilvl="6">
+        <w:start w:val="1"/>
+        <w:numFmt w:val="decimal"/>
+        <w:lvlText w:val="%7."/>
+        <w:lvlJc w:val="left"/>
+        <w:pPr>
+          <w:tabs>
+            <w:tab w:val="num" w:pos="5040"/>
+          </w:tabs>
+          <w:ind w:left="5040" w:hanging="360"/>
+        </w:pPr>
+        <w:rPr>
+          <w:rFonts w:hint="default"/>
+        </w:rPr>
+      </w:lvl>
+    </w:lvlOverride>
+    <w:lvlOverride w:ilvl="7">
+      <w:lvl w:ilvl="7">
+        <w:start w:val="1"/>
+        <w:numFmt w:val="decimal"/>
+        <w:lvlText w:val="%8."/>
+        <w:lvlJc w:val="left"/>
+        <w:pPr>
+          <w:tabs>
+            <w:tab w:val="num" w:pos="5760"/>
+          </w:tabs>
+          <w:ind w:left="5760" w:hanging="360"/>
+        </w:pPr>
+        <w:rPr>
+          <w:rFonts w:hint="default"/>
+        </w:rPr>
+      </w:lvl>
+    </w:lvlOverride>
+    <w:lvlOverride w:ilvl="8">
+      <w:lvl w:ilvl="8">
+        <w:start w:val="1"/>
+        <w:numFmt w:val="decimal"/>
+        <w:lvlText w:val="%9."/>
+        <w:lvlJc w:val="left"/>
+        <w:pPr>
+          <w:tabs>
+            <w:tab w:val="num" w:pos="6480"/>
+          </w:tabs>
+          <w:ind w:left="6480" w:hanging="360"/>
+        </w:pPr>
+        <w:rPr>
+          <w:rFonts w:hint="default"/>
+        </w:rPr>
+      </w:lvl>
+    </w:lvlOverride>
+  </w:num>
+  <w:num w:numId="56" w16cid:durableId="1017150034">
+    <w:abstractNumId w:val="44"/>
+  </w:num>
+  <w:num w:numId="57" w16cid:durableId="346568830">
+    <w:abstractNumId w:val="36"/>
+  </w:num>
+  <w:num w:numId="58" w16cid:durableId="367409745">
+    <w:abstractNumId w:val="48"/>
+  </w:num>
+  <w:num w:numId="59" w16cid:durableId="2051757995">
+    <w:abstractNumId w:val="41"/>
   </w:num>
 </w:numbering>
 </file>
@@ -23071,7 +26721,7 @@
   <w:style w:type="paragraph" w:default="1" w:styleId="Normal">
     <w:name w:val="Normal"/>
     <w:qFormat/>
-    <w:rsid w:val="001D62B1"/>
+    <w:rsid w:val="00DE429E"/>
   </w:style>
   <w:style w:type="paragraph" w:styleId="Heading1">
     <w:name w:val="heading 1"/>
